--- a/Uniform_Acceleration_Student_Handout.docx
+++ b/Uniform_Acceleration_Student_Handout.docx
@@ -2,6 +2,20 @@
 <file path=word/document.xml><?xml version="1.0" encoding="utf-8"?>
 <w:document xmlns:wpc="http://schemas.microsoft.com/office/word/2010/wordprocessingCanvas" xmlns:mo="http://schemas.microsoft.com/office/mac/office/2008/main" xmlns:mc="http://schemas.openxmlformats.org/markup-compatibility/2006" xmlns:mv="urn:schemas-microsoft-com:mac:vml" xmlns:o="urn:schemas-microsoft-com:office:office" xmlns:r="http://schemas.openxmlformats.org/officeDocument/2006/relationships" xmlns:m="http://schemas.openxmlformats.org/officeDocument/2006/math" xmlns:v="urn:schemas-microsoft-com:vml" xmlns:wp14="http://schemas.microsoft.com/office/word/2010/wordprocessingDrawing" xmlns:wp="http://schemas.openxmlformats.org/drawingml/2006/wordprocessingDrawing" xmlns:w10="urn:schemas-microsoft-com:office:word" xmlns:w="http://schemas.openxmlformats.org/wordprocessingml/2006/main" xmlns:w14="http://schemas.microsoft.com/office/word/2010/wordml" xmlns:wpg="http://schemas.microsoft.com/office/word/2010/wordprocessingGroup" xmlns:wpi="http://schemas.microsoft.com/office/word/2010/wordprocessingInk" xmlns:wne="http://schemas.microsoft.com/office/word/2006/wordml" xmlns:wps="http://schemas.microsoft.com/office/word/2010/wordprocessingShape" mc:Ignorable="w14 wp14">
   <w:body>
+    <w:p>
+      <w:pPr>
+        <w:spacing w:after="20" w:before="0"/>
+      </w:pPr>
+      <w:r>
+        <w:rPr>
+          <w:rFonts w:ascii="Arial" w:hAnsi="Arial"/>
+          <w:b/>
+          <w:color w:val="D67B19"/>
+          <w:sz w:val="17"/>
+        </w:rPr>
+        <w:t>THE THINKING EXPERIMENT | UNIFORMLY ACCELERATED PARTICLE MODEL</w:t>
+      </w:r>
+    </w:p>
     <w:p>
       <w:pPr>
         <w:spacing w:after="40" w:before="0"/>
@@ -10,37 +24,23 @@
         <w:rPr>
           <w:rFonts w:ascii="Arial" w:hAnsi="Arial"/>
           <w:b/>
-          <w:color w:val="D67B19"/>
-          <w:sz w:val="17"/>
+          <w:color w:val="0F7E9B"/>
+          <w:sz w:val="30"/>
         </w:rPr>
-        <w:t>THE THINKING EXPERIMENT | MODELING INSTRUCTION</w:t>
+        <w:t>Lab Extension: Increasing and Decreasing Speed</w:t>
       </w:r>
     </w:p>
     <w:p>
       <w:pPr>
-        <w:spacing w:after="60" w:before="0"/>
+        <w:spacing w:after="160" w:before="0"/>
       </w:pPr>
       <w:r>
         <w:rPr>
           <w:rFonts w:ascii="Arial" w:hAnsi="Arial"/>
-          <w:b/>
-          <w:color w:val="0F7E9B"/>
-          <w:sz w:val="32"/>
-        </w:rPr>
-        <w:t>Uniformly Accelerated Particle Model</w:t>
-      </w:r>
-    </w:p>
-    <w:p>
-      <w:pPr>
-        <w:spacing w:after="200" w:before="0"/>
-      </w:pPr>
-      <w:r>
-        <w:rPr>
-          <w:rFonts w:ascii="Arial" w:hAnsi="Arial"/>
-          <w:color w:val="64748B"/>
+          <w:color w:val="4B6570"/>
           <w:sz w:val="19"/>
         </w:rPr>
-        <w:t>Lab Extension: Increasing and Decreasing Speed | Name: _______________________ Date: ________ Period: ____</w:t>
+        <w:t>Student Inquiry Worksheet | Name: _______________________ Date: ________ Period: ____</w:t>
       </w:r>
     </w:p>
     <w:tbl>
@@ -51,18 +51,18 @@
         <w:tblLook w:firstColumn="1" w:firstRow="1" w:lastColumn="0" w:lastRow="0" w:noHBand="0" w:noVBand="1" w:val="04A0"/>
       </w:tblPr>
       <w:tblGrid>
-        <w:gridCol w:w="10080"/>
+        <w:gridCol w:w="10368"/>
       </w:tblGrid>
       <w:tr>
         <w:tc>
           <w:tcPr>
-            <w:tcW w:type="dxa" w:w="10800"/>
+            <w:tcW w:type="dxa" w:w="10944"/>
             <w:shd w:val="clear" w:color="auto" w:fill="0F7E9B"/>
             <w:tcMar>
-              <w:top w:w="100" w:type="dxa"/>
-              <w:bottom w:w="100" w:type="dxa"/>
-              <w:left w:w="140" w:type="dxa"/>
-              <w:right w:w="140" w:type="dxa"/>
+              <w:top w:w="80" w:type="dxa"/>
+              <w:bottom w:w="80" w:type="dxa"/>
+              <w:left w:w="120" w:type="dxa"/>
+              <w:right w:w="120" w:type="dxa"/>
             </w:tcMar>
           </w:tcPr>
           <w:p>
@@ -74,9 +74,9 @@
                 <w:rFonts w:ascii="Arial" w:hAnsi="Arial"/>
                 <w:b/>
                 <w:color w:val="FFFFFF"/>
-                <w:sz w:val="23"/>
+                <w:sz w:val="22"/>
               </w:rPr>
-              <w:t>1. Increasing speed in the positive direction</w:t>
+              <w:t>Scenario 1: Increasing Speed in the Positive Direction (+v, +a)</w:t>
             </w:r>
           </w:p>
         </w:tc>
@@ -84,14 +84,55 @@
     </w:tbl>
     <w:p>
       <w:pPr>
-        <w:spacing w:before="120" w:after="80"/>
+        <w:spacing w:before="100" w:after="60"/>
       </w:pPr>
       <w:r>
         <w:rPr>
           <w:rFonts w:ascii="Arial" w:hAnsi="Arial"/>
+          <w:b/>
           <w:sz w:val="19"/>
         </w:rPr>
-        <w:t>a. Without using the motion detector, observe the motion of the cart as it starts from rest and rolls down the incline away from the detector (+ direction).</w:t>
+        <w:t>a. Observe the cart starting from rest at x=0.2m and speeding up as it rolls down the ramp away from the detector (+ direction).</w:t>
+      </w:r>
+    </w:p>
+    <w:p>
+      <w:pPr>
+        <w:spacing w:after="80" w:before="0"/>
+        <w:jc w:val="center"/>
+      </w:pPr>
+      <w:r>
+        <w:drawing>
+          <wp:inline xmlns:a="http://schemas.openxmlformats.org/drawingml/2006/main" xmlns:pic="http://schemas.openxmlformats.org/drawingml/2006/picture">
+            <wp:extent cx="5669280" cy="1395515"/>
+            <wp:docPr id="1" name="Picture 1"/>
+            <wp:cNvGraphicFramePr>
+              <a:graphicFrameLocks noChangeAspect="1"/>
+            </wp:cNvGraphicFramePr>
+            <a:graphic>
+              <a:graphicData uri="http://schemas.openxmlformats.org/drawingml/2006/picture">
+                <pic:pic>
+                  <pic:nvPicPr>
+                    <pic:cNvPr id="0" name="ramp_scen_1.png"/>
+                    <pic:cNvPicPr/>
+                  </pic:nvPicPr>
+                  <pic:blipFill>
+                    <a:blip r:embed="rId9"/>
+                    <a:stretch>
+                      <a:fillRect/>
+                    </a:stretch>
+                  </pic:blipFill>
+                  <pic:spPr>
+                    <a:xfrm>
+                      <a:off x="0" y="0"/>
+                      <a:ext cx="5669280" cy="1395515"/>
+                    </a:xfrm>
+                    <a:prstGeom prst="rect"/>
+                  </pic:spPr>
+                </pic:pic>
+              </a:graphicData>
+            </a:graphic>
+          </wp:inline>
+        </w:drawing>
       </w:r>
     </w:p>
     <w:tbl>
@@ -101,27 +142,27 @@
         <w:tblLayout w:type="fixed"/>
         <w:tblLook w:firstColumn="1" w:firstRow="1" w:lastColumn="0" w:lastRow="0" w:noHBand="0" w:noVBand="1" w:val="04A0"/>
         <w:tblBorders>
-          <w:top w:val="single" w:sz="6" w:space="0" w:color="CBD5E1"/>
-          <w:bottom w:val="single" w:sz="6" w:space="0" w:color="CBD5E1"/>
-          <w:left w:val="single" w:sz="6" w:space="0" w:color="CBD5E1"/>
-          <w:right w:val="single" w:sz="6" w:space="0" w:color="CBD5E1"/>
-          <w:insideH w:val="single" w:sz="6" w:space="0" w:color="CBD5E1"/>
-          <w:insideV w:val="single" w:sz="6" w:space="0" w:color="CBD5E1"/>
+          <w:top w:val="single" w:sz="4" w:space="0" w:color="CBD5E1"/>
+          <w:bottom w:val="single" w:sz="4" w:space="0" w:color="CBD5E1"/>
+          <w:left w:val="single" w:sz="4" w:space="0" w:color="CBD5E1"/>
+          <w:right w:val="single" w:sz="4" w:space="0" w:color="CBD5E1"/>
+          <w:insideH w:val="single" w:sz="4" w:space="0" w:color="CBD5E1"/>
+          <w:insideV w:val="single" w:sz="4" w:space="0" w:color="CBD5E1"/>
         </w:tblBorders>
       </w:tblPr>
       <w:tblGrid>
-        <w:gridCol w:w="10080"/>
+        <w:gridCol w:w="10368"/>
       </w:tblGrid>
       <w:tr>
         <w:tc>
           <w:tcPr>
-            <w:tcW w:type="dxa" w:w="10800"/>
+            <w:tcW w:type="dxa" w:w="10944"/>
             <w:shd w:val="clear" w:color="auto" w:fill="E6F4F8"/>
             <w:tcMar>
-              <w:top w:w="60" w:type="dxa"/>
-              <w:bottom w:w="60" w:type="dxa"/>
-              <w:left w:w="100" w:type="dxa"/>
-              <w:right w:w="100" w:type="dxa"/>
+              <w:top w:w="40" w:type="dxa"/>
+              <w:bottom w:w="40" w:type="dxa"/>
+              <w:left w:w="80" w:type="dxa"/>
+              <w:right w:w="80" w:type="dxa"/>
             </w:tcMar>
           </w:tcPr>
           <w:p>
@@ -133,9 +174,9 @@
                 <w:rFonts w:ascii="Arial" w:hAnsi="Arial"/>
                 <w:b/>
                 <w:color w:val="0F7E9B"/>
-                <w:sz w:val="18"/>
+                <w:sz w:val="17"/>
               </w:rPr>
-              <w:t>b. Draw a motion map. Include velocity and acceleration vectors.</w:t>
+              <w:t>b. Motion Map: Draw strobe position dots (•), velocity vectors (→), and acceleration vectors (→).</w:t>
             </w:r>
           </w:p>
         </w:tc>
@@ -143,13 +184,13 @@
       <w:tr>
         <w:tc>
           <w:tcPr>
-            <w:tcW w:type="dxa" w:w="10800"/>
+            <w:tcW w:type="dxa" w:w="10944"/>
             <w:shd w:val="clear" w:color="auto" w:fill="FFFFFF"/>
             <w:tcMar>
-              <w:top w:w="140" w:type="dxa"/>
-              <w:bottom w:w="140" w:type="dxa"/>
-              <w:left w:w="100" w:type="dxa"/>
-              <w:right w:w="100" w:type="dxa"/>
+              <w:top w:w="40" w:type="dxa"/>
+              <w:bottom w:w="40" w:type="dxa"/>
+              <w:left w:w="40" w:type="dxa"/>
+              <w:right w:w="40" w:type="dxa"/>
             </w:tcMar>
           </w:tcPr>
           <w:p>
@@ -158,12 +199,38 @@
               <w:jc w:val="center"/>
             </w:pPr>
             <w:r>
-              <w:rPr>
-                <w:rFonts w:ascii="Courier New" w:hAnsi="Courier New"/>
-                <w:color w:val="64748B"/>
-                <w:sz w:val="18"/>
-              </w:rPr>
-              <w:t>0 position ───────────────────────────────────────────────────────────── +</w:t>
+              <w:drawing>
+                <wp:inline xmlns:a="http://schemas.openxmlformats.org/drawingml/2006/main" xmlns:pic="http://schemas.openxmlformats.org/drawingml/2006/picture">
+                  <wp:extent cx="6035040" cy="976256"/>
+                  <wp:docPr id="2" name="Picture 2"/>
+                  <wp:cNvGraphicFramePr>
+                    <a:graphicFrameLocks noChangeAspect="1"/>
+                  </wp:cNvGraphicFramePr>
+                  <a:graphic>
+                    <a:graphicData uri="http://schemas.openxmlformats.org/drawingml/2006/picture">
+                      <pic:pic>
+                        <pic:nvPicPr>
+                          <pic:cNvPr id="0" name="mm_scen_1.png"/>
+                          <pic:cNvPicPr/>
+                        </pic:nvPicPr>
+                        <pic:blipFill>
+                          <a:blip r:embed="rId10"/>
+                          <a:stretch>
+                            <a:fillRect/>
+                          </a:stretch>
+                        </pic:blipFill>
+                        <pic:spPr>
+                          <a:xfrm>
+                            <a:off x="0" y="0"/>
+                            <a:ext cx="6035040" cy="976256"/>
+                          </a:xfrm>
+                          <a:prstGeom prst="rect"/>
+                        </pic:spPr>
+                      </pic:pic>
+                    </a:graphicData>
+                  </a:graphic>
+                </wp:inline>
+              </w:drawing>
             </w:r>
           </w:p>
         </w:tc>
@@ -190,16 +257,16 @@
         </w:tblBorders>
       </w:tblPr>
       <w:tblGrid>
-        <w:gridCol w:w="4968"/>
-        <w:gridCol w:w="4968"/>
+        <w:gridCol w:w="5112"/>
+        <w:gridCol w:w="5112"/>
       </w:tblGrid>
       <w:tr>
         <w:tc>
           <w:tcPr>
-            <w:tcW w:type="dxa" w:w="5400"/>
+            <w:tcW w:type="dxa" w:w="5472"/>
             <w:tcMar>
-              <w:top w:w="60" w:type="dxa"/>
-              <w:bottom w:w="60" w:type="dxa"/>
+              <w:top w:w="50" w:type="dxa"/>
+              <w:bottom w:w="50" w:type="dxa"/>
               <w:left w:w="80" w:type="dxa"/>
               <w:right w:w="80" w:type="dxa"/>
             </w:tcMar>
@@ -212,20 +279,20 @@
               <w:rPr>
                 <w:rFonts w:ascii="Arial" w:hAnsi="Arial"/>
                 <w:b/>
-                <w:sz w:val="18"/>
+                <w:sz w:val="17"/>
               </w:rPr>
-              <w:t>c. Is velocity positive or negative?</w:t>
+              <w:t>c. Is the velocity positive or negative?</w:t>
               <w:br/>
-              <w:t>[   ] Positive   [   ] Negative</w:t>
+              <w:t>[   ] Positive (+)    [   ] Negative (-)</w:t>
             </w:r>
           </w:p>
         </w:tc>
         <w:tc>
           <w:tcPr>
-            <w:tcW w:type="dxa" w:w="5400"/>
+            <w:tcW w:type="dxa" w:w="5472"/>
             <w:tcMar>
-              <w:top w:w="60" w:type="dxa"/>
-              <w:bottom w:w="60" w:type="dxa"/>
+              <w:top w:w="50" w:type="dxa"/>
+              <w:bottom w:w="50" w:type="dxa"/>
               <w:left w:w="80" w:type="dxa"/>
               <w:right w:w="80" w:type="dxa"/>
             </w:tcMar>
@@ -238,11 +305,11 @@
               <w:rPr>
                 <w:rFonts w:ascii="Arial" w:hAnsi="Arial"/>
                 <w:b/>
-                <w:sz w:val="18"/>
+                <w:sz w:val="17"/>
               </w:rPr>
-              <w:t>d. Is acceleration positive or negative?</w:t>
+              <w:t>d. Is the acceleration positive or negative?</w:t>
               <w:br/>
-              <w:t>[   ] Positive   [   ] Negative</w:t>
+              <w:t>[   ] Positive (+)    [   ] Negative (-)</w:t>
             </w:r>
           </w:p>
         </w:tc>
@@ -269,18 +336,197 @@
         </w:tblBorders>
       </w:tblPr>
       <w:tblGrid>
-        <w:gridCol w:w="3168"/>
-        <w:gridCol w:w="3168"/>
+        <w:gridCol w:w="3312"/>
+        <w:gridCol w:w="3312"/>
         <w:gridCol w:w="3744"/>
       </w:tblGrid>
       <w:tr>
         <w:tc>
           <w:tcPr>
-            <w:tcW w:type="dxa" w:w="3600"/>
+            <w:tcW w:type="dxa" w:w="3648"/>
             <w:shd w:val="clear" w:color="auto" w:fill="E6F4F8"/>
             <w:tcMar>
-              <w:top w:w="60" w:type="dxa"/>
-              <w:bottom w:w="60" w:type="dxa"/>
+              <w:top w:w="40" w:type="dxa"/>
+              <w:bottom w:w="40" w:type="dxa"/>
+              <w:left w:w="50" w:type="dxa"/>
+              <w:right w:w="50" w:type="dxa"/>
+            </w:tcMar>
+          </w:tcPr>
+          <w:p>
+            <w:pPr>
+              <w:spacing w:after="0"/>
+            </w:pPr>
+            <w:r>
+              <w:rPr>
+                <w:rFonts w:ascii="Arial" w:hAnsi="Arial"/>
+                <w:b/>
+                <w:color w:val="0F7E9B"/>
+                <w:sz w:val="16"/>
+              </w:rPr>
+              <w:t>e. Predict Graphs (Sketch)</w:t>
+            </w:r>
+          </w:p>
+        </w:tc>
+        <w:tc>
+          <w:tcPr>
+            <w:tcW w:type="dxa" w:w="3648"/>
+            <w:shd w:val="clear" w:color="auto" w:fill="E6F4F8"/>
+            <w:tcMar>
+              <w:top w:w="40" w:type="dxa"/>
+              <w:bottom w:w="40" w:type="dxa"/>
+              <w:left w:w="50" w:type="dxa"/>
+              <w:right w:w="50" w:type="dxa"/>
+            </w:tcMar>
+          </w:tcPr>
+          <w:p>
+            <w:pPr>
+              <w:spacing w:after="0"/>
+            </w:pPr>
+            <w:r>
+              <w:rPr>
+                <w:rFonts w:ascii="Arial" w:hAnsi="Arial"/>
+                <w:b/>
+                <w:color w:val="0F7E9B"/>
+                <w:sz w:val="16"/>
+              </w:rPr>
+              <w:t>f. Record Detector Graphs</w:t>
+            </w:r>
+          </w:p>
+        </w:tc>
+        <w:tc>
+          <w:tcPr>
+            <w:tcW w:type="dxa" w:w="3648"/>
+            <w:shd w:val="clear" w:color="auto" w:fill="E6F4F8"/>
+            <w:tcMar>
+              <w:top w:w="40" w:type="dxa"/>
+              <w:bottom w:w="40" w:type="dxa"/>
+              <w:left w:w="50" w:type="dxa"/>
+              <w:right w:w="50" w:type="dxa"/>
+            </w:tcMar>
+          </w:tcPr>
+          <w:p>
+            <w:pPr>
+              <w:spacing w:after="0"/>
+            </w:pPr>
+            <w:r>
+              <w:rPr>
+                <w:rFonts w:ascii="Arial" w:hAnsi="Arial"/>
+                <w:b/>
+                <w:color w:val="0F7E9B"/>
+                <w:sz w:val="16"/>
+              </w:rPr>
+              <w:t>g &amp; h. Slope Interpretation</w:t>
+            </w:r>
+          </w:p>
+        </w:tc>
+      </w:tr>
+      <w:tr>
+        <w:tc>
+          <w:tcPr>
+            <w:tcW w:type="dxa" w:w="3648"/>
+            <w:tcMar>
+              <w:top w:w="20" w:type="dxa"/>
+              <w:bottom w:w="20" w:type="dxa"/>
+              <w:left w:w="20" w:type="dxa"/>
+              <w:right w:w="20" w:type="dxa"/>
+            </w:tcMar>
+          </w:tcPr>
+          <w:p>
+            <w:pPr>
+              <w:jc w:val="center"/>
+            </w:pPr>
+            <w:r>
+              <w:drawing>
+                <wp:inline xmlns:a="http://schemas.openxmlformats.org/drawingml/2006/main" xmlns:pic="http://schemas.openxmlformats.org/drawingml/2006/picture">
+                  <wp:extent cx="1920240" cy="1210586"/>
+                  <wp:docPr id="3" name="Picture 3"/>
+                  <wp:cNvGraphicFramePr>
+                    <a:graphicFrameLocks noChangeAspect="1"/>
+                  </wp:cNvGraphicFramePr>
+                  <a:graphic>
+                    <a:graphicData uri="http://schemas.openxmlformats.org/drawingml/2006/picture">
+                      <pic:pic>
+                        <pic:nvPicPr>
+                          <pic:cNvPr id="0" name="grid_xt.png"/>
+                          <pic:cNvPicPr/>
+                        </pic:nvPicPr>
+                        <pic:blipFill>
+                          <a:blip r:embed="rId11"/>
+                          <a:stretch>
+                            <a:fillRect/>
+                          </a:stretch>
+                        </pic:blipFill>
+                        <pic:spPr>
+                          <a:xfrm>
+                            <a:off x="0" y="0"/>
+                            <a:ext cx="1920240" cy="1210586"/>
+                          </a:xfrm>
+                          <a:prstGeom prst="rect"/>
+                        </pic:spPr>
+                      </pic:pic>
+                    </a:graphicData>
+                  </a:graphic>
+                </wp:inline>
+              </w:drawing>
+            </w:r>
+          </w:p>
+        </w:tc>
+        <w:tc>
+          <w:tcPr>
+            <w:tcW w:type="dxa" w:w="3648"/>
+            <w:tcMar>
+              <w:top w:w="20" w:type="dxa"/>
+              <w:bottom w:w="20" w:type="dxa"/>
+              <w:left w:w="20" w:type="dxa"/>
+              <w:right w:w="20" w:type="dxa"/>
+            </w:tcMar>
+          </w:tcPr>
+          <w:p>
+            <w:pPr>
+              <w:jc w:val="center"/>
+            </w:pPr>
+            <w:r>
+              <w:drawing>
+                <wp:inline xmlns:a="http://schemas.openxmlformats.org/drawingml/2006/main" xmlns:pic="http://schemas.openxmlformats.org/drawingml/2006/picture">
+                  <wp:extent cx="1920240" cy="1210586"/>
+                  <wp:docPr id="4" name="Picture 4"/>
+                  <wp:cNvGraphicFramePr>
+                    <a:graphicFrameLocks noChangeAspect="1"/>
+                  </wp:cNvGraphicFramePr>
+                  <a:graphic>
+                    <a:graphicData uri="http://schemas.openxmlformats.org/drawingml/2006/picture">
+                      <pic:pic>
+                        <pic:nvPicPr>
+                          <pic:cNvPr id="0" name="grid_xt.png"/>
+                          <pic:cNvPicPr/>
+                        </pic:nvPicPr>
+                        <pic:blipFill>
+                          <a:blip r:embed="rId11"/>
+                          <a:stretch>
+                            <a:fillRect/>
+                          </a:stretch>
+                        </pic:blipFill>
+                        <pic:spPr>
+                          <a:xfrm>
+                            <a:off x="0" y="0"/>
+                            <a:ext cx="1920240" cy="1210586"/>
+                          </a:xfrm>
+                          <a:prstGeom prst="rect"/>
+                        </pic:spPr>
+                      </pic:pic>
+                    </a:graphicData>
+                  </a:graphic>
+                </wp:inline>
+              </w:drawing>
+            </w:r>
+          </w:p>
+        </w:tc>
+        <w:tc>
+          <w:tcPr>
+            <w:tcW w:type="dxa" w:w="3648"/>
+            <w:tcMar>
+              <w:top w:w="40" w:type="dxa"/>
+              <w:bottom w:w="40" w:type="dxa"/>
               <w:left w:w="60" w:type="dxa"/>
               <w:right w:w="60" w:type="dxa"/>
             </w:tcMar>
@@ -292,21 +538,126 @@
             <w:r>
               <w:rPr>
                 <w:rFonts w:ascii="Arial" w:hAnsi="Arial"/>
-                <w:b/>
-                <w:color w:val="0F7E9B"/>
-                <w:sz w:val="17"/>
+                <w:sz w:val="15"/>
               </w:rPr>
-              <w:t>e. Predict Graphs</w:t>
+              <w:t>g. The slope of position-time is:</w:t>
+              <w:br/>
+              <w:t>[  ] constant  [  ] increasing  [  ] decreasing</w:t>
+              <w:br/>
+              <w:t>and [  ] positive  [  ] negative</w:t>
+              <w:br/>
+              <w:t>and represents: __________________</w:t>
+            </w:r>
+          </w:p>
+        </w:tc>
+      </w:tr>
+      <w:tr>
+        <w:tc>
+          <w:tcPr>
+            <w:tcW w:type="dxa" w:w="3648"/>
+            <w:tcMar>
+              <w:top w:w="20" w:type="dxa"/>
+              <w:bottom w:w="20" w:type="dxa"/>
+              <w:left w:w="20" w:type="dxa"/>
+              <w:right w:w="20" w:type="dxa"/>
+            </w:tcMar>
+          </w:tcPr>
+          <w:p>
+            <w:pPr>
+              <w:jc w:val="center"/>
+            </w:pPr>
+            <w:r>
+              <w:drawing>
+                <wp:inline xmlns:a="http://schemas.openxmlformats.org/drawingml/2006/main" xmlns:pic="http://schemas.openxmlformats.org/drawingml/2006/picture">
+                  <wp:extent cx="1920240" cy="1210586"/>
+                  <wp:docPr id="5" name="Picture 5"/>
+                  <wp:cNvGraphicFramePr>
+                    <a:graphicFrameLocks noChangeAspect="1"/>
+                  </wp:cNvGraphicFramePr>
+                  <a:graphic>
+                    <a:graphicData uri="http://schemas.openxmlformats.org/drawingml/2006/picture">
+                      <pic:pic>
+                        <pic:nvPicPr>
+                          <pic:cNvPr id="0" name="grid_vt.png"/>
+                          <pic:cNvPicPr/>
+                        </pic:nvPicPr>
+                        <pic:blipFill>
+                          <a:blip r:embed="rId12"/>
+                          <a:stretch>
+                            <a:fillRect/>
+                          </a:stretch>
+                        </pic:blipFill>
+                        <pic:spPr>
+                          <a:xfrm>
+                            <a:off x="0" y="0"/>
+                            <a:ext cx="1920240" cy="1210586"/>
+                          </a:xfrm>
+                          <a:prstGeom prst="rect"/>
+                        </pic:spPr>
+                      </pic:pic>
+                    </a:graphicData>
+                  </a:graphic>
+                </wp:inline>
+              </w:drawing>
             </w:r>
           </w:p>
         </w:tc>
         <w:tc>
           <w:tcPr>
-            <w:tcW w:type="dxa" w:w="3600"/>
-            <w:shd w:val="clear" w:color="auto" w:fill="E6F4F8"/>
+            <w:tcW w:type="dxa" w:w="3648"/>
             <w:tcMar>
-              <w:top w:w="60" w:type="dxa"/>
-              <w:bottom w:w="60" w:type="dxa"/>
+              <w:top w:w="20" w:type="dxa"/>
+              <w:bottom w:w="20" w:type="dxa"/>
+              <w:left w:w="20" w:type="dxa"/>
+              <w:right w:w="20" w:type="dxa"/>
+            </w:tcMar>
+          </w:tcPr>
+          <w:p>
+            <w:pPr>
+              <w:jc w:val="center"/>
+            </w:pPr>
+            <w:r>
+              <w:drawing>
+                <wp:inline xmlns:a="http://schemas.openxmlformats.org/drawingml/2006/main" xmlns:pic="http://schemas.openxmlformats.org/drawingml/2006/picture">
+                  <wp:extent cx="1920240" cy="1210586"/>
+                  <wp:docPr id="6" name="Picture 6"/>
+                  <wp:cNvGraphicFramePr>
+                    <a:graphicFrameLocks noChangeAspect="1"/>
+                  </wp:cNvGraphicFramePr>
+                  <a:graphic>
+                    <a:graphicData uri="http://schemas.openxmlformats.org/drawingml/2006/picture">
+                      <pic:pic>
+                        <pic:nvPicPr>
+                          <pic:cNvPr id="0" name="grid_vt.png"/>
+                          <pic:cNvPicPr/>
+                        </pic:nvPicPr>
+                        <pic:blipFill>
+                          <a:blip r:embed="rId12"/>
+                          <a:stretch>
+                            <a:fillRect/>
+                          </a:stretch>
+                        </pic:blipFill>
+                        <pic:spPr>
+                          <a:xfrm>
+                            <a:off x="0" y="0"/>
+                            <a:ext cx="1920240" cy="1210586"/>
+                          </a:xfrm>
+                          <a:prstGeom prst="rect"/>
+                        </pic:spPr>
+                      </pic:pic>
+                    </a:graphicData>
+                  </a:graphic>
+                </wp:inline>
+              </w:drawing>
+            </w:r>
+          </w:p>
+        </w:tc>
+        <w:tc>
+          <w:tcPr>
+            <w:tcW w:type="dxa" w:w="3648"/>
+            <w:tcMar>
+              <w:top w:w="40" w:type="dxa"/>
+              <w:bottom w:w="40" w:type="dxa"/>
               <w:left w:w="60" w:type="dxa"/>
               <w:right w:w="60" w:type="dxa"/>
             </w:tcMar>
@@ -318,21 +669,126 @@
             <w:r>
               <w:rPr>
                 <w:rFonts w:ascii="Arial" w:hAnsi="Arial"/>
-                <w:b/>
-                <w:color w:val="0F7E9B"/>
-                <w:sz w:val="17"/>
+                <w:sz w:val="15"/>
               </w:rPr>
-              <w:t>f. Recorded Motion Detector</w:t>
+              <w:t>h. The slope of velocity-time is:</w:t>
+              <w:br/>
+              <w:t>[  ] constant  [  ] increasing  [  ] decreasing</w:t>
+              <w:br/>
+              <w:t>and [  ] positive  [  ] negative</w:t>
+              <w:br/>
+              <w:t>and represents: __________________</w:t>
+            </w:r>
+          </w:p>
+        </w:tc>
+      </w:tr>
+      <w:tr>
+        <w:tc>
+          <w:tcPr>
+            <w:tcW w:type="dxa" w:w="3648"/>
+            <w:tcMar>
+              <w:top w:w="20" w:type="dxa"/>
+              <w:bottom w:w="20" w:type="dxa"/>
+              <w:left w:w="20" w:type="dxa"/>
+              <w:right w:w="20" w:type="dxa"/>
+            </w:tcMar>
+          </w:tcPr>
+          <w:p>
+            <w:pPr>
+              <w:jc w:val="center"/>
+            </w:pPr>
+            <w:r>
+              <w:drawing>
+                <wp:inline xmlns:a="http://schemas.openxmlformats.org/drawingml/2006/main" xmlns:pic="http://schemas.openxmlformats.org/drawingml/2006/picture">
+                  <wp:extent cx="1920240" cy="1210586"/>
+                  <wp:docPr id="7" name="Picture 7"/>
+                  <wp:cNvGraphicFramePr>
+                    <a:graphicFrameLocks noChangeAspect="1"/>
+                  </wp:cNvGraphicFramePr>
+                  <a:graphic>
+                    <a:graphicData uri="http://schemas.openxmlformats.org/drawingml/2006/picture">
+                      <pic:pic>
+                        <pic:nvPicPr>
+                          <pic:cNvPr id="0" name="grid_at.png"/>
+                          <pic:cNvPicPr/>
+                        </pic:nvPicPr>
+                        <pic:blipFill>
+                          <a:blip r:embed="rId13"/>
+                          <a:stretch>
+                            <a:fillRect/>
+                          </a:stretch>
+                        </pic:blipFill>
+                        <pic:spPr>
+                          <a:xfrm>
+                            <a:off x="0" y="0"/>
+                            <a:ext cx="1920240" cy="1210586"/>
+                          </a:xfrm>
+                          <a:prstGeom prst="rect"/>
+                        </pic:spPr>
+                      </pic:pic>
+                    </a:graphicData>
+                  </a:graphic>
+                </wp:inline>
+              </w:drawing>
             </w:r>
           </w:p>
         </w:tc>
         <w:tc>
           <w:tcPr>
-            <w:tcW w:type="dxa" w:w="3600"/>
-            <w:shd w:val="clear" w:color="auto" w:fill="E6F4F8"/>
+            <w:tcW w:type="dxa" w:w="3648"/>
             <w:tcMar>
-              <w:top w:w="60" w:type="dxa"/>
-              <w:bottom w:w="60" w:type="dxa"/>
+              <w:top w:w="20" w:type="dxa"/>
+              <w:bottom w:w="20" w:type="dxa"/>
+              <w:left w:w="20" w:type="dxa"/>
+              <w:right w:w="20" w:type="dxa"/>
+            </w:tcMar>
+          </w:tcPr>
+          <w:p>
+            <w:pPr>
+              <w:jc w:val="center"/>
+            </w:pPr>
+            <w:r>
+              <w:drawing>
+                <wp:inline xmlns:a="http://schemas.openxmlformats.org/drawingml/2006/main" xmlns:pic="http://schemas.openxmlformats.org/drawingml/2006/picture">
+                  <wp:extent cx="1920240" cy="1210586"/>
+                  <wp:docPr id="8" name="Picture 8"/>
+                  <wp:cNvGraphicFramePr>
+                    <a:graphicFrameLocks noChangeAspect="1"/>
+                  </wp:cNvGraphicFramePr>
+                  <a:graphic>
+                    <a:graphicData uri="http://schemas.openxmlformats.org/drawingml/2006/picture">
+                      <pic:pic>
+                        <pic:nvPicPr>
+                          <pic:cNvPr id="0" name="grid_at.png"/>
+                          <pic:cNvPicPr/>
+                        </pic:nvPicPr>
+                        <pic:blipFill>
+                          <a:blip r:embed="rId13"/>
+                          <a:stretch>
+                            <a:fillRect/>
+                          </a:stretch>
+                        </pic:blipFill>
+                        <pic:spPr>
+                          <a:xfrm>
+                            <a:off x="0" y="0"/>
+                            <a:ext cx="1920240" cy="1210586"/>
+                          </a:xfrm>
+                          <a:prstGeom prst="rect"/>
+                        </pic:spPr>
+                      </pic:pic>
+                    </a:graphicData>
+                  </a:graphic>
+                </wp:inline>
+              </w:drawing>
+            </w:r>
+          </w:p>
+        </w:tc>
+        <w:tc>
+          <w:tcPr>
+            <w:tcW w:type="dxa" w:w="3648"/>
+            <w:tcMar>
+              <w:top w:w="40" w:type="dxa"/>
+              <w:bottom w:w="40" w:type="dxa"/>
               <w:left w:w="60" w:type="dxa"/>
               <w:right w:w="60" w:type="dxa"/>
             </w:tcMar>
@@ -344,246 +800,15 @@
             <w:r>
               <w:rPr>
                 <w:rFonts w:ascii="Arial" w:hAnsi="Arial"/>
-                <w:b/>
-                <w:color w:val="0F7E9B"/>
-                <w:sz w:val="17"/>
-              </w:rPr>
-              <w:t>Slope Analysis</w:t>
-            </w:r>
-          </w:p>
-        </w:tc>
-      </w:tr>
-      <w:tr>
-        <w:tc>
-          <w:tcPr>
-            <w:tcW w:type="dxa" w:w="3600"/>
-            <w:tcMar>
-              <w:top w:w="40" w:type="dxa"/>
-              <w:bottom w:w="40" w:type="dxa"/>
-              <w:left w:w="40" w:type="dxa"/>
-              <w:right w:w="40" w:type="dxa"/>
-            </w:tcMar>
-          </w:tcPr>
-          <w:p>
-            <w:r>
-              <w:rPr>
                 <w:sz w:val="15"/>
               </w:rPr>
-              <w:t>Position (x vs t)</w:t>
+              <w:t>Acceleration is uniform:</w:t>
               <w:br/>
+              <w:t>• Magnitude: a = g·sin(θ)</w:t>
               <w:br/>
-              <w:t xml:space="preserve">+ | </w:t>
+              <w:t>• Sign: [  ] Positive  [  ] Negative</w:t>
               <w:br/>
-              <w:t xml:space="preserve">  | </w:t>
-              <w:br/>
-              <w:t>0 └─── t</w:t>
-            </w:r>
-          </w:p>
-        </w:tc>
-        <w:tc>
-          <w:tcPr>
-            <w:tcW w:type="dxa" w:w="3600"/>
-            <w:tcMar>
-              <w:top w:w="40" w:type="dxa"/>
-              <w:bottom w:w="40" w:type="dxa"/>
-              <w:left w:w="40" w:type="dxa"/>
-              <w:right w:w="40" w:type="dxa"/>
-            </w:tcMar>
-          </w:tcPr>
-          <w:p>
-            <w:r>
-              <w:rPr>
-                <w:sz w:val="15"/>
-              </w:rPr>
-              <w:t>Position (x vs t)</w:t>
-              <w:br/>
-              <w:br/>
-              <w:t xml:space="preserve">+ | </w:t>
-              <w:br/>
-              <w:t xml:space="preserve">  | </w:t>
-              <w:br/>
-              <w:t>0 └─── t</w:t>
-            </w:r>
-          </w:p>
-        </w:tc>
-        <w:tc>
-          <w:tcPr>
-            <w:tcW w:type="dxa" w:w="3600"/>
-            <w:tcMar>
-              <w:top w:w="40" w:type="dxa"/>
-              <w:bottom w:w="40" w:type="dxa"/>
-              <w:left w:w="40" w:type="dxa"/>
-              <w:right w:w="40" w:type="dxa"/>
-            </w:tcMar>
-          </w:tcPr>
-          <w:p>
-            <w:r>
-              <w:rPr>
-                <w:sz w:val="16"/>
-              </w:rPr>
-              <w:t>g. The slope of position-time is:</w:t>
-              <w:br/>
-              <w:t>( constant / increasing / decreasing )</w:t>
-              <w:br/>
-              <w:t>and ( positive / negative )</w:t>
-              <w:br/>
-              <w:t>and represents ___________________.</w:t>
-            </w:r>
-          </w:p>
-        </w:tc>
-      </w:tr>
-      <w:tr>
-        <w:tc>
-          <w:tcPr>
-            <w:tcW w:type="dxa" w:w="3600"/>
-            <w:tcMar>
-              <w:top w:w="40" w:type="dxa"/>
-              <w:bottom w:w="40" w:type="dxa"/>
-              <w:left w:w="40" w:type="dxa"/>
-              <w:right w:w="40" w:type="dxa"/>
-            </w:tcMar>
-          </w:tcPr>
-          <w:p>
-            <w:r>
-              <w:rPr>
-                <w:sz w:val="15"/>
-              </w:rPr>
-              <w:t>Velocity (v vs t)</w:t>
-              <w:br/>
-              <w:br/>
-              <w:t xml:space="preserve">+ | </w:t>
-              <w:br/>
-              <w:t>0 ┼─── t</w:t>
-              <w:br/>
-              <w:t>- |</w:t>
-            </w:r>
-          </w:p>
-        </w:tc>
-        <w:tc>
-          <w:tcPr>
-            <w:tcW w:type="dxa" w:w="3600"/>
-            <w:tcMar>
-              <w:top w:w="40" w:type="dxa"/>
-              <w:bottom w:w="40" w:type="dxa"/>
-              <w:left w:w="40" w:type="dxa"/>
-              <w:right w:w="40" w:type="dxa"/>
-            </w:tcMar>
-          </w:tcPr>
-          <w:p>
-            <w:r>
-              <w:rPr>
-                <w:sz w:val="15"/>
-              </w:rPr>
-              <w:t>Velocity (v vs t)</w:t>
-              <w:br/>
-              <w:br/>
-              <w:t xml:space="preserve">+ | </w:t>
-              <w:br/>
-              <w:t>0 ┼─── t</w:t>
-              <w:br/>
-              <w:t>- |</w:t>
-            </w:r>
-          </w:p>
-        </w:tc>
-        <w:tc>
-          <w:tcPr>
-            <w:tcW w:type="dxa" w:w="3600"/>
-            <w:tcMar>
-              <w:top w:w="40" w:type="dxa"/>
-              <w:bottom w:w="40" w:type="dxa"/>
-              <w:left w:w="40" w:type="dxa"/>
-              <w:right w:w="40" w:type="dxa"/>
-            </w:tcMar>
-          </w:tcPr>
-          <w:p>
-            <w:r>
-              <w:rPr>
-                <w:sz w:val="16"/>
-              </w:rPr>
-              <w:t>h. The slope of velocity-time is:</w:t>
-              <w:br/>
-              <w:t>( constant / increasing / decreasing )</w:t>
-              <w:br/>
-              <w:t>and ( positive / negative )</w:t>
-              <w:br/>
-              <w:t>and represents ___________________.</w:t>
-            </w:r>
-          </w:p>
-        </w:tc>
-      </w:tr>
-      <w:tr>
-        <w:tc>
-          <w:tcPr>
-            <w:tcW w:type="dxa" w:w="3600"/>
-            <w:tcMar>
-              <w:top w:w="40" w:type="dxa"/>
-              <w:bottom w:w="40" w:type="dxa"/>
-              <w:left w:w="40" w:type="dxa"/>
-              <w:right w:w="40" w:type="dxa"/>
-            </w:tcMar>
-          </w:tcPr>
-          <w:p>
-            <w:r>
-              <w:rPr>
-                <w:sz w:val="15"/>
-              </w:rPr>
-              <w:t>Acceleration (a vs t)</w:t>
-              <w:br/>
-              <w:br/>
-              <w:t xml:space="preserve">+ | </w:t>
-              <w:br/>
-              <w:t>0 ┼─── t</w:t>
-              <w:br/>
-              <w:t>- |</w:t>
-            </w:r>
-          </w:p>
-        </w:tc>
-        <w:tc>
-          <w:tcPr>
-            <w:tcW w:type="dxa" w:w="3600"/>
-            <w:tcMar>
-              <w:top w:w="40" w:type="dxa"/>
-              <w:bottom w:w="40" w:type="dxa"/>
-              <w:left w:w="40" w:type="dxa"/>
-              <w:right w:w="40" w:type="dxa"/>
-            </w:tcMar>
-          </w:tcPr>
-          <w:p>
-            <w:r>
-              <w:rPr>
-                <w:sz w:val="15"/>
-              </w:rPr>
-              <w:t>Acceleration (a vs t)</w:t>
-              <w:br/>
-              <w:br/>
-              <w:t xml:space="preserve">+ | </w:t>
-              <w:br/>
-              <w:t>0 ┼─── t</w:t>
-              <w:br/>
-              <w:t>- |</w:t>
-            </w:r>
-          </w:p>
-        </w:tc>
-        <w:tc>
-          <w:tcPr>
-            <w:tcW w:type="dxa" w:w="3600"/>
-            <w:tcMar>
-              <w:top w:w="40" w:type="dxa"/>
-              <w:bottom w:w="40" w:type="dxa"/>
-              <w:left w:w="40" w:type="dxa"/>
-              <w:right w:w="40" w:type="dxa"/>
-            </w:tcMar>
-          </w:tcPr>
-          <w:p>
-            <w:r>
-              <w:rPr>
-                <w:sz w:val="16"/>
-              </w:rPr>
-              <w:t>Acceleration is constant:</w:t>
-              <w:br/>
-              <w:t>a = g·sin(θ)</w:t>
-              <w:br/>
-              <w:t>Direction: [  ] Positive  [  ] Negative</w:t>
+              <w:t>• Direction: Always points down ramp.</w:t>
             </w:r>
           </w:p>
         </w:tc>
@@ -602,18 +827,18 @@
         <w:tblLook w:firstColumn="1" w:firstRow="1" w:lastColumn="0" w:lastRow="0" w:noHBand="0" w:noVBand="1" w:val="04A0"/>
       </w:tblPr>
       <w:tblGrid>
-        <w:gridCol w:w="10080"/>
+        <w:gridCol w:w="10368"/>
       </w:tblGrid>
       <w:tr>
         <w:tc>
           <w:tcPr>
-            <w:tcW w:type="dxa" w:w="10800"/>
+            <w:tcW w:type="dxa" w:w="10944"/>
             <w:shd w:val="clear" w:color="auto" w:fill="0F7E9B"/>
             <w:tcMar>
-              <w:top w:w="100" w:type="dxa"/>
-              <w:bottom w:w="100" w:type="dxa"/>
-              <w:left w:w="140" w:type="dxa"/>
-              <w:right w:w="140" w:type="dxa"/>
+              <w:top w:w="80" w:type="dxa"/>
+              <w:bottom w:w="80" w:type="dxa"/>
+              <w:left w:w="120" w:type="dxa"/>
+              <w:right w:w="120" w:type="dxa"/>
             </w:tcMar>
           </w:tcPr>
           <w:p>
@@ -625,9 +850,9 @@
                 <w:rFonts w:ascii="Arial" w:hAnsi="Arial"/>
                 <w:b/>
                 <w:color w:val="FFFFFF"/>
-                <w:sz w:val="23"/>
+                <w:sz w:val="22"/>
               </w:rPr>
-              <w:t>2. Decreasing speed in the positive direction</w:t>
+              <w:t>Scenario 2: Decreasing Speed in the Positive Direction (+v, -a)</w:t>
             </w:r>
           </w:p>
         </w:tc>
@@ -635,14 +860,55 @@
     </w:tbl>
     <w:p>
       <w:pPr>
-        <w:spacing w:before="120" w:after="80"/>
+        <w:spacing w:before="100" w:after="60"/>
       </w:pPr>
       <w:r>
         <w:rPr>
           <w:rFonts w:ascii="Arial" w:hAnsi="Arial"/>
+          <w:b/>
           <w:sz w:val="19"/>
         </w:rPr>
-        <w:t>a. Without using the motion detector, observe the motion of the cart slowing after an initial push up the ramp away from the detector. Answer questions for the cart while coasting.</w:t>
+        <w:t>a. Observe the cart slowing down as it coasts up the ramp away from the detector (+ direction) after an initial push. (Answer while coasting).</w:t>
+      </w:r>
+    </w:p>
+    <w:p>
+      <w:pPr>
+        <w:spacing w:after="80" w:before="0"/>
+        <w:jc w:val="center"/>
+      </w:pPr>
+      <w:r>
+        <w:drawing>
+          <wp:inline xmlns:a="http://schemas.openxmlformats.org/drawingml/2006/main" xmlns:pic="http://schemas.openxmlformats.org/drawingml/2006/picture">
+            <wp:extent cx="5669280" cy="1395515"/>
+            <wp:docPr id="9" name="Picture 9"/>
+            <wp:cNvGraphicFramePr>
+              <a:graphicFrameLocks noChangeAspect="1"/>
+            </wp:cNvGraphicFramePr>
+            <a:graphic>
+              <a:graphicData uri="http://schemas.openxmlformats.org/drawingml/2006/picture">
+                <pic:pic>
+                  <pic:nvPicPr>
+                    <pic:cNvPr id="0" name="ramp_scen_2.png"/>
+                    <pic:cNvPicPr/>
+                  </pic:nvPicPr>
+                  <pic:blipFill>
+                    <a:blip r:embed="rId14"/>
+                    <a:stretch>
+                      <a:fillRect/>
+                    </a:stretch>
+                  </pic:blipFill>
+                  <pic:spPr>
+                    <a:xfrm>
+                      <a:off x="0" y="0"/>
+                      <a:ext cx="5669280" cy="1395515"/>
+                    </a:xfrm>
+                    <a:prstGeom prst="rect"/>
+                  </pic:spPr>
+                </pic:pic>
+              </a:graphicData>
+            </a:graphic>
+          </wp:inline>
+        </w:drawing>
       </w:r>
     </w:p>
     <w:tbl>
@@ -652,27 +918,27 @@
         <w:tblLayout w:type="fixed"/>
         <w:tblLook w:firstColumn="1" w:firstRow="1" w:lastColumn="0" w:lastRow="0" w:noHBand="0" w:noVBand="1" w:val="04A0"/>
         <w:tblBorders>
-          <w:top w:val="single" w:sz="6" w:space="0" w:color="CBD5E1"/>
-          <w:bottom w:val="single" w:sz="6" w:space="0" w:color="CBD5E1"/>
-          <w:left w:val="single" w:sz="6" w:space="0" w:color="CBD5E1"/>
-          <w:right w:val="single" w:sz="6" w:space="0" w:color="CBD5E1"/>
-          <w:insideH w:val="single" w:sz="6" w:space="0" w:color="CBD5E1"/>
-          <w:insideV w:val="single" w:sz="6" w:space="0" w:color="CBD5E1"/>
+          <w:top w:val="single" w:sz="4" w:space="0" w:color="CBD5E1"/>
+          <w:bottom w:val="single" w:sz="4" w:space="0" w:color="CBD5E1"/>
+          <w:left w:val="single" w:sz="4" w:space="0" w:color="CBD5E1"/>
+          <w:right w:val="single" w:sz="4" w:space="0" w:color="CBD5E1"/>
+          <w:insideH w:val="single" w:sz="4" w:space="0" w:color="CBD5E1"/>
+          <w:insideV w:val="single" w:sz="4" w:space="0" w:color="CBD5E1"/>
         </w:tblBorders>
       </w:tblPr>
       <w:tblGrid>
-        <w:gridCol w:w="10080"/>
+        <w:gridCol w:w="10368"/>
       </w:tblGrid>
       <w:tr>
         <w:tc>
           <w:tcPr>
-            <w:tcW w:type="dxa" w:w="10800"/>
+            <w:tcW w:type="dxa" w:w="10944"/>
             <w:shd w:val="clear" w:color="auto" w:fill="E6F4F8"/>
             <w:tcMar>
-              <w:top w:w="60" w:type="dxa"/>
-              <w:bottom w:w="60" w:type="dxa"/>
-              <w:left w:w="100" w:type="dxa"/>
-              <w:right w:w="100" w:type="dxa"/>
+              <w:top w:w="40" w:type="dxa"/>
+              <w:bottom w:w="40" w:type="dxa"/>
+              <w:left w:w="80" w:type="dxa"/>
+              <w:right w:w="80" w:type="dxa"/>
             </w:tcMar>
           </w:tcPr>
           <w:p>
@@ -684,9 +950,9 @@
                 <w:rFonts w:ascii="Arial" w:hAnsi="Arial"/>
                 <w:b/>
                 <w:color w:val="0F7E9B"/>
-                <w:sz w:val="18"/>
+                <w:sz w:val="17"/>
               </w:rPr>
-              <w:t>b. Draw a motion map. Include velocity and acceleration vectors.</w:t>
+              <w:t>b. Motion Map: Draw strobe position dots (•), velocity vectors (→), and acceleration vectors (→).</w:t>
             </w:r>
           </w:p>
         </w:tc>
@@ -694,13 +960,13 @@
       <w:tr>
         <w:tc>
           <w:tcPr>
-            <w:tcW w:type="dxa" w:w="10800"/>
+            <w:tcW w:type="dxa" w:w="10944"/>
             <w:shd w:val="clear" w:color="auto" w:fill="FFFFFF"/>
             <w:tcMar>
-              <w:top w:w="140" w:type="dxa"/>
-              <w:bottom w:w="140" w:type="dxa"/>
-              <w:left w:w="100" w:type="dxa"/>
-              <w:right w:w="100" w:type="dxa"/>
+              <w:top w:w="40" w:type="dxa"/>
+              <w:bottom w:w="40" w:type="dxa"/>
+              <w:left w:w="40" w:type="dxa"/>
+              <w:right w:w="40" w:type="dxa"/>
             </w:tcMar>
           </w:tcPr>
           <w:p>
@@ -709,12 +975,38 @@
               <w:jc w:val="center"/>
             </w:pPr>
             <w:r>
-              <w:rPr>
-                <w:rFonts w:ascii="Courier New" w:hAnsi="Courier New"/>
-                <w:color w:val="64748B"/>
-                <w:sz w:val="18"/>
-              </w:rPr>
-              <w:t>0 position ───────────────────────────────────────────────────────────── +</w:t>
+              <w:drawing>
+                <wp:inline xmlns:a="http://schemas.openxmlformats.org/drawingml/2006/main" xmlns:pic="http://schemas.openxmlformats.org/drawingml/2006/picture">
+                  <wp:extent cx="6035040" cy="976256"/>
+                  <wp:docPr id="10" name="Picture 10"/>
+                  <wp:cNvGraphicFramePr>
+                    <a:graphicFrameLocks noChangeAspect="1"/>
+                  </wp:cNvGraphicFramePr>
+                  <a:graphic>
+                    <a:graphicData uri="http://schemas.openxmlformats.org/drawingml/2006/picture">
+                      <pic:pic>
+                        <pic:nvPicPr>
+                          <pic:cNvPr id="0" name="mm_scen_1.png"/>
+                          <pic:cNvPicPr/>
+                        </pic:nvPicPr>
+                        <pic:blipFill>
+                          <a:blip r:embed="rId10"/>
+                          <a:stretch>
+                            <a:fillRect/>
+                          </a:stretch>
+                        </pic:blipFill>
+                        <pic:spPr>
+                          <a:xfrm>
+                            <a:off x="0" y="0"/>
+                            <a:ext cx="6035040" cy="976256"/>
+                          </a:xfrm>
+                          <a:prstGeom prst="rect"/>
+                        </pic:spPr>
+                      </pic:pic>
+                    </a:graphicData>
+                  </a:graphic>
+                </wp:inline>
+              </w:drawing>
             </w:r>
           </w:p>
         </w:tc>
@@ -741,16 +1033,16 @@
         </w:tblBorders>
       </w:tblPr>
       <w:tblGrid>
-        <w:gridCol w:w="4968"/>
-        <w:gridCol w:w="4968"/>
+        <w:gridCol w:w="5112"/>
+        <w:gridCol w:w="5112"/>
       </w:tblGrid>
       <w:tr>
         <w:tc>
           <w:tcPr>
-            <w:tcW w:type="dxa" w:w="5400"/>
+            <w:tcW w:type="dxa" w:w="5472"/>
             <w:tcMar>
-              <w:top w:w="60" w:type="dxa"/>
-              <w:bottom w:w="60" w:type="dxa"/>
+              <w:top w:w="50" w:type="dxa"/>
+              <w:bottom w:w="50" w:type="dxa"/>
               <w:left w:w="80" w:type="dxa"/>
               <w:right w:w="80" w:type="dxa"/>
             </w:tcMar>
@@ -763,20 +1055,20 @@
               <w:rPr>
                 <w:rFonts w:ascii="Arial" w:hAnsi="Arial"/>
                 <w:b/>
-                <w:sz w:val="18"/>
+                <w:sz w:val="17"/>
               </w:rPr>
-              <w:t>c. Is velocity positive or negative?</w:t>
+              <w:t>c. Is the velocity positive or negative?</w:t>
               <w:br/>
-              <w:t>[   ] Positive   [   ] Negative</w:t>
+              <w:t>[   ] Positive (+)    [   ] Negative (-)</w:t>
             </w:r>
           </w:p>
         </w:tc>
         <w:tc>
           <w:tcPr>
-            <w:tcW w:type="dxa" w:w="5400"/>
+            <w:tcW w:type="dxa" w:w="5472"/>
             <w:tcMar>
-              <w:top w:w="60" w:type="dxa"/>
-              <w:bottom w:w="60" w:type="dxa"/>
+              <w:top w:w="50" w:type="dxa"/>
+              <w:bottom w:w="50" w:type="dxa"/>
               <w:left w:w="80" w:type="dxa"/>
               <w:right w:w="80" w:type="dxa"/>
             </w:tcMar>
@@ -789,11 +1081,11 @@
               <w:rPr>
                 <w:rFonts w:ascii="Arial" w:hAnsi="Arial"/>
                 <w:b/>
-                <w:sz w:val="18"/>
+                <w:sz w:val="17"/>
               </w:rPr>
-              <w:t>d. Is acceleration positive or negative?</w:t>
+              <w:t>d. Is the acceleration positive or negative?</w:t>
               <w:br/>
-              <w:t>[   ] Positive   [   ] Negative</w:t>
+              <w:t>[   ] Positive (+)    [   ] Negative (-)</w:t>
             </w:r>
           </w:p>
         </w:tc>
@@ -820,18 +1112,197 @@
         </w:tblBorders>
       </w:tblPr>
       <w:tblGrid>
-        <w:gridCol w:w="3168"/>
-        <w:gridCol w:w="3168"/>
+        <w:gridCol w:w="3312"/>
+        <w:gridCol w:w="3312"/>
         <w:gridCol w:w="3744"/>
       </w:tblGrid>
       <w:tr>
         <w:tc>
           <w:tcPr>
-            <w:tcW w:type="dxa" w:w="3600"/>
+            <w:tcW w:type="dxa" w:w="3648"/>
             <w:shd w:val="clear" w:color="auto" w:fill="E6F4F8"/>
             <w:tcMar>
-              <w:top w:w="60" w:type="dxa"/>
-              <w:bottom w:w="60" w:type="dxa"/>
+              <w:top w:w="40" w:type="dxa"/>
+              <w:bottom w:w="40" w:type="dxa"/>
+              <w:left w:w="50" w:type="dxa"/>
+              <w:right w:w="50" w:type="dxa"/>
+            </w:tcMar>
+          </w:tcPr>
+          <w:p>
+            <w:pPr>
+              <w:spacing w:after="0"/>
+            </w:pPr>
+            <w:r>
+              <w:rPr>
+                <w:rFonts w:ascii="Arial" w:hAnsi="Arial"/>
+                <w:b/>
+                <w:color w:val="0F7E9B"/>
+                <w:sz w:val="16"/>
+              </w:rPr>
+              <w:t>e. Predict Graphs (Sketch)</w:t>
+            </w:r>
+          </w:p>
+        </w:tc>
+        <w:tc>
+          <w:tcPr>
+            <w:tcW w:type="dxa" w:w="3648"/>
+            <w:shd w:val="clear" w:color="auto" w:fill="E6F4F8"/>
+            <w:tcMar>
+              <w:top w:w="40" w:type="dxa"/>
+              <w:bottom w:w="40" w:type="dxa"/>
+              <w:left w:w="50" w:type="dxa"/>
+              <w:right w:w="50" w:type="dxa"/>
+            </w:tcMar>
+          </w:tcPr>
+          <w:p>
+            <w:pPr>
+              <w:spacing w:after="0"/>
+            </w:pPr>
+            <w:r>
+              <w:rPr>
+                <w:rFonts w:ascii="Arial" w:hAnsi="Arial"/>
+                <w:b/>
+                <w:color w:val="0F7E9B"/>
+                <w:sz w:val="16"/>
+              </w:rPr>
+              <w:t>f. Record Detector Graphs</w:t>
+            </w:r>
+          </w:p>
+        </w:tc>
+        <w:tc>
+          <w:tcPr>
+            <w:tcW w:type="dxa" w:w="3648"/>
+            <w:shd w:val="clear" w:color="auto" w:fill="E6F4F8"/>
+            <w:tcMar>
+              <w:top w:w="40" w:type="dxa"/>
+              <w:bottom w:w="40" w:type="dxa"/>
+              <w:left w:w="50" w:type="dxa"/>
+              <w:right w:w="50" w:type="dxa"/>
+            </w:tcMar>
+          </w:tcPr>
+          <w:p>
+            <w:pPr>
+              <w:spacing w:after="0"/>
+            </w:pPr>
+            <w:r>
+              <w:rPr>
+                <w:rFonts w:ascii="Arial" w:hAnsi="Arial"/>
+                <w:b/>
+                <w:color w:val="0F7E9B"/>
+                <w:sz w:val="16"/>
+              </w:rPr>
+              <w:t>g &amp; h. Slope Interpretation</w:t>
+            </w:r>
+          </w:p>
+        </w:tc>
+      </w:tr>
+      <w:tr>
+        <w:tc>
+          <w:tcPr>
+            <w:tcW w:type="dxa" w:w="3648"/>
+            <w:tcMar>
+              <w:top w:w="20" w:type="dxa"/>
+              <w:bottom w:w="20" w:type="dxa"/>
+              <w:left w:w="20" w:type="dxa"/>
+              <w:right w:w="20" w:type="dxa"/>
+            </w:tcMar>
+          </w:tcPr>
+          <w:p>
+            <w:pPr>
+              <w:jc w:val="center"/>
+            </w:pPr>
+            <w:r>
+              <w:drawing>
+                <wp:inline xmlns:a="http://schemas.openxmlformats.org/drawingml/2006/main" xmlns:pic="http://schemas.openxmlformats.org/drawingml/2006/picture">
+                  <wp:extent cx="1920240" cy="1210586"/>
+                  <wp:docPr id="11" name="Picture 11"/>
+                  <wp:cNvGraphicFramePr>
+                    <a:graphicFrameLocks noChangeAspect="1"/>
+                  </wp:cNvGraphicFramePr>
+                  <a:graphic>
+                    <a:graphicData uri="http://schemas.openxmlformats.org/drawingml/2006/picture">
+                      <pic:pic>
+                        <pic:nvPicPr>
+                          <pic:cNvPr id="0" name="grid_xt.png"/>
+                          <pic:cNvPicPr/>
+                        </pic:nvPicPr>
+                        <pic:blipFill>
+                          <a:blip r:embed="rId11"/>
+                          <a:stretch>
+                            <a:fillRect/>
+                          </a:stretch>
+                        </pic:blipFill>
+                        <pic:spPr>
+                          <a:xfrm>
+                            <a:off x="0" y="0"/>
+                            <a:ext cx="1920240" cy="1210586"/>
+                          </a:xfrm>
+                          <a:prstGeom prst="rect"/>
+                        </pic:spPr>
+                      </pic:pic>
+                    </a:graphicData>
+                  </a:graphic>
+                </wp:inline>
+              </w:drawing>
+            </w:r>
+          </w:p>
+        </w:tc>
+        <w:tc>
+          <w:tcPr>
+            <w:tcW w:type="dxa" w:w="3648"/>
+            <w:tcMar>
+              <w:top w:w="20" w:type="dxa"/>
+              <w:bottom w:w="20" w:type="dxa"/>
+              <w:left w:w="20" w:type="dxa"/>
+              <w:right w:w="20" w:type="dxa"/>
+            </w:tcMar>
+          </w:tcPr>
+          <w:p>
+            <w:pPr>
+              <w:jc w:val="center"/>
+            </w:pPr>
+            <w:r>
+              <w:drawing>
+                <wp:inline xmlns:a="http://schemas.openxmlformats.org/drawingml/2006/main" xmlns:pic="http://schemas.openxmlformats.org/drawingml/2006/picture">
+                  <wp:extent cx="1920240" cy="1210586"/>
+                  <wp:docPr id="12" name="Picture 12"/>
+                  <wp:cNvGraphicFramePr>
+                    <a:graphicFrameLocks noChangeAspect="1"/>
+                  </wp:cNvGraphicFramePr>
+                  <a:graphic>
+                    <a:graphicData uri="http://schemas.openxmlformats.org/drawingml/2006/picture">
+                      <pic:pic>
+                        <pic:nvPicPr>
+                          <pic:cNvPr id="0" name="grid_xt.png"/>
+                          <pic:cNvPicPr/>
+                        </pic:nvPicPr>
+                        <pic:blipFill>
+                          <a:blip r:embed="rId11"/>
+                          <a:stretch>
+                            <a:fillRect/>
+                          </a:stretch>
+                        </pic:blipFill>
+                        <pic:spPr>
+                          <a:xfrm>
+                            <a:off x="0" y="0"/>
+                            <a:ext cx="1920240" cy="1210586"/>
+                          </a:xfrm>
+                          <a:prstGeom prst="rect"/>
+                        </pic:spPr>
+                      </pic:pic>
+                    </a:graphicData>
+                  </a:graphic>
+                </wp:inline>
+              </w:drawing>
+            </w:r>
+          </w:p>
+        </w:tc>
+        <w:tc>
+          <w:tcPr>
+            <w:tcW w:type="dxa" w:w="3648"/>
+            <w:tcMar>
+              <w:top w:w="40" w:type="dxa"/>
+              <w:bottom w:w="40" w:type="dxa"/>
               <w:left w:w="60" w:type="dxa"/>
               <w:right w:w="60" w:type="dxa"/>
             </w:tcMar>
@@ -843,21 +1314,126 @@
             <w:r>
               <w:rPr>
                 <w:rFonts w:ascii="Arial" w:hAnsi="Arial"/>
-                <w:b/>
-                <w:color w:val="0F7E9B"/>
-                <w:sz w:val="17"/>
+                <w:sz w:val="15"/>
               </w:rPr>
-              <w:t>e. Predict Graphs</w:t>
+              <w:t>g. The slope of position-time is:</w:t>
+              <w:br/>
+              <w:t>[  ] constant  [  ] increasing  [  ] decreasing</w:t>
+              <w:br/>
+              <w:t>and [  ] positive  [  ] negative</w:t>
+              <w:br/>
+              <w:t>and represents: __________________</w:t>
+            </w:r>
+          </w:p>
+        </w:tc>
+      </w:tr>
+      <w:tr>
+        <w:tc>
+          <w:tcPr>
+            <w:tcW w:type="dxa" w:w="3648"/>
+            <w:tcMar>
+              <w:top w:w="20" w:type="dxa"/>
+              <w:bottom w:w="20" w:type="dxa"/>
+              <w:left w:w="20" w:type="dxa"/>
+              <w:right w:w="20" w:type="dxa"/>
+            </w:tcMar>
+          </w:tcPr>
+          <w:p>
+            <w:pPr>
+              <w:jc w:val="center"/>
+            </w:pPr>
+            <w:r>
+              <w:drawing>
+                <wp:inline xmlns:a="http://schemas.openxmlformats.org/drawingml/2006/main" xmlns:pic="http://schemas.openxmlformats.org/drawingml/2006/picture">
+                  <wp:extent cx="1920240" cy="1210586"/>
+                  <wp:docPr id="13" name="Picture 13"/>
+                  <wp:cNvGraphicFramePr>
+                    <a:graphicFrameLocks noChangeAspect="1"/>
+                  </wp:cNvGraphicFramePr>
+                  <a:graphic>
+                    <a:graphicData uri="http://schemas.openxmlformats.org/drawingml/2006/picture">
+                      <pic:pic>
+                        <pic:nvPicPr>
+                          <pic:cNvPr id="0" name="grid_vt.png"/>
+                          <pic:cNvPicPr/>
+                        </pic:nvPicPr>
+                        <pic:blipFill>
+                          <a:blip r:embed="rId12"/>
+                          <a:stretch>
+                            <a:fillRect/>
+                          </a:stretch>
+                        </pic:blipFill>
+                        <pic:spPr>
+                          <a:xfrm>
+                            <a:off x="0" y="0"/>
+                            <a:ext cx="1920240" cy="1210586"/>
+                          </a:xfrm>
+                          <a:prstGeom prst="rect"/>
+                        </pic:spPr>
+                      </pic:pic>
+                    </a:graphicData>
+                  </a:graphic>
+                </wp:inline>
+              </w:drawing>
             </w:r>
           </w:p>
         </w:tc>
         <w:tc>
           <w:tcPr>
-            <w:tcW w:type="dxa" w:w="3600"/>
-            <w:shd w:val="clear" w:color="auto" w:fill="E6F4F8"/>
+            <w:tcW w:type="dxa" w:w="3648"/>
             <w:tcMar>
-              <w:top w:w="60" w:type="dxa"/>
-              <w:bottom w:w="60" w:type="dxa"/>
+              <w:top w:w="20" w:type="dxa"/>
+              <w:bottom w:w="20" w:type="dxa"/>
+              <w:left w:w="20" w:type="dxa"/>
+              <w:right w:w="20" w:type="dxa"/>
+            </w:tcMar>
+          </w:tcPr>
+          <w:p>
+            <w:pPr>
+              <w:jc w:val="center"/>
+            </w:pPr>
+            <w:r>
+              <w:drawing>
+                <wp:inline xmlns:a="http://schemas.openxmlformats.org/drawingml/2006/main" xmlns:pic="http://schemas.openxmlformats.org/drawingml/2006/picture">
+                  <wp:extent cx="1920240" cy="1210586"/>
+                  <wp:docPr id="14" name="Picture 14"/>
+                  <wp:cNvGraphicFramePr>
+                    <a:graphicFrameLocks noChangeAspect="1"/>
+                  </wp:cNvGraphicFramePr>
+                  <a:graphic>
+                    <a:graphicData uri="http://schemas.openxmlformats.org/drawingml/2006/picture">
+                      <pic:pic>
+                        <pic:nvPicPr>
+                          <pic:cNvPr id="0" name="grid_vt.png"/>
+                          <pic:cNvPicPr/>
+                        </pic:nvPicPr>
+                        <pic:blipFill>
+                          <a:blip r:embed="rId12"/>
+                          <a:stretch>
+                            <a:fillRect/>
+                          </a:stretch>
+                        </pic:blipFill>
+                        <pic:spPr>
+                          <a:xfrm>
+                            <a:off x="0" y="0"/>
+                            <a:ext cx="1920240" cy="1210586"/>
+                          </a:xfrm>
+                          <a:prstGeom prst="rect"/>
+                        </pic:spPr>
+                      </pic:pic>
+                    </a:graphicData>
+                  </a:graphic>
+                </wp:inline>
+              </w:drawing>
+            </w:r>
+          </w:p>
+        </w:tc>
+        <w:tc>
+          <w:tcPr>
+            <w:tcW w:type="dxa" w:w="3648"/>
+            <w:tcMar>
+              <w:top w:w="40" w:type="dxa"/>
+              <w:bottom w:w="40" w:type="dxa"/>
               <w:left w:w="60" w:type="dxa"/>
               <w:right w:w="60" w:type="dxa"/>
             </w:tcMar>
@@ -869,21 +1445,126 @@
             <w:r>
               <w:rPr>
                 <w:rFonts w:ascii="Arial" w:hAnsi="Arial"/>
-                <w:b/>
-                <w:color w:val="0F7E9B"/>
-                <w:sz w:val="17"/>
+                <w:sz w:val="15"/>
               </w:rPr>
-              <w:t>f. Recorded Motion Detector</w:t>
+              <w:t>h. The slope of velocity-time is:</w:t>
+              <w:br/>
+              <w:t>[  ] constant  [  ] increasing  [  ] decreasing</w:t>
+              <w:br/>
+              <w:t>and [  ] positive  [  ] negative</w:t>
+              <w:br/>
+              <w:t>and represents: __________________</w:t>
+            </w:r>
+          </w:p>
+        </w:tc>
+      </w:tr>
+      <w:tr>
+        <w:tc>
+          <w:tcPr>
+            <w:tcW w:type="dxa" w:w="3648"/>
+            <w:tcMar>
+              <w:top w:w="20" w:type="dxa"/>
+              <w:bottom w:w="20" w:type="dxa"/>
+              <w:left w:w="20" w:type="dxa"/>
+              <w:right w:w="20" w:type="dxa"/>
+            </w:tcMar>
+          </w:tcPr>
+          <w:p>
+            <w:pPr>
+              <w:jc w:val="center"/>
+            </w:pPr>
+            <w:r>
+              <w:drawing>
+                <wp:inline xmlns:a="http://schemas.openxmlformats.org/drawingml/2006/main" xmlns:pic="http://schemas.openxmlformats.org/drawingml/2006/picture">
+                  <wp:extent cx="1920240" cy="1210586"/>
+                  <wp:docPr id="15" name="Picture 15"/>
+                  <wp:cNvGraphicFramePr>
+                    <a:graphicFrameLocks noChangeAspect="1"/>
+                  </wp:cNvGraphicFramePr>
+                  <a:graphic>
+                    <a:graphicData uri="http://schemas.openxmlformats.org/drawingml/2006/picture">
+                      <pic:pic>
+                        <pic:nvPicPr>
+                          <pic:cNvPr id="0" name="grid_at.png"/>
+                          <pic:cNvPicPr/>
+                        </pic:nvPicPr>
+                        <pic:blipFill>
+                          <a:blip r:embed="rId13"/>
+                          <a:stretch>
+                            <a:fillRect/>
+                          </a:stretch>
+                        </pic:blipFill>
+                        <pic:spPr>
+                          <a:xfrm>
+                            <a:off x="0" y="0"/>
+                            <a:ext cx="1920240" cy="1210586"/>
+                          </a:xfrm>
+                          <a:prstGeom prst="rect"/>
+                        </pic:spPr>
+                      </pic:pic>
+                    </a:graphicData>
+                  </a:graphic>
+                </wp:inline>
+              </w:drawing>
             </w:r>
           </w:p>
         </w:tc>
         <w:tc>
           <w:tcPr>
-            <w:tcW w:type="dxa" w:w="3600"/>
-            <w:shd w:val="clear" w:color="auto" w:fill="E6F4F8"/>
+            <w:tcW w:type="dxa" w:w="3648"/>
             <w:tcMar>
-              <w:top w:w="60" w:type="dxa"/>
-              <w:bottom w:w="60" w:type="dxa"/>
+              <w:top w:w="20" w:type="dxa"/>
+              <w:bottom w:w="20" w:type="dxa"/>
+              <w:left w:w="20" w:type="dxa"/>
+              <w:right w:w="20" w:type="dxa"/>
+            </w:tcMar>
+          </w:tcPr>
+          <w:p>
+            <w:pPr>
+              <w:jc w:val="center"/>
+            </w:pPr>
+            <w:r>
+              <w:drawing>
+                <wp:inline xmlns:a="http://schemas.openxmlformats.org/drawingml/2006/main" xmlns:pic="http://schemas.openxmlformats.org/drawingml/2006/picture">
+                  <wp:extent cx="1920240" cy="1210586"/>
+                  <wp:docPr id="16" name="Picture 16"/>
+                  <wp:cNvGraphicFramePr>
+                    <a:graphicFrameLocks noChangeAspect="1"/>
+                  </wp:cNvGraphicFramePr>
+                  <a:graphic>
+                    <a:graphicData uri="http://schemas.openxmlformats.org/drawingml/2006/picture">
+                      <pic:pic>
+                        <pic:nvPicPr>
+                          <pic:cNvPr id="0" name="grid_at.png"/>
+                          <pic:cNvPicPr/>
+                        </pic:nvPicPr>
+                        <pic:blipFill>
+                          <a:blip r:embed="rId13"/>
+                          <a:stretch>
+                            <a:fillRect/>
+                          </a:stretch>
+                        </pic:blipFill>
+                        <pic:spPr>
+                          <a:xfrm>
+                            <a:off x="0" y="0"/>
+                            <a:ext cx="1920240" cy="1210586"/>
+                          </a:xfrm>
+                          <a:prstGeom prst="rect"/>
+                        </pic:spPr>
+                      </pic:pic>
+                    </a:graphicData>
+                  </a:graphic>
+                </wp:inline>
+              </w:drawing>
+            </w:r>
+          </w:p>
+        </w:tc>
+        <w:tc>
+          <w:tcPr>
+            <w:tcW w:type="dxa" w:w="3648"/>
+            <w:tcMar>
+              <w:top w:w="40" w:type="dxa"/>
+              <w:bottom w:w="40" w:type="dxa"/>
               <w:left w:w="60" w:type="dxa"/>
               <w:right w:w="60" w:type="dxa"/>
             </w:tcMar>
@@ -895,246 +1576,15 @@
             <w:r>
               <w:rPr>
                 <w:rFonts w:ascii="Arial" w:hAnsi="Arial"/>
-                <w:b/>
-                <w:color w:val="0F7E9B"/>
-                <w:sz w:val="17"/>
-              </w:rPr>
-              <w:t>Slope Analysis</w:t>
-            </w:r>
-          </w:p>
-        </w:tc>
-      </w:tr>
-      <w:tr>
-        <w:tc>
-          <w:tcPr>
-            <w:tcW w:type="dxa" w:w="3600"/>
-            <w:tcMar>
-              <w:top w:w="40" w:type="dxa"/>
-              <w:bottom w:w="40" w:type="dxa"/>
-              <w:left w:w="40" w:type="dxa"/>
-              <w:right w:w="40" w:type="dxa"/>
-            </w:tcMar>
-          </w:tcPr>
-          <w:p>
-            <w:r>
-              <w:rPr>
                 <w:sz w:val="15"/>
               </w:rPr>
-              <w:t>Position (x vs t)</w:t>
+              <w:t>Acceleration is uniform:</w:t>
               <w:br/>
+              <w:t>• Magnitude: a = g·sin(θ)</w:t>
               <w:br/>
-              <w:t xml:space="preserve">+ | </w:t>
+              <w:t>• Sign: [  ] Positive  [  ] Negative</w:t>
               <w:br/>
-              <w:t xml:space="preserve">  | </w:t>
-              <w:br/>
-              <w:t>0 └─── t</w:t>
-            </w:r>
-          </w:p>
-        </w:tc>
-        <w:tc>
-          <w:tcPr>
-            <w:tcW w:type="dxa" w:w="3600"/>
-            <w:tcMar>
-              <w:top w:w="40" w:type="dxa"/>
-              <w:bottom w:w="40" w:type="dxa"/>
-              <w:left w:w="40" w:type="dxa"/>
-              <w:right w:w="40" w:type="dxa"/>
-            </w:tcMar>
-          </w:tcPr>
-          <w:p>
-            <w:r>
-              <w:rPr>
-                <w:sz w:val="15"/>
-              </w:rPr>
-              <w:t>Position (x vs t)</w:t>
-              <w:br/>
-              <w:br/>
-              <w:t xml:space="preserve">+ | </w:t>
-              <w:br/>
-              <w:t xml:space="preserve">  | </w:t>
-              <w:br/>
-              <w:t>0 └─── t</w:t>
-            </w:r>
-          </w:p>
-        </w:tc>
-        <w:tc>
-          <w:tcPr>
-            <w:tcW w:type="dxa" w:w="3600"/>
-            <w:tcMar>
-              <w:top w:w="40" w:type="dxa"/>
-              <w:bottom w:w="40" w:type="dxa"/>
-              <w:left w:w="40" w:type="dxa"/>
-              <w:right w:w="40" w:type="dxa"/>
-            </w:tcMar>
-          </w:tcPr>
-          <w:p>
-            <w:r>
-              <w:rPr>
-                <w:sz w:val="16"/>
-              </w:rPr>
-              <w:t>g. The slope of position-time is:</w:t>
-              <w:br/>
-              <w:t>( constant / increasing / decreasing )</w:t>
-              <w:br/>
-              <w:t>and ( positive / negative )</w:t>
-              <w:br/>
-              <w:t>and represents ___________________.</w:t>
-            </w:r>
-          </w:p>
-        </w:tc>
-      </w:tr>
-      <w:tr>
-        <w:tc>
-          <w:tcPr>
-            <w:tcW w:type="dxa" w:w="3600"/>
-            <w:tcMar>
-              <w:top w:w="40" w:type="dxa"/>
-              <w:bottom w:w="40" w:type="dxa"/>
-              <w:left w:w="40" w:type="dxa"/>
-              <w:right w:w="40" w:type="dxa"/>
-            </w:tcMar>
-          </w:tcPr>
-          <w:p>
-            <w:r>
-              <w:rPr>
-                <w:sz w:val="15"/>
-              </w:rPr>
-              <w:t>Velocity (v vs t)</w:t>
-              <w:br/>
-              <w:br/>
-              <w:t xml:space="preserve">+ | </w:t>
-              <w:br/>
-              <w:t>0 ┼─── t</w:t>
-              <w:br/>
-              <w:t>- |</w:t>
-            </w:r>
-          </w:p>
-        </w:tc>
-        <w:tc>
-          <w:tcPr>
-            <w:tcW w:type="dxa" w:w="3600"/>
-            <w:tcMar>
-              <w:top w:w="40" w:type="dxa"/>
-              <w:bottom w:w="40" w:type="dxa"/>
-              <w:left w:w="40" w:type="dxa"/>
-              <w:right w:w="40" w:type="dxa"/>
-            </w:tcMar>
-          </w:tcPr>
-          <w:p>
-            <w:r>
-              <w:rPr>
-                <w:sz w:val="15"/>
-              </w:rPr>
-              <w:t>Velocity (v vs t)</w:t>
-              <w:br/>
-              <w:br/>
-              <w:t xml:space="preserve">+ | </w:t>
-              <w:br/>
-              <w:t>0 ┼─── t</w:t>
-              <w:br/>
-              <w:t>- |</w:t>
-            </w:r>
-          </w:p>
-        </w:tc>
-        <w:tc>
-          <w:tcPr>
-            <w:tcW w:type="dxa" w:w="3600"/>
-            <w:tcMar>
-              <w:top w:w="40" w:type="dxa"/>
-              <w:bottom w:w="40" w:type="dxa"/>
-              <w:left w:w="40" w:type="dxa"/>
-              <w:right w:w="40" w:type="dxa"/>
-            </w:tcMar>
-          </w:tcPr>
-          <w:p>
-            <w:r>
-              <w:rPr>
-                <w:sz w:val="16"/>
-              </w:rPr>
-              <w:t>h. The slope of velocity-time is:</w:t>
-              <w:br/>
-              <w:t>( constant / increasing / decreasing )</w:t>
-              <w:br/>
-              <w:t>and ( positive / negative )</w:t>
-              <w:br/>
-              <w:t>and represents ___________________.</w:t>
-            </w:r>
-          </w:p>
-        </w:tc>
-      </w:tr>
-      <w:tr>
-        <w:tc>
-          <w:tcPr>
-            <w:tcW w:type="dxa" w:w="3600"/>
-            <w:tcMar>
-              <w:top w:w="40" w:type="dxa"/>
-              <w:bottom w:w="40" w:type="dxa"/>
-              <w:left w:w="40" w:type="dxa"/>
-              <w:right w:w="40" w:type="dxa"/>
-            </w:tcMar>
-          </w:tcPr>
-          <w:p>
-            <w:r>
-              <w:rPr>
-                <w:sz w:val="15"/>
-              </w:rPr>
-              <w:t>Acceleration (a vs t)</w:t>
-              <w:br/>
-              <w:br/>
-              <w:t xml:space="preserve">+ | </w:t>
-              <w:br/>
-              <w:t>0 ┼─── t</w:t>
-              <w:br/>
-              <w:t>- |</w:t>
-            </w:r>
-          </w:p>
-        </w:tc>
-        <w:tc>
-          <w:tcPr>
-            <w:tcW w:type="dxa" w:w="3600"/>
-            <w:tcMar>
-              <w:top w:w="40" w:type="dxa"/>
-              <w:bottom w:w="40" w:type="dxa"/>
-              <w:left w:w="40" w:type="dxa"/>
-              <w:right w:w="40" w:type="dxa"/>
-            </w:tcMar>
-          </w:tcPr>
-          <w:p>
-            <w:r>
-              <w:rPr>
-                <w:sz w:val="15"/>
-              </w:rPr>
-              <w:t>Acceleration (a vs t)</w:t>
-              <w:br/>
-              <w:br/>
-              <w:t xml:space="preserve">+ | </w:t>
-              <w:br/>
-              <w:t>0 ┼─── t</w:t>
-              <w:br/>
-              <w:t>- |</w:t>
-            </w:r>
-          </w:p>
-        </w:tc>
-        <w:tc>
-          <w:tcPr>
-            <w:tcW w:type="dxa" w:w="3600"/>
-            <w:tcMar>
-              <w:top w:w="40" w:type="dxa"/>
-              <w:bottom w:w="40" w:type="dxa"/>
-              <w:left w:w="40" w:type="dxa"/>
-              <w:right w:w="40" w:type="dxa"/>
-            </w:tcMar>
-          </w:tcPr>
-          <w:p>
-            <w:r>
-              <w:rPr>
-                <w:sz w:val="16"/>
-              </w:rPr>
-              <w:t>Acceleration is constant:</w:t>
-              <w:br/>
-              <w:t>a = g·sin(θ)</w:t>
-              <w:br/>
-              <w:t>Direction: [  ] Positive  [  ] Negative</w:t>
+              <w:t>• Direction: Always points down ramp.</w:t>
             </w:r>
           </w:p>
         </w:tc>
@@ -1153,18 +1603,18 @@
         <w:tblLook w:firstColumn="1" w:firstRow="1" w:lastColumn="0" w:lastRow="0" w:noHBand="0" w:noVBand="1" w:val="04A0"/>
       </w:tblPr>
       <w:tblGrid>
-        <w:gridCol w:w="10080"/>
+        <w:gridCol w:w="10368"/>
       </w:tblGrid>
       <w:tr>
         <w:tc>
           <w:tcPr>
-            <w:tcW w:type="dxa" w:w="10800"/>
+            <w:tcW w:type="dxa" w:w="10944"/>
             <w:shd w:val="clear" w:color="auto" w:fill="0F7E9B"/>
             <w:tcMar>
-              <w:top w:w="100" w:type="dxa"/>
-              <w:bottom w:w="100" w:type="dxa"/>
-              <w:left w:w="140" w:type="dxa"/>
-              <w:right w:w="140" w:type="dxa"/>
+              <w:top w:w="80" w:type="dxa"/>
+              <w:bottom w:w="80" w:type="dxa"/>
+              <w:left w:w="120" w:type="dxa"/>
+              <w:right w:w="120" w:type="dxa"/>
             </w:tcMar>
           </w:tcPr>
           <w:p>
@@ -1176,9 +1626,9 @@
                 <w:rFonts w:ascii="Arial" w:hAnsi="Arial"/>
                 <w:b/>
                 <w:color w:val="FFFFFF"/>
-                <w:sz w:val="23"/>
+                <w:sz w:val="22"/>
               </w:rPr>
-              <w:t>3. Increasing speed in the negative direction</w:t>
+              <w:t>Scenario 3: Increasing Speed in the Negative Direction (-v, -a)</w:t>
             </w:r>
           </w:p>
         </w:tc>
@@ -1186,14 +1636,55 @@
     </w:tbl>
     <w:p>
       <w:pPr>
-        <w:spacing w:before="120" w:after="80"/>
+        <w:spacing w:before="100" w:after="60"/>
       </w:pPr>
       <w:r>
         <w:rPr>
           <w:rFonts w:ascii="Arial" w:hAnsi="Arial"/>
+          <w:b/>
           <w:sz w:val="19"/>
         </w:rPr>
-        <w:t>a. Observe the motion of the cart starting from rest at the top (+ position) and rolling down the incline towards the motion detector (0 position).</w:t>
+        <w:t>a. Observe the cart starting from rest at the top of the ramp (+ position) and speeding up as it rolls down towards the detector (0 position).</w:t>
+      </w:r>
+    </w:p>
+    <w:p>
+      <w:pPr>
+        <w:spacing w:after="80" w:before="0"/>
+        <w:jc w:val="center"/>
+      </w:pPr>
+      <w:r>
+        <w:drawing>
+          <wp:inline xmlns:a="http://schemas.openxmlformats.org/drawingml/2006/main" xmlns:pic="http://schemas.openxmlformats.org/drawingml/2006/picture">
+            <wp:extent cx="5669280" cy="1395515"/>
+            <wp:docPr id="17" name="Picture 17"/>
+            <wp:cNvGraphicFramePr>
+              <a:graphicFrameLocks noChangeAspect="1"/>
+            </wp:cNvGraphicFramePr>
+            <a:graphic>
+              <a:graphicData uri="http://schemas.openxmlformats.org/drawingml/2006/picture">
+                <pic:pic>
+                  <pic:nvPicPr>
+                    <pic:cNvPr id="0" name="ramp_scen_3.png"/>
+                    <pic:cNvPicPr/>
+                  </pic:nvPicPr>
+                  <pic:blipFill>
+                    <a:blip r:embed="rId15"/>
+                    <a:stretch>
+                      <a:fillRect/>
+                    </a:stretch>
+                  </pic:blipFill>
+                  <pic:spPr>
+                    <a:xfrm>
+                      <a:off x="0" y="0"/>
+                      <a:ext cx="5669280" cy="1395515"/>
+                    </a:xfrm>
+                    <a:prstGeom prst="rect"/>
+                  </pic:spPr>
+                </pic:pic>
+              </a:graphicData>
+            </a:graphic>
+          </wp:inline>
+        </w:drawing>
       </w:r>
     </w:p>
     <w:tbl>
@@ -1203,27 +1694,27 @@
         <w:tblLayout w:type="fixed"/>
         <w:tblLook w:firstColumn="1" w:firstRow="1" w:lastColumn="0" w:lastRow="0" w:noHBand="0" w:noVBand="1" w:val="04A0"/>
         <w:tblBorders>
-          <w:top w:val="single" w:sz="6" w:space="0" w:color="CBD5E1"/>
-          <w:bottom w:val="single" w:sz="6" w:space="0" w:color="CBD5E1"/>
-          <w:left w:val="single" w:sz="6" w:space="0" w:color="CBD5E1"/>
-          <w:right w:val="single" w:sz="6" w:space="0" w:color="CBD5E1"/>
-          <w:insideH w:val="single" w:sz="6" w:space="0" w:color="CBD5E1"/>
-          <w:insideV w:val="single" w:sz="6" w:space="0" w:color="CBD5E1"/>
+          <w:top w:val="single" w:sz="4" w:space="0" w:color="CBD5E1"/>
+          <w:bottom w:val="single" w:sz="4" w:space="0" w:color="CBD5E1"/>
+          <w:left w:val="single" w:sz="4" w:space="0" w:color="CBD5E1"/>
+          <w:right w:val="single" w:sz="4" w:space="0" w:color="CBD5E1"/>
+          <w:insideH w:val="single" w:sz="4" w:space="0" w:color="CBD5E1"/>
+          <w:insideV w:val="single" w:sz="4" w:space="0" w:color="CBD5E1"/>
         </w:tblBorders>
       </w:tblPr>
       <w:tblGrid>
-        <w:gridCol w:w="10080"/>
+        <w:gridCol w:w="10368"/>
       </w:tblGrid>
       <w:tr>
         <w:tc>
           <w:tcPr>
-            <w:tcW w:type="dxa" w:w="10800"/>
+            <w:tcW w:type="dxa" w:w="10944"/>
             <w:shd w:val="clear" w:color="auto" w:fill="E6F4F8"/>
             <w:tcMar>
-              <w:top w:w="60" w:type="dxa"/>
-              <w:bottom w:w="60" w:type="dxa"/>
-              <w:left w:w="100" w:type="dxa"/>
-              <w:right w:w="100" w:type="dxa"/>
+              <w:top w:w="40" w:type="dxa"/>
+              <w:bottom w:w="40" w:type="dxa"/>
+              <w:left w:w="80" w:type="dxa"/>
+              <w:right w:w="80" w:type="dxa"/>
             </w:tcMar>
           </w:tcPr>
           <w:p>
@@ -1235,9 +1726,9 @@
                 <w:rFonts w:ascii="Arial" w:hAnsi="Arial"/>
                 <w:b/>
                 <w:color w:val="0F7E9B"/>
-                <w:sz w:val="18"/>
+                <w:sz w:val="17"/>
               </w:rPr>
-              <w:t>b. Draw a motion map. Include velocity and acceleration vectors.</w:t>
+              <w:t>b. Motion Map: Draw strobe position dots (•), velocity vectors (→), and acceleration vectors (→).</w:t>
             </w:r>
           </w:p>
         </w:tc>
@@ -1245,13 +1736,13 @@
       <w:tr>
         <w:tc>
           <w:tcPr>
-            <w:tcW w:type="dxa" w:w="10800"/>
+            <w:tcW w:type="dxa" w:w="10944"/>
             <w:shd w:val="clear" w:color="auto" w:fill="FFFFFF"/>
             <w:tcMar>
-              <w:top w:w="140" w:type="dxa"/>
-              <w:bottom w:w="140" w:type="dxa"/>
-              <w:left w:w="100" w:type="dxa"/>
-              <w:right w:w="100" w:type="dxa"/>
+              <w:top w:w="40" w:type="dxa"/>
+              <w:bottom w:w="40" w:type="dxa"/>
+              <w:left w:w="40" w:type="dxa"/>
+              <w:right w:w="40" w:type="dxa"/>
             </w:tcMar>
           </w:tcPr>
           <w:p>
@@ -1260,12 +1751,38 @@
               <w:jc w:val="center"/>
             </w:pPr>
             <w:r>
-              <w:rPr>
-                <w:rFonts w:ascii="Courier New" w:hAnsi="Courier New"/>
-                <w:color w:val="64748B"/>
-                <w:sz w:val="18"/>
-              </w:rPr>
-              <w:t>0 position ───────────────────────────────────────────────────────────── +</w:t>
+              <w:drawing>
+                <wp:inline xmlns:a="http://schemas.openxmlformats.org/drawingml/2006/main" xmlns:pic="http://schemas.openxmlformats.org/drawingml/2006/picture">
+                  <wp:extent cx="6035040" cy="976256"/>
+                  <wp:docPr id="18" name="Picture 18"/>
+                  <wp:cNvGraphicFramePr>
+                    <a:graphicFrameLocks noChangeAspect="1"/>
+                  </wp:cNvGraphicFramePr>
+                  <a:graphic>
+                    <a:graphicData uri="http://schemas.openxmlformats.org/drawingml/2006/picture">
+                      <pic:pic>
+                        <pic:nvPicPr>
+                          <pic:cNvPr id="0" name="mm_scen_1.png"/>
+                          <pic:cNvPicPr/>
+                        </pic:nvPicPr>
+                        <pic:blipFill>
+                          <a:blip r:embed="rId10"/>
+                          <a:stretch>
+                            <a:fillRect/>
+                          </a:stretch>
+                        </pic:blipFill>
+                        <pic:spPr>
+                          <a:xfrm>
+                            <a:off x="0" y="0"/>
+                            <a:ext cx="6035040" cy="976256"/>
+                          </a:xfrm>
+                          <a:prstGeom prst="rect"/>
+                        </pic:spPr>
+                      </pic:pic>
+                    </a:graphicData>
+                  </a:graphic>
+                </wp:inline>
+              </w:drawing>
             </w:r>
           </w:p>
         </w:tc>
@@ -1292,16 +1809,16 @@
         </w:tblBorders>
       </w:tblPr>
       <w:tblGrid>
-        <w:gridCol w:w="4968"/>
-        <w:gridCol w:w="4968"/>
+        <w:gridCol w:w="5112"/>
+        <w:gridCol w:w="5112"/>
       </w:tblGrid>
       <w:tr>
         <w:tc>
           <w:tcPr>
-            <w:tcW w:type="dxa" w:w="5400"/>
+            <w:tcW w:type="dxa" w:w="5472"/>
             <w:tcMar>
-              <w:top w:w="60" w:type="dxa"/>
-              <w:bottom w:w="60" w:type="dxa"/>
+              <w:top w:w="50" w:type="dxa"/>
+              <w:bottom w:w="50" w:type="dxa"/>
               <w:left w:w="80" w:type="dxa"/>
               <w:right w:w="80" w:type="dxa"/>
             </w:tcMar>
@@ -1314,20 +1831,20 @@
               <w:rPr>
                 <w:rFonts w:ascii="Arial" w:hAnsi="Arial"/>
                 <w:b/>
-                <w:sz w:val="18"/>
+                <w:sz w:val="17"/>
               </w:rPr>
-              <w:t>c. Is velocity positive or negative?</w:t>
+              <w:t>c. Is the velocity positive or negative?</w:t>
               <w:br/>
-              <w:t>[   ] Positive   [   ] Negative</w:t>
+              <w:t>[   ] Positive (+)    [   ] Negative (-)</w:t>
             </w:r>
           </w:p>
         </w:tc>
         <w:tc>
           <w:tcPr>
-            <w:tcW w:type="dxa" w:w="5400"/>
+            <w:tcW w:type="dxa" w:w="5472"/>
             <w:tcMar>
-              <w:top w:w="60" w:type="dxa"/>
-              <w:bottom w:w="60" w:type="dxa"/>
+              <w:top w:w="50" w:type="dxa"/>
+              <w:bottom w:w="50" w:type="dxa"/>
               <w:left w:w="80" w:type="dxa"/>
               <w:right w:w="80" w:type="dxa"/>
             </w:tcMar>
@@ -1340,11 +1857,11 @@
               <w:rPr>
                 <w:rFonts w:ascii="Arial" w:hAnsi="Arial"/>
                 <w:b/>
-                <w:sz w:val="18"/>
+                <w:sz w:val="17"/>
               </w:rPr>
-              <w:t>d. Is acceleration positive or negative?</w:t>
+              <w:t>d. Is the acceleration positive or negative?</w:t>
               <w:br/>
-              <w:t>[   ] Positive   [   ] Negative</w:t>
+              <w:t>[   ] Positive (+)    [   ] Negative (-)</w:t>
             </w:r>
           </w:p>
         </w:tc>
@@ -1371,18 +1888,197 @@
         </w:tblBorders>
       </w:tblPr>
       <w:tblGrid>
-        <w:gridCol w:w="3168"/>
-        <w:gridCol w:w="3168"/>
+        <w:gridCol w:w="3312"/>
+        <w:gridCol w:w="3312"/>
         <w:gridCol w:w="3744"/>
       </w:tblGrid>
       <w:tr>
         <w:tc>
           <w:tcPr>
-            <w:tcW w:type="dxa" w:w="3600"/>
+            <w:tcW w:type="dxa" w:w="3648"/>
             <w:shd w:val="clear" w:color="auto" w:fill="E6F4F8"/>
             <w:tcMar>
-              <w:top w:w="60" w:type="dxa"/>
-              <w:bottom w:w="60" w:type="dxa"/>
+              <w:top w:w="40" w:type="dxa"/>
+              <w:bottom w:w="40" w:type="dxa"/>
+              <w:left w:w="50" w:type="dxa"/>
+              <w:right w:w="50" w:type="dxa"/>
+            </w:tcMar>
+          </w:tcPr>
+          <w:p>
+            <w:pPr>
+              <w:spacing w:after="0"/>
+            </w:pPr>
+            <w:r>
+              <w:rPr>
+                <w:rFonts w:ascii="Arial" w:hAnsi="Arial"/>
+                <w:b/>
+                <w:color w:val="0F7E9B"/>
+                <w:sz w:val="16"/>
+              </w:rPr>
+              <w:t>e. Predict Graphs (Sketch)</w:t>
+            </w:r>
+          </w:p>
+        </w:tc>
+        <w:tc>
+          <w:tcPr>
+            <w:tcW w:type="dxa" w:w="3648"/>
+            <w:shd w:val="clear" w:color="auto" w:fill="E6F4F8"/>
+            <w:tcMar>
+              <w:top w:w="40" w:type="dxa"/>
+              <w:bottom w:w="40" w:type="dxa"/>
+              <w:left w:w="50" w:type="dxa"/>
+              <w:right w:w="50" w:type="dxa"/>
+            </w:tcMar>
+          </w:tcPr>
+          <w:p>
+            <w:pPr>
+              <w:spacing w:after="0"/>
+            </w:pPr>
+            <w:r>
+              <w:rPr>
+                <w:rFonts w:ascii="Arial" w:hAnsi="Arial"/>
+                <w:b/>
+                <w:color w:val="0F7E9B"/>
+                <w:sz w:val="16"/>
+              </w:rPr>
+              <w:t>f. Record Detector Graphs</w:t>
+            </w:r>
+          </w:p>
+        </w:tc>
+        <w:tc>
+          <w:tcPr>
+            <w:tcW w:type="dxa" w:w="3648"/>
+            <w:shd w:val="clear" w:color="auto" w:fill="E6F4F8"/>
+            <w:tcMar>
+              <w:top w:w="40" w:type="dxa"/>
+              <w:bottom w:w="40" w:type="dxa"/>
+              <w:left w:w="50" w:type="dxa"/>
+              <w:right w:w="50" w:type="dxa"/>
+            </w:tcMar>
+          </w:tcPr>
+          <w:p>
+            <w:pPr>
+              <w:spacing w:after="0"/>
+            </w:pPr>
+            <w:r>
+              <w:rPr>
+                <w:rFonts w:ascii="Arial" w:hAnsi="Arial"/>
+                <w:b/>
+                <w:color w:val="0F7E9B"/>
+                <w:sz w:val="16"/>
+              </w:rPr>
+              <w:t>g &amp; h. Slope Interpretation</w:t>
+            </w:r>
+          </w:p>
+        </w:tc>
+      </w:tr>
+      <w:tr>
+        <w:tc>
+          <w:tcPr>
+            <w:tcW w:type="dxa" w:w="3648"/>
+            <w:tcMar>
+              <w:top w:w="20" w:type="dxa"/>
+              <w:bottom w:w="20" w:type="dxa"/>
+              <w:left w:w="20" w:type="dxa"/>
+              <w:right w:w="20" w:type="dxa"/>
+            </w:tcMar>
+          </w:tcPr>
+          <w:p>
+            <w:pPr>
+              <w:jc w:val="center"/>
+            </w:pPr>
+            <w:r>
+              <w:drawing>
+                <wp:inline xmlns:a="http://schemas.openxmlformats.org/drawingml/2006/main" xmlns:pic="http://schemas.openxmlformats.org/drawingml/2006/picture">
+                  <wp:extent cx="1920240" cy="1210586"/>
+                  <wp:docPr id="19" name="Picture 19"/>
+                  <wp:cNvGraphicFramePr>
+                    <a:graphicFrameLocks noChangeAspect="1"/>
+                  </wp:cNvGraphicFramePr>
+                  <a:graphic>
+                    <a:graphicData uri="http://schemas.openxmlformats.org/drawingml/2006/picture">
+                      <pic:pic>
+                        <pic:nvPicPr>
+                          <pic:cNvPr id="0" name="grid_xt.png"/>
+                          <pic:cNvPicPr/>
+                        </pic:nvPicPr>
+                        <pic:blipFill>
+                          <a:blip r:embed="rId11"/>
+                          <a:stretch>
+                            <a:fillRect/>
+                          </a:stretch>
+                        </pic:blipFill>
+                        <pic:spPr>
+                          <a:xfrm>
+                            <a:off x="0" y="0"/>
+                            <a:ext cx="1920240" cy="1210586"/>
+                          </a:xfrm>
+                          <a:prstGeom prst="rect"/>
+                        </pic:spPr>
+                      </pic:pic>
+                    </a:graphicData>
+                  </a:graphic>
+                </wp:inline>
+              </w:drawing>
+            </w:r>
+          </w:p>
+        </w:tc>
+        <w:tc>
+          <w:tcPr>
+            <w:tcW w:type="dxa" w:w="3648"/>
+            <w:tcMar>
+              <w:top w:w="20" w:type="dxa"/>
+              <w:bottom w:w="20" w:type="dxa"/>
+              <w:left w:w="20" w:type="dxa"/>
+              <w:right w:w="20" w:type="dxa"/>
+            </w:tcMar>
+          </w:tcPr>
+          <w:p>
+            <w:pPr>
+              <w:jc w:val="center"/>
+            </w:pPr>
+            <w:r>
+              <w:drawing>
+                <wp:inline xmlns:a="http://schemas.openxmlformats.org/drawingml/2006/main" xmlns:pic="http://schemas.openxmlformats.org/drawingml/2006/picture">
+                  <wp:extent cx="1920240" cy="1210586"/>
+                  <wp:docPr id="20" name="Picture 20"/>
+                  <wp:cNvGraphicFramePr>
+                    <a:graphicFrameLocks noChangeAspect="1"/>
+                  </wp:cNvGraphicFramePr>
+                  <a:graphic>
+                    <a:graphicData uri="http://schemas.openxmlformats.org/drawingml/2006/picture">
+                      <pic:pic>
+                        <pic:nvPicPr>
+                          <pic:cNvPr id="0" name="grid_xt.png"/>
+                          <pic:cNvPicPr/>
+                        </pic:nvPicPr>
+                        <pic:blipFill>
+                          <a:blip r:embed="rId11"/>
+                          <a:stretch>
+                            <a:fillRect/>
+                          </a:stretch>
+                        </pic:blipFill>
+                        <pic:spPr>
+                          <a:xfrm>
+                            <a:off x="0" y="0"/>
+                            <a:ext cx="1920240" cy="1210586"/>
+                          </a:xfrm>
+                          <a:prstGeom prst="rect"/>
+                        </pic:spPr>
+                      </pic:pic>
+                    </a:graphicData>
+                  </a:graphic>
+                </wp:inline>
+              </w:drawing>
+            </w:r>
+          </w:p>
+        </w:tc>
+        <w:tc>
+          <w:tcPr>
+            <w:tcW w:type="dxa" w:w="3648"/>
+            <w:tcMar>
+              <w:top w:w="40" w:type="dxa"/>
+              <w:bottom w:w="40" w:type="dxa"/>
               <w:left w:w="60" w:type="dxa"/>
               <w:right w:w="60" w:type="dxa"/>
             </w:tcMar>
@@ -1394,21 +2090,126 @@
             <w:r>
               <w:rPr>
                 <w:rFonts w:ascii="Arial" w:hAnsi="Arial"/>
-                <w:b/>
-                <w:color w:val="0F7E9B"/>
-                <w:sz w:val="17"/>
+                <w:sz w:val="15"/>
               </w:rPr>
-              <w:t>e. Predict Graphs</w:t>
+              <w:t>g. The slope of position-time is:</w:t>
+              <w:br/>
+              <w:t>[  ] constant  [  ] increasing  [  ] decreasing</w:t>
+              <w:br/>
+              <w:t>and [  ] positive  [  ] negative</w:t>
+              <w:br/>
+              <w:t>and represents: __________________</w:t>
+            </w:r>
+          </w:p>
+        </w:tc>
+      </w:tr>
+      <w:tr>
+        <w:tc>
+          <w:tcPr>
+            <w:tcW w:type="dxa" w:w="3648"/>
+            <w:tcMar>
+              <w:top w:w="20" w:type="dxa"/>
+              <w:bottom w:w="20" w:type="dxa"/>
+              <w:left w:w="20" w:type="dxa"/>
+              <w:right w:w="20" w:type="dxa"/>
+            </w:tcMar>
+          </w:tcPr>
+          <w:p>
+            <w:pPr>
+              <w:jc w:val="center"/>
+            </w:pPr>
+            <w:r>
+              <w:drawing>
+                <wp:inline xmlns:a="http://schemas.openxmlformats.org/drawingml/2006/main" xmlns:pic="http://schemas.openxmlformats.org/drawingml/2006/picture">
+                  <wp:extent cx="1920240" cy="1210586"/>
+                  <wp:docPr id="21" name="Picture 21"/>
+                  <wp:cNvGraphicFramePr>
+                    <a:graphicFrameLocks noChangeAspect="1"/>
+                  </wp:cNvGraphicFramePr>
+                  <a:graphic>
+                    <a:graphicData uri="http://schemas.openxmlformats.org/drawingml/2006/picture">
+                      <pic:pic>
+                        <pic:nvPicPr>
+                          <pic:cNvPr id="0" name="grid_vt.png"/>
+                          <pic:cNvPicPr/>
+                        </pic:nvPicPr>
+                        <pic:blipFill>
+                          <a:blip r:embed="rId12"/>
+                          <a:stretch>
+                            <a:fillRect/>
+                          </a:stretch>
+                        </pic:blipFill>
+                        <pic:spPr>
+                          <a:xfrm>
+                            <a:off x="0" y="0"/>
+                            <a:ext cx="1920240" cy="1210586"/>
+                          </a:xfrm>
+                          <a:prstGeom prst="rect"/>
+                        </pic:spPr>
+                      </pic:pic>
+                    </a:graphicData>
+                  </a:graphic>
+                </wp:inline>
+              </w:drawing>
             </w:r>
           </w:p>
         </w:tc>
         <w:tc>
           <w:tcPr>
-            <w:tcW w:type="dxa" w:w="3600"/>
-            <w:shd w:val="clear" w:color="auto" w:fill="E6F4F8"/>
+            <w:tcW w:type="dxa" w:w="3648"/>
             <w:tcMar>
-              <w:top w:w="60" w:type="dxa"/>
-              <w:bottom w:w="60" w:type="dxa"/>
+              <w:top w:w="20" w:type="dxa"/>
+              <w:bottom w:w="20" w:type="dxa"/>
+              <w:left w:w="20" w:type="dxa"/>
+              <w:right w:w="20" w:type="dxa"/>
+            </w:tcMar>
+          </w:tcPr>
+          <w:p>
+            <w:pPr>
+              <w:jc w:val="center"/>
+            </w:pPr>
+            <w:r>
+              <w:drawing>
+                <wp:inline xmlns:a="http://schemas.openxmlformats.org/drawingml/2006/main" xmlns:pic="http://schemas.openxmlformats.org/drawingml/2006/picture">
+                  <wp:extent cx="1920240" cy="1210586"/>
+                  <wp:docPr id="22" name="Picture 22"/>
+                  <wp:cNvGraphicFramePr>
+                    <a:graphicFrameLocks noChangeAspect="1"/>
+                  </wp:cNvGraphicFramePr>
+                  <a:graphic>
+                    <a:graphicData uri="http://schemas.openxmlformats.org/drawingml/2006/picture">
+                      <pic:pic>
+                        <pic:nvPicPr>
+                          <pic:cNvPr id="0" name="grid_vt.png"/>
+                          <pic:cNvPicPr/>
+                        </pic:nvPicPr>
+                        <pic:blipFill>
+                          <a:blip r:embed="rId12"/>
+                          <a:stretch>
+                            <a:fillRect/>
+                          </a:stretch>
+                        </pic:blipFill>
+                        <pic:spPr>
+                          <a:xfrm>
+                            <a:off x="0" y="0"/>
+                            <a:ext cx="1920240" cy="1210586"/>
+                          </a:xfrm>
+                          <a:prstGeom prst="rect"/>
+                        </pic:spPr>
+                      </pic:pic>
+                    </a:graphicData>
+                  </a:graphic>
+                </wp:inline>
+              </w:drawing>
+            </w:r>
+          </w:p>
+        </w:tc>
+        <w:tc>
+          <w:tcPr>
+            <w:tcW w:type="dxa" w:w="3648"/>
+            <w:tcMar>
+              <w:top w:w="40" w:type="dxa"/>
+              <w:bottom w:w="40" w:type="dxa"/>
               <w:left w:w="60" w:type="dxa"/>
               <w:right w:w="60" w:type="dxa"/>
             </w:tcMar>
@@ -1420,21 +2221,126 @@
             <w:r>
               <w:rPr>
                 <w:rFonts w:ascii="Arial" w:hAnsi="Arial"/>
-                <w:b/>
-                <w:color w:val="0F7E9B"/>
-                <w:sz w:val="17"/>
+                <w:sz w:val="15"/>
               </w:rPr>
-              <w:t>f. Recorded Motion Detector</w:t>
+              <w:t>h. The slope of velocity-time is:</w:t>
+              <w:br/>
+              <w:t>[  ] constant  [  ] increasing  [  ] decreasing</w:t>
+              <w:br/>
+              <w:t>and [  ] positive  [  ] negative</w:t>
+              <w:br/>
+              <w:t>and represents: __________________</w:t>
+            </w:r>
+          </w:p>
+        </w:tc>
+      </w:tr>
+      <w:tr>
+        <w:tc>
+          <w:tcPr>
+            <w:tcW w:type="dxa" w:w="3648"/>
+            <w:tcMar>
+              <w:top w:w="20" w:type="dxa"/>
+              <w:bottom w:w="20" w:type="dxa"/>
+              <w:left w:w="20" w:type="dxa"/>
+              <w:right w:w="20" w:type="dxa"/>
+            </w:tcMar>
+          </w:tcPr>
+          <w:p>
+            <w:pPr>
+              <w:jc w:val="center"/>
+            </w:pPr>
+            <w:r>
+              <w:drawing>
+                <wp:inline xmlns:a="http://schemas.openxmlformats.org/drawingml/2006/main" xmlns:pic="http://schemas.openxmlformats.org/drawingml/2006/picture">
+                  <wp:extent cx="1920240" cy="1210586"/>
+                  <wp:docPr id="23" name="Picture 23"/>
+                  <wp:cNvGraphicFramePr>
+                    <a:graphicFrameLocks noChangeAspect="1"/>
+                  </wp:cNvGraphicFramePr>
+                  <a:graphic>
+                    <a:graphicData uri="http://schemas.openxmlformats.org/drawingml/2006/picture">
+                      <pic:pic>
+                        <pic:nvPicPr>
+                          <pic:cNvPr id="0" name="grid_at.png"/>
+                          <pic:cNvPicPr/>
+                        </pic:nvPicPr>
+                        <pic:blipFill>
+                          <a:blip r:embed="rId13"/>
+                          <a:stretch>
+                            <a:fillRect/>
+                          </a:stretch>
+                        </pic:blipFill>
+                        <pic:spPr>
+                          <a:xfrm>
+                            <a:off x="0" y="0"/>
+                            <a:ext cx="1920240" cy="1210586"/>
+                          </a:xfrm>
+                          <a:prstGeom prst="rect"/>
+                        </pic:spPr>
+                      </pic:pic>
+                    </a:graphicData>
+                  </a:graphic>
+                </wp:inline>
+              </w:drawing>
             </w:r>
           </w:p>
         </w:tc>
         <w:tc>
           <w:tcPr>
-            <w:tcW w:type="dxa" w:w="3600"/>
-            <w:shd w:val="clear" w:color="auto" w:fill="E6F4F8"/>
+            <w:tcW w:type="dxa" w:w="3648"/>
             <w:tcMar>
-              <w:top w:w="60" w:type="dxa"/>
-              <w:bottom w:w="60" w:type="dxa"/>
+              <w:top w:w="20" w:type="dxa"/>
+              <w:bottom w:w="20" w:type="dxa"/>
+              <w:left w:w="20" w:type="dxa"/>
+              <w:right w:w="20" w:type="dxa"/>
+            </w:tcMar>
+          </w:tcPr>
+          <w:p>
+            <w:pPr>
+              <w:jc w:val="center"/>
+            </w:pPr>
+            <w:r>
+              <w:drawing>
+                <wp:inline xmlns:a="http://schemas.openxmlformats.org/drawingml/2006/main" xmlns:pic="http://schemas.openxmlformats.org/drawingml/2006/picture">
+                  <wp:extent cx="1920240" cy="1210586"/>
+                  <wp:docPr id="24" name="Picture 24"/>
+                  <wp:cNvGraphicFramePr>
+                    <a:graphicFrameLocks noChangeAspect="1"/>
+                  </wp:cNvGraphicFramePr>
+                  <a:graphic>
+                    <a:graphicData uri="http://schemas.openxmlformats.org/drawingml/2006/picture">
+                      <pic:pic>
+                        <pic:nvPicPr>
+                          <pic:cNvPr id="0" name="grid_at.png"/>
+                          <pic:cNvPicPr/>
+                        </pic:nvPicPr>
+                        <pic:blipFill>
+                          <a:blip r:embed="rId13"/>
+                          <a:stretch>
+                            <a:fillRect/>
+                          </a:stretch>
+                        </pic:blipFill>
+                        <pic:spPr>
+                          <a:xfrm>
+                            <a:off x="0" y="0"/>
+                            <a:ext cx="1920240" cy="1210586"/>
+                          </a:xfrm>
+                          <a:prstGeom prst="rect"/>
+                        </pic:spPr>
+                      </pic:pic>
+                    </a:graphicData>
+                  </a:graphic>
+                </wp:inline>
+              </w:drawing>
+            </w:r>
+          </w:p>
+        </w:tc>
+        <w:tc>
+          <w:tcPr>
+            <w:tcW w:type="dxa" w:w="3648"/>
+            <w:tcMar>
+              <w:top w:w="40" w:type="dxa"/>
+              <w:bottom w:w="40" w:type="dxa"/>
               <w:left w:w="60" w:type="dxa"/>
               <w:right w:w="60" w:type="dxa"/>
             </w:tcMar>
@@ -1446,246 +2352,15 @@
             <w:r>
               <w:rPr>
                 <w:rFonts w:ascii="Arial" w:hAnsi="Arial"/>
-                <w:b/>
-                <w:color w:val="0F7E9B"/>
-                <w:sz w:val="17"/>
-              </w:rPr>
-              <w:t>Slope Analysis</w:t>
-            </w:r>
-          </w:p>
-        </w:tc>
-      </w:tr>
-      <w:tr>
-        <w:tc>
-          <w:tcPr>
-            <w:tcW w:type="dxa" w:w="3600"/>
-            <w:tcMar>
-              <w:top w:w="40" w:type="dxa"/>
-              <w:bottom w:w="40" w:type="dxa"/>
-              <w:left w:w="40" w:type="dxa"/>
-              <w:right w:w="40" w:type="dxa"/>
-            </w:tcMar>
-          </w:tcPr>
-          <w:p>
-            <w:r>
-              <w:rPr>
                 <w:sz w:val="15"/>
               </w:rPr>
-              <w:t>Position (x vs t)</w:t>
+              <w:t>Acceleration is uniform:</w:t>
               <w:br/>
+              <w:t>• Magnitude: a = g·sin(θ)</w:t>
               <w:br/>
-              <w:t xml:space="preserve">+ | </w:t>
+              <w:t>• Sign: [  ] Positive  [  ] Negative</w:t>
               <w:br/>
-              <w:t xml:space="preserve">  | </w:t>
-              <w:br/>
-              <w:t>0 └─── t</w:t>
-            </w:r>
-          </w:p>
-        </w:tc>
-        <w:tc>
-          <w:tcPr>
-            <w:tcW w:type="dxa" w:w="3600"/>
-            <w:tcMar>
-              <w:top w:w="40" w:type="dxa"/>
-              <w:bottom w:w="40" w:type="dxa"/>
-              <w:left w:w="40" w:type="dxa"/>
-              <w:right w:w="40" w:type="dxa"/>
-            </w:tcMar>
-          </w:tcPr>
-          <w:p>
-            <w:r>
-              <w:rPr>
-                <w:sz w:val="15"/>
-              </w:rPr>
-              <w:t>Position (x vs t)</w:t>
-              <w:br/>
-              <w:br/>
-              <w:t xml:space="preserve">+ | </w:t>
-              <w:br/>
-              <w:t xml:space="preserve">  | </w:t>
-              <w:br/>
-              <w:t>0 └─── t</w:t>
-            </w:r>
-          </w:p>
-        </w:tc>
-        <w:tc>
-          <w:tcPr>
-            <w:tcW w:type="dxa" w:w="3600"/>
-            <w:tcMar>
-              <w:top w:w="40" w:type="dxa"/>
-              <w:bottom w:w="40" w:type="dxa"/>
-              <w:left w:w="40" w:type="dxa"/>
-              <w:right w:w="40" w:type="dxa"/>
-            </w:tcMar>
-          </w:tcPr>
-          <w:p>
-            <w:r>
-              <w:rPr>
-                <w:sz w:val="16"/>
-              </w:rPr>
-              <w:t>g. The slope of position-time is:</w:t>
-              <w:br/>
-              <w:t>( constant / increasing / decreasing )</w:t>
-              <w:br/>
-              <w:t>and ( positive / negative )</w:t>
-              <w:br/>
-              <w:t>and represents ___________________.</w:t>
-            </w:r>
-          </w:p>
-        </w:tc>
-      </w:tr>
-      <w:tr>
-        <w:tc>
-          <w:tcPr>
-            <w:tcW w:type="dxa" w:w="3600"/>
-            <w:tcMar>
-              <w:top w:w="40" w:type="dxa"/>
-              <w:bottom w:w="40" w:type="dxa"/>
-              <w:left w:w="40" w:type="dxa"/>
-              <w:right w:w="40" w:type="dxa"/>
-            </w:tcMar>
-          </w:tcPr>
-          <w:p>
-            <w:r>
-              <w:rPr>
-                <w:sz w:val="15"/>
-              </w:rPr>
-              <w:t>Velocity (v vs t)</w:t>
-              <w:br/>
-              <w:br/>
-              <w:t xml:space="preserve">+ | </w:t>
-              <w:br/>
-              <w:t>0 ┼─── t</w:t>
-              <w:br/>
-              <w:t>- |</w:t>
-            </w:r>
-          </w:p>
-        </w:tc>
-        <w:tc>
-          <w:tcPr>
-            <w:tcW w:type="dxa" w:w="3600"/>
-            <w:tcMar>
-              <w:top w:w="40" w:type="dxa"/>
-              <w:bottom w:w="40" w:type="dxa"/>
-              <w:left w:w="40" w:type="dxa"/>
-              <w:right w:w="40" w:type="dxa"/>
-            </w:tcMar>
-          </w:tcPr>
-          <w:p>
-            <w:r>
-              <w:rPr>
-                <w:sz w:val="15"/>
-              </w:rPr>
-              <w:t>Velocity (v vs t)</w:t>
-              <w:br/>
-              <w:br/>
-              <w:t xml:space="preserve">+ | </w:t>
-              <w:br/>
-              <w:t>0 ┼─── t</w:t>
-              <w:br/>
-              <w:t>- |</w:t>
-            </w:r>
-          </w:p>
-        </w:tc>
-        <w:tc>
-          <w:tcPr>
-            <w:tcW w:type="dxa" w:w="3600"/>
-            <w:tcMar>
-              <w:top w:w="40" w:type="dxa"/>
-              <w:bottom w:w="40" w:type="dxa"/>
-              <w:left w:w="40" w:type="dxa"/>
-              <w:right w:w="40" w:type="dxa"/>
-            </w:tcMar>
-          </w:tcPr>
-          <w:p>
-            <w:r>
-              <w:rPr>
-                <w:sz w:val="16"/>
-              </w:rPr>
-              <w:t>h. The slope of velocity-time is:</w:t>
-              <w:br/>
-              <w:t>( constant / increasing / decreasing )</w:t>
-              <w:br/>
-              <w:t>and ( positive / negative )</w:t>
-              <w:br/>
-              <w:t>and represents ___________________.</w:t>
-            </w:r>
-          </w:p>
-        </w:tc>
-      </w:tr>
-      <w:tr>
-        <w:tc>
-          <w:tcPr>
-            <w:tcW w:type="dxa" w:w="3600"/>
-            <w:tcMar>
-              <w:top w:w="40" w:type="dxa"/>
-              <w:bottom w:w="40" w:type="dxa"/>
-              <w:left w:w="40" w:type="dxa"/>
-              <w:right w:w="40" w:type="dxa"/>
-            </w:tcMar>
-          </w:tcPr>
-          <w:p>
-            <w:r>
-              <w:rPr>
-                <w:sz w:val="15"/>
-              </w:rPr>
-              <w:t>Acceleration (a vs t)</w:t>
-              <w:br/>
-              <w:br/>
-              <w:t xml:space="preserve">+ | </w:t>
-              <w:br/>
-              <w:t>0 ┼─── t</w:t>
-              <w:br/>
-              <w:t>- |</w:t>
-            </w:r>
-          </w:p>
-        </w:tc>
-        <w:tc>
-          <w:tcPr>
-            <w:tcW w:type="dxa" w:w="3600"/>
-            <w:tcMar>
-              <w:top w:w="40" w:type="dxa"/>
-              <w:bottom w:w="40" w:type="dxa"/>
-              <w:left w:w="40" w:type="dxa"/>
-              <w:right w:w="40" w:type="dxa"/>
-            </w:tcMar>
-          </w:tcPr>
-          <w:p>
-            <w:r>
-              <w:rPr>
-                <w:sz w:val="15"/>
-              </w:rPr>
-              <w:t>Acceleration (a vs t)</w:t>
-              <w:br/>
-              <w:br/>
-              <w:t xml:space="preserve">+ | </w:t>
-              <w:br/>
-              <w:t>0 ┼─── t</w:t>
-              <w:br/>
-              <w:t>- |</w:t>
-            </w:r>
-          </w:p>
-        </w:tc>
-        <w:tc>
-          <w:tcPr>
-            <w:tcW w:type="dxa" w:w="3600"/>
-            <w:tcMar>
-              <w:top w:w="40" w:type="dxa"/>
-              <w:bottom w:w="40" w:type="dxa"/>
-              <w:left w:w="40" w:type="dxa"/>
-              <w:right w:w="40" w:type="dxa"/>
-            </w:tcMar>
-          </w:tcPr>
-          <w:p>
-            <w:r>
-              <w:rPr>
-                <w:sz w:val="16"/>
-              </w:rPr>
-              <w:t>Acceleration is constant:</w:t>
-              <w:br/>
-              <w:t>a = g·sin(θ)</w:t>
-              <w:br/>
-              <w:t>Direction: [  ] Positive  [  ] Negative</w:t>
+              <w:t>• Direction: Always points down ramp.</w:t>
             </w:r>
           </w:p>
         </w:tc>
@@ -1704,18 +2379,18 @@
         <w:tblLook w:firstColumn="1" w:firstRow="1" w:lastColumn="0" w:lastRow="0" w:noHBand="0" w:noVBand="1" w:val="04A0"/>
       </w:tblPr>
       <w:tblGrid>
-        <w:gridCol w:w="10080"/>
+        <w:gridCol w:w="10368"/>
       </w:tblGrid>
       <w:tr>
         <w:tc>
           <w:tcPr>
-            <w:tcW w:type="dxa" w:w="10800"/>
+            <w:tcW w:type="dxa" w:w="10944"/>
             <w:shd w:val="clear" w:color="auto" w:fill="0F7E9B"/>
             <w:tcMar>
-              <w:top w:w="100" w:type="dxa"/>
-              <w:bottom w:w="100" w:type="dxa"/>
-              <w:left w:w="140" w:type="dxa"/>
-              <w:right w:w="140" w:type="dxa"/>
+              <w:top w:w="80" w:type="dxa"/>
+              <w:bottom w:w="80" w:type="dxa"/>
+              <w:left w:w="120" w:type="dxa"/>
+              <w:right w:w="120" w:type="dxa"/>
             </w:tcMar>
           </w:tcPr>
           <w:p>
@@ -1727,9 +2402,9 @@
                 <w:rFonts w:ascii="Arial" w:hAnsi="Arial"/>
                 <w:b/>
                 <w:color w:val="FFFFFF"/>
-                <w:sz w:val="23"/>
+                <w:sz w:val="22"/>
               </w:rPr>
-              <w:t>4. Decreasing speed in the negative direction</w:t>
+              <w:t>Scenario 4: Decreasing Speed in the Negative Direction (-v, +a)</w:t>
             </w:r>
           </w:p>
         </w:tc>
@@ -1737,14 +2412,55 @@
     </w:tbl>
     <w:p>
       <w:pPr>
-        <w:spacing w:before="120" w:after="80"/>
+        <w:spacing w:before="100" w:after="60"/>
       </w:pPr>
       <w:r>
         <w:rPr>
           <w:rFonts w:ascii="Arial" w:hAnsi="Arial"/>
+          <w:b/>
           <w:sz w:val="19"/>
         </w:rPr>
-        <w:t>a. Observe the motion of the cart slowing after an initial push up the ramp towards the motion detector (0 position). Answer questions for the cart while coasting.</w:t>
+        <w:t>a. Observe the cart slowing down as it coasts up the ramp towards the detector (0 position) after an initial push from the bottom. (Answer while coasting).</w:t>
+      </w:r>
+    </w:p>
+    <w:p>
+      <w:pPr>
+        <w:spacing w:after="80" w:before="0"/>
+        <w:jc w:val="center"/>
+      </w:pPr>
+      <w:r>
+        <w:drawing>
+          <wp:inline xmlns:a="http://schemas.openxmlformats.org/drawingml/2006/main" xmlns:pic="http://schemas.openxmlformats.org/drawingml/2006/picture">
+            <wp:extent cx="5669280" cy="1395515"/>
+            <wp:docPr id="25" name="Picture 25"/>
+            <wp:cNvGraphicFramePr>
+              <a:graphicFrameLocks noChangeAspect="1"/>
+            </wp:cNvGraphicFramePr>
+            <a:graphic>
+              <a:graphicData uri="http://schemas.openxmlformats.org/drawingml/2006/picture">
+                <pic:pic>
+                  <pic:nvPicPr>
+                    <pic:cNvPr id="0" name="ramp_scen_4.png"/>
+                    <pic:cNvPicPr/>
+                  </pic:nvPicPr>
+                  <pic:blipFill>
+                    <a:blip r:embed="rId16"/>
+                    <a:stretch>
+                      <a:fillRect/>
+                    </a:stretch>
+                  </pic:blipFill>
+                  <pic:spPr>
+                    <a:xfrm>
+                      <a:off x="0" y="0"/>
+                      <a:ext cx="5669280" cy="1395515"/>
+                    </a:xfrm>
+                    <a:prstGeom prst="rect"/>
+                  </pic:spPr>
+                </pic:pic>
+              </a:graphicData>
+            </a:graphic>
+          </wp:inline>
+        </w:drawing>
       </w:r>
     </w:p>
     <w:tbl>
@@ -1754,27 +2470,27 @@
         <w:tblLayout w:type="fixed"/>
         <w:tblLook w:firstColumn="1" w:firstRow="1" w:lastColumn="0" w:lastRow="0" w:noHBand="0" w:noVBand="1" w:val="04A0"/>
         <w:tblBorders>
-          <w:top w:val="single" w:sz="6" w:space="0" w:color="CBD5E1"/>
-          <w:bottom w:val="single" w:sz="6" w:space="0" w:color="CBD5E1"/>
-          <w:left w:val="single" w:sz="6" w:space="0" w:color="CBD5E1"/>
-          <w:right w:val="single" w:sz="6" w:space="0" w:color="CBD5E1"/>
-          <w:insideH w:val="single" w:sz="6" w:space="0" w:color="CBD5E1"/>
-          <w:insideV w:val="single" w:sz="6" w:space="0" w:color="CBD5E1"/>
+          <w:top w:val="single" w:sz="4" w:space="0" w:color="CBD5E1"/>
+          <w:bottom w:val="single" w:sz="4" w:space="0" w:color="CBD5E1"/>
+          <w:left w:val="single" w:sz="4" w:space="0" w:color="CBD5E1"/>
+          <w:right w:val="single" w:sz="4" w:space="0" w:color="CBD5E1"/>
+          <w:insideH w:val="single" w:sz="4" w:space="0" w:color="CBD5E1"/>
+          <w:insideV w:val="single" w:sz="4" w:space="0" w:color="CBD5E1"/>
         </w:tblBorders>
       </w:tblPr>
       <w:tblGrid>
-        <w:gridCol w:w="10080"/>
+        <w:gridCol w:w="10368"/>
       </w:tblGrid>
       <w:tr>
         <w:tc>
           <w:tcPr>
-            <w:tcW w:type="dxa" w:w="10800"/>
+            <w:tcW w:type="dxa" w:w="10944"/>
             <w:shd w:val="clear" w:color="auto" w:fill="E6F4F8"/>
             <w:tcMar>
-              <w:top w:w="60" w:type="dxa"/>
-              <w:bottom w:w="60" w:type="dxa"/>
-              <w:left w:w="100" w:type="dxa"/>
-              <w:right w:w="100" w:type="dxa"/>
+              <w:top w:w="40" w:type="dxa"/>
+              <w:bottom w:w="40" w:type="dxa"/>
+              <w:left w:w="80" w:type="dxa"/>
+              <w:right w:w="80" w:type="dxa"/>
             </w:tcMar>
           </w:tcPr>
           <w:p>
@@ -1786,9 +2502,9 @@
                 <w:rFonts w:ascii="Arial" w:hAnsi="Arial"/>
                 <w:b/>
                 <w:color w:val="0F7E9B"/>
-                <w:sz w:val="18"/>
+                <w:sz w:val="17"/>
               </w:rPr>
-              <w:t>b. Draw a motion map. Include velocity and acceleration vectors.</w:t>
+              <w:t>b. Motion Map: Draw strobe position dots (•), velocity vectors (→), and acceleration vectors (→).</w:t>
             </w:r>
           </w:p>
         </w:tc>
@@ -1796,13 +2512,13 @@
       <w:tr>
         <w:tc>
           <w:tcPr>
-            <w:tcW w:type="dxa" w:w="10800"/>
+            <w:tcW w:type="dxa" w:w="10944"/>
             <w:shd w:val="clear" w:color="auto" w:fill="FFFFFF"/>
             <w:tcMar>
-              <w:top w:w="140" w:type="dxa"/>
-              <w:bottom w:w="140" w:type="dxa"/>
-              <w:left w:w="100" w:type="dxa"/>
-              <w:right w:w="100" w:type="dxa"/>
+              <w:top w:w="40" w:type="dxa"/>
+              <w:bottom w:w="40" w:type="dxa"/>
+              <w:left w:w="40" w:type="dxa"/>
+              <w:right w:w="40" w:type="dxa"/>
             </w:tcMar>
           </w:tcPr>
           <w:p>
@@ -1811,12 +2527,38 @@
               <w:jc w:val="center"/>
             </w:pPr>
             <w:r>
-              <w:rPr>
-                <w:rFonts w:ascii="Courier New" w:hAnsi="Courier New"/>
-                <w:color w:val="64748B"/>
-                <w:sz w:val="18"/>
-              </w:rPr>
-              <w:t>0 position ───────────────────────────────────────────────────────────── +</w:t>
+              <w:drawing>
+                <wp:inline xmlns:a="http://schemas.openxmlformats.org/drawingml/2006/main" xmlns:pic="http://schemas.openxmlformats.org/drawingml/2006/picture">
+                  <wp:extent cx="6035040" cy="976256"/>
+                  <wp:docPr id="26" name="Picture 26"/>
+                  <wp:cNvGraphicFramePr>
+                    <a:graphicFrameLocks noChangeAspect="1"/>
+                  </wp:cNvGraphicFramePr>
+                  <a:graphic>
+                    <a:graphicData uri="http://schemas.openxmlformats.org/drawingml/2006/picture">
+                      <pic:pic>
+                        <pic:nvPicPr>
+                          <pic:cNvPr id="0" name="mm_scen_1.png"/>
+                          <pic:cNvPicPr/>
+                        </pic:nvPicPr>
+                        <pic:blipFill>
+                          <a:blip r:embed="rId10"/>
+                          <a:stretch>
+                            <a:fillRect/>
+                          </a:stretch>
+                        </pic:blipFill>
+                        <pic:spPr>
+                          <a:xfrm>
+                            <a:off x="0" y="0"/>
+                            <a:ext cx="6035040" cy="976256"/>
+                          </a:xfrm>
+                          <a:prstGeom prst="rect"/>
+                        </pic:spPr>
+                      </pic:pic>
+                    </a:graphicData>
+                  </a:graphic>
+                </wp:inline>
+              </w:drawing>
             </w:r>
           </w:p>
         </w:tc>
@@ -1843,16 +2585,16 @@
         </w:tblBorders>
       </w:tblPr>
       <w:tblGrid>
-        <w:gridCol w:w="4968"/>
-        <w:gridCol w:w="4968"/>
+        <w:gridCol w:w="5112"/>
+        <w:gridCol w:w="5112"/>
       </w:tblGrid>
       <w:tr>
         <w:tc>
           <w:tcPr>
-            <w:tcW w:type="dxa" w:w="5400"/>
+            <w:tcW w:type="dxa" w:w="5472"/>
             <w:tcMar>
-              <w:top w:w="60" w:type="dxa"/>
-              <w:bottom w:w="60" w:type="dxa"/>
+              <w:top w:w="50" w:type="dxa"/>
+              <w:bottom w:w="50" w:type="dxa"/>
               <w:left w:w="80" w:type="dxa"/>
               <w:right w:w="80" w:type="dxa"/>
             </w:tcMar>
@@ -1865,20 +2607,20 @@
               <w:rPr>
                 <w:rFonts w:ascii="Arial" w:hAnsi="Arial"/>
                 <w:b/>
-                <w:sz w:val="18"/>
+                <w:sz w:val="17"/>
               </w:rPr>
-              <w:t>c. Is velocity positive or negative?</w:t>
+              <w:t>c. Is the velocity positive or negative?</w:t>
               <w:br/>
-              <w:t>[   ] Positive   [   ] Negative</w:t>
+              <w:t>[   ] Positive (+)    [   ] Negative (-)</w:t>
             </w:r>
           </w:p>
         </w:tc>
         <w:tc>
           <w:tcPr>
-            <w:tcW w:type="dxa" w:w="5400"/>
+            <w:tcW w:type="dxa" w:w="5472"/>
             <w:tcMar>
-              <w:top w:w="60" w:type="dxa"/>
-              <w:bottom w:w="60" w:type="dxa"/>
+              <w:top w:w="50" w:type="dxa"/>
+              <w:bottom w:w="50" w:type="dxa"/>
               <w:left w:w="80" w:type="dxa"/>
               <w:right w:w="80" w:type="dxa"/>
             </w:tcMar>
@@ -1891,11 +2633,11 @@
               <w:rPr>
                 <w:rFonts w:ascii="Arial" w:hAnsi="Arial"/>
                 <w:b/>
-                <w:sz w:val="18"/>
+                <w:sz w:val="17"/>
               </w:rPr>
-              <w:t>d. Is acceleration positive or negative?</w:t>
+              <w:t>d. Is the acceleration positive or negative?</w:t>
               <w:br/>
-              <w:t>[   ] Positive   [   ] Negative</w:t>
+              <w:t>[   ] Positive (+)    [   ] Negative (-)</w:t>
             </w:r>
           </w:p>
         </w:tc>
@@ -1922,18 +2664,197 @@
         </w:tblBorders>
       </w:tblPr>
       <w:tblGrid>
-        <w:gridCol w:w="3168"/>
-        <w:gridCol w:w="3168"/>
+        <w:gridCol w:w="3312"/>
+        <w:gridCol w:w="3312"/>
         <w:gridCol w:w="3744"/>
       </w:tblGrid>
       <w:tr>
         <w:tc>
           <w:tcPr>
-            <w:tcW w:type="dxa" w:w="3600"/>
+            <w:tcW w:type="dxa" w:w="3648"/>
             <w:shd w:val="clear" w:color="auto" w:fill="E6F4F8"/>
             <w:tcMar>
-              <w:top w:w="60" w:type="dxa"/>
-              <w:bottom w:w="60" w:type="dxa"/>
+              <w:top w:w="40" w:type="dxa"/>
+              <w:bottom w:w="40" w:type="dxa"/>
+              <w:left w:w="50" w:type="dxa"/>
+              <w:right w:w="50" w:type="dxa"/>
+            </w:tcMar>
+          </w:tcPr>
+          <w:p>
+            <w:pPr>
+              <w:spacing w:after="0"/>
+            </w:pPr>
+            <w:r>
+              <w:rPr>
+                <w:rFonts w:ascii="Arial" w:hAnsi="Arial"/>
+                <w:b/>
+                <w:color w:val="0F7E9B"/>
+                <w:sz w:val="16"/>
+              </w:rPr>
+              <w:t>e. Predict Graphs (Sketch)</w:t>
+            </w:r>
+          </w:p>
+        </w:tc>
+        <w:tc>
+          <w:tcPr>
+            <w:tcW w:type="dxa" w:w="3648"/>
+            <w:shd w:val="clear" w:color="auto" w:fill="E6F4F8"/>
+            <w:tcMar>
+              <w:top w:w="40" w:type="dxa"/>
+              <w:bottom w:w="40" w:type="dxa"/>
+              <w:left w:w="50" w:type="dxa"/>
+              <w:right w:w="50" w:type="dxa"/>
+            </w:tcMar>
+          </w:tcPr>
+          <w:p>
+            <w:pPr>
+              <w:spacing w:after="0"/>
+            </w:pPr>
+            <w:r>
+              <w:rPr>
+                <w:rFonts w:ascii="Arial" w:hAnsi="Arial"/>
+                <w:b/>
+                <w:color w:val="0F7E9B"/>
+                <w:sz w:val="16"/>
+              </w:rPr>
+              <w:t>f. Record Detector Graphs</w:t>
+            </w:r>
+          </w:p>
+        </w:tc>
+        <w:tc>
+          <w:tcPr>
+            <w:tcW w:type="dxa" w:w="3648"/>
+            <w:shd w:val="clear" w:color="auto" w:fill="E6F4F8"/>
+            <w:tcMar>
+              <w:top w:w="40" w:type="dxa"/>
+              <w:bottom w:w="40" w:type="dxa"/>
+              <w:left w:w="50" w:type="dxa"/>
+              <w:right w:w="50" w:type="dxa"/>
+            </w:tcMar>
+          </w:tcPr>
+          <w:p>
+            <w:pPr>
+              <w:spacing w:after="0"/>
+            </w:pPr>
+            <w:r>
+              <w:rPr>
+                <w:rFonts w:ascii="Arial" w:hAnsi="Arial"/>
+                <w:b/>
+                <w:color w:val="0F7E9B"/>
+                <w:sz w:val="16"/>
+              </w:rPr>
+              <w:t>g &amp; h. Slope Interpretation</w:t>
+            </w:r>
+          </w:p>
+        </w:tc>
+      </w:tr>
+      <w:tr>
+        <w:tc>
+          <w:tcPr>
+            <w:tcW w:type="dxa" w:w="3648"/>
+            <w:tcMar>
+              <w:top w:w="20" w:type="dxa"/>
+              <w:bottom w:w="20" w:type="dxa"/>
+              <w:left w:w="20" w:type="dxa"/>
+              <w:right w:w="20" w:type="dxa"/>
+            </w:tcMar>
+          </w:tcPr>
+          <w:p>
+            <w:pPr>
+              <w:jc w:val="center"/>
+            </w:pPr>
+            <w:r>
+              <w:drawing>
+                <wp:inline xmlns:a="http://schemas.openxmlformats.org/drawingml/2006/main" xmlns:pic="http://schemas.openxmlformats.org/drawingml/2006/picture">
+                  <wp:extent cx="1920240" cy="1210586"/>
+                  <wp:docPr id="27" name="Picture 27"/>
+                  <wp:cNvGraphicFramePr>
+                    <a:graphicFrameLocks noChangeAspect="1"/>
+                  </wp:cNvGraphicFramePr>
+                  <a:graphic>
+                    <a:graphicData uri="http://schemas.openxmlformats.org/drawingml/2006/picture">
+                      <pic:pic>
+                        <pic:nvPicPr>
+                          <pic:cNvPr id="0" name="grid_xt.png"/>
+                          <pic:cNvPicPr/>
+                        </pic:nvPicPr>
+                        <pic:blipFill>
+                          <a:blip r:embed="rId11"/>
+                          <a:stretch>
+                            <a:fillRect/>
+                          </a:stretch>
+                        </pic:blipFill>
+                        <pic:spPr>
+                          <a:xfrm>
+                            <a:off x="0" y="0"/>
+                            <a:ext cx="1920240" cy="1210586"/>
+                          </a:xfrm>
+                          <a:prstGeom prst="rect"/>
+                        </pic:spPr>
+                      </pic:pic>
+                    </a:graphicData>
+                  </a:graphic>
+                </wp:inline>
+              </w:drawing>
+            </w:r>
+          </w:p>
+        </w:tc>
+        <w:tc>
+          <w:tcPr>
+            <w:tcW w:type="dxa" w:w="3648"/>
+            <w:tcMar>
+              <w:top w:w="20" w:type="dxa"/>
+              <w:bottom w:w="20" w:type="dxa"/>
+              <w:left w:w="20" w:type="dxa"/>
+              <w:right w:w="20" w:type="dxa"/>
+            </w:tcMar>
+          </w:tcPr>
+          <w:p>
+            <w:pPr>
+              <w:jc w:val="center"/>
+            </w:pPr>
+            <w:r>
+              <w:drawing>
+                <wp:inline xmlns:a="http://schemas.openxmlformats.org/drawingml/2006/main" xmlns:pic="http://schemas.openxmlformats.org/drawingml/2006/picture">
+                  <wp:extent cx="1920240" cy="1210586"/>
+                  <wp:docPr id="28" name="Picture 28"/>
+                  <wp:cNvGraphicFramePr>
+                    <a:graphicFrameLocks noChangeAspect="1"/>
+                  </wp:cNvGraphicFramePr>
+                  <a:graphic>
+                    <a:graphicData uri="http://schemas.openxmlformats.org/drawingml/2006/picture">
+                      <pic:pic>
+                        <pic:nvPicPr>
+                          <pic:cNvPr id="0" name="grid_xt.png"/>
+                          <pic:cNvPicPr/>
+                        </pic:nvPicPr>
+                        <pic:blipFill>
+                          <a:blip r:embed="rId11"/>
+                          <a:stretch>
+                            <a:fillRect/>
+                          </a:stretch>
+                        </pic:blipFill>
+                        <pic:spPr>
+                          <a:xfrm>
+                            <a:off x="0" y="0"/>
+                            <a:ext cx="1920240" cy="1210586"/>
+                          </a:xfrm>
+                          <a:prstGeom prst="rect"/>
+                        </pic:spPr>
+                      </pic:pic>
+                    </a:graphicData>
+                  </a:graphic>
+                </wp:inline>
+              </w:drawing>
+            </w:r>
+          </w:p>
+        </w:tc>
+        <w:tc>
+          <w:tcPr>
+            <w:tcW w:type="dxa" w:w="3648"/>
+            <w:tcMar>
+              <w:top w:w="40" w:type="dxa"/>
+              <w:bottom w:w="40" w:type="dxa"/>
               <w:left w:w="60" w:type="dxa"/>
               <w:right w:w="60" w:type="dxa"/>
             </w:tcMar>
@@ -1945,21 +2866,126 @@
             <w:r>
               <w:rPr>
                 <w:rFonts w:ascii="Arial" w:hAnsi="Arial"/>
-                <w:b/>
-                <w:color w:val="0F7E9B"/>
-                <w:sz w:val="17"/>
+                <w:sz w:val="15"/>
               </w:rPr>
-              <w:t>e. Predict Graphs</w:t>
+              <w:t>g. The slope of position-time is:</w:t>
+              <w:br/>
+              <w:t>[  ] constant  [  ] increasing  [  ] decreasing</w:t>
+              <w:br/>
+              <w:t>and [  ] positive  [  ] negative</w:t>
+              <w:br/>
+              <w:t>and represents: __________________</w:t>
+            </w:r>
+          </w:p>
+        </w:tc>
+      </w:tr>
+      <w:tr>
+        <w:tc>
+          <w:tcPr>
+            <w:tcW w:type="dxa" w:w="3648"/>
+            <w:tcMar>
+              <w:top w:w="20" w:type="dxa"/>
+              <w:bottom w:w="20" w:type="dxa"/>
+              <w:left w:w="20" w:type="dxa"/>
+              <w:right w:w="20" w:type="dxa"/>
+            </w:tcMar>
+          </w:tcPr>
+          <w:p>
+            <w:pPr>
+              <w:jc w:val="center"/>
+            </w:pPr>
+            <w:r>
+              <w:drawing>
+                <wp:inline xmlns:a="http://schemas.openxmlformats.org/drawingml/2006/main" xmlns:pic="http://schemas.openxmlformats.org/drawingml/2006/picture">
+                  <wp:extent cx="1920240" cy="1210586"/>
+                  <wp:docPr id="29" name="Picture 29"/>
+                  <wp:cNvGraphicFramePr>
+                    <a:graphicFrameLocks noChangeAspect="1"/>
+                  </wp:cNvGraphicFramePr>
+                  <a:graphic>
+                    <a:graphicData uri="http://schemas.openxmlformats.org/drawingml/2006/picture">
+                      <pic:pic>
+                        <pic:nvPicPr>
+                          <pic:cNvPr id="0" name="grid_vt.png"/>
+                          <pic:cNvPicPr/>
+                        </pic:nvPicPr>
+                        <pic:blipFill>
+                          <a:blip r:embed="rId12"/>
+                          <a:stretch>
+                            <a:fillRect/>
+                          </a:stretch>
+                        </pic:blipFill>
+                        <pic:spPr>
+                          <a:xfrm>
+                            <a:off x="0" y="0"/>
+                            <a:ext cx="1920240" cy="1210586"/>
+                          </a:xfrm>
+                          <a:prstGeom prst="rect"/>
+                        </pic:spPr>
+                      </pic:pic>
+                    </a:graphicData>
+                  </a:graphic>
+                </wp:inline>
+              </w:drawing>
             </w:r>
           </w:p>
         </w:tc>
         <w:tc>
           <w:tcPr>
-            <w:tcW w:type="dxa" w:w="3600"/>
-            <w:shd w:val="clear" w:color="auto" w:fill="E6F4F8"/>
+            <w:tcW w:type="dxa" w:w="3648"/>
             <w:tcMar>
-              <w:top w:w="60" w:type="dxa"/>
-              <w:bottom w:w="60" w:type="dxa"/>
+              <w:top w:w="20" w:type="dxa"/>
+              <w:bottom w:w="20" w:type="dxa"/>
+              <w:left w:w="20" w:type="dxa"/>
+              <w:right w:w="20" w:type="dxa"/>
+            </w:tcMar>
+          </w:tcPr>
+          <w:p>
+            <w:pPr>
+              <w:jc w:val="center"/>
+            </w:pPr>
+            <w:r>
+              <w:drawing>
+                <wp:inline xmlns:a="http://schemas.openxmlformats.org/drawingml/2006/main" xmlns:pic="http://schemas.openxmlformats.org/drawingml/2006/picture">
+                  <wp:extent cx="1920240" cy="1210586"/>
+                  <wp:docPr id="30" name="Picture 30"/>
+                  <wp:cNvGraphicFramePr>
+                    <a:graphicFrameLocks noChangeAspect="1"/>
+                  </wp:cNvGraphicFramePr>
+                  <a:graphic>
+                    <a:graphicData uri="http://schemas.openxmlformats.org/drawingml/2006/picture">
+                      <pic:pic>
+                        <pic:nvPicPr>
+                          <pic:cNvPr id="0" name="grid_vt.png"/>
+                          <pic:cNvPicPr/>
+                        </pic:nvPicPr>
+                        <pic:blipFill>
+                          <a:blip r:embed="rId12"/>
+                          <a:stretch>
+                            <a:fillRect/>
+                          </a:stretch>
+                        </pic:blipFill>
+                        <pic:spPr>
+                          <a:xfrm>
+                            <a:off x="0" y="0"/>
+                            <a:ext cx="1920240" cy="1210586"/>
+                          </a:xfrm>
+                          <a:prstGeom prst="rect"/>
+                        </pic:spPr>
+                      </pic:pic>
+                    </a:graphicData>
+                  </a:graphic>
+                </wp:inline>
+              </w:drawing>
+            </w:r>
+          </w:p>
+        </w:tc>
+        <w:tc>
+          <w:tcPr>
+            <w:tcW w:type="dxa" w:w="3648"/>
+            <w:tcMar>
+              <w:top w:w="40" w:type="dxa"/>
+              <w:bottom w:w="40" w:type="dxa"/>
               <w:left w:w="60" w:type="dxa"/>
               <w:right w:w="60" w:type="dxa"/>
             </w:tcMar>
@@ -1971,21 +2997,126 @@
             <w:r>
               <w:rPr>
                 <w:rFonts w:ascii="Arial" w:hAnsi="Arial"/>
-                <w:b/>
-                <w:color w:val="0F7E9B"/>
-                <w:sz w:val="17"/>
+                <w:sz w:val="15"/>
               </w:rPr>
-              <w:t>f. Recorded Motion Detector</w:t>
+              <w:t>h. The slope of velocity-time is:</w:t>
+              <w:br/>
+              <w:t>[  ] constant  [  ] increasing  [  ] decreasing</w:t>
+              <w:br/>
+              <w:t>and [  ] positive  [  ] negative</w:t>
+              <w:br/>
+              <w:t>and represents: __________________</w:t>
+            </w:r>
+          </w:p>
+        </w:tc>
+      </w:tr>
+      <w:tr>
+        <w:tc>
+          <w:tcPr>
+            <w:tcW w:type="dxa" w:w="3648"/>
+            <w:tcMar>
+              <w:top w:w="20" w:type="dxa"/>
+              <w:bottom w:w="20" w:type="dxa"/>
+              <w:left w:w="20" w:type="dxa"/>
+              <w:right w:w="20" w:type="dxa"/>
+            </w:tcMar>
+          </w:tcPr>
+          <w:p>
+            <w:pPr>
+              <w:jc w:val="center"/>
+            </w:pPr>
+            <w:r>
+              <w:drawing>
+                <wp:inline xmlns:a="http://schemas.openxmlformats.org/drawingml/2006/main" xmlns:pic="http://schemas.openxmlformats.org/drawingml/2006/picture">
+                  <wp:extent cx="1920240" cy="1210586"/>
+                  <wp:docPr id="31" name="Picture 31"/>
+                  <wp:cNvGraphicFramePr>
+                    <a:graphicFrameLocks noChangeAspect="1"/>
+                  </wp:cNvGraphicFramePr>
+                  <a:graphic>
+                    <a:graphicData uri="http://schemas.openxmlformats.org/drawingml/2006/picture">
+                      <pic:pic>
+                        <pic:nvPicPr>
+                          <pic:cNvPr id="0" name="grid_at.png"/>
+                          <pic:cNvPicPr/>
+                        </pic:nvPicPr>
+                        <pic:blipFill>
+                          <a:blip r:embed="rId13"/>
+                          <a:stretch>
+                            <a:fillRect/>
+                          </a:stretch>
+                        </pic:blipFill>
+                        <pic:spPr>
+                          <a:xfrm>
+                            <a:off x="0" y="0"/>
+                            <a:ext cx="1920240" cy="1210586"/>
+                          </a:xfrm>
+                          <a:prstGeom prst="rect"/>
+                        </pic:spPr>
+                      </pic:pic>
+                    </a:graphicData>
+                  </a:graphic>
+                </wp:inline>
+              </w:drawing>
             </w:r>
           </w:p>
         </w:tc>
         <w:tc>
           <w:tcPr>
-            <w:tcW w:type="dxa" w:w="3600"/>
-            <w:shd w:val="clear" w:color="auto" w:fill="E6F4F8"/>
+            <w:tcW w:type="dxa" w:w="3648"/>
             <w:tcMar>
-              <w:top w:w="60" w:type="dxa"/>
-              <w:bottom w:w="60" w:type="dxa"/>
+              <w:top w:w="20" w:type="dxa"/>
+              <w:bottom w:w="20" w:type="dxa"/>
+              <w:left w:w="20" w:type="dxa"/>
+              <w:right w:w="20" w:type="dxa"/>
+            </w:tcMar>
+          </w:tcPr>
+          <w:p>
+            <w:pPr>
+              <w:jc w:val="center"/>
+            </w:pPr>
+            <w:r>
+              <w:drawing>
+                <wp:inline xmlns:a="http://schemas.openxmlformats.org/drawingml/2006/main" xmlns:pic="http://schemas.openxmlformats.org/drawingml/2006/picture">
+                  <wp:extent cx="1920240" cy="1210586"/>
+                  <wp:docPr id="32" name="Picture 32"/>
+                  <wp:cNvGraphicFramePr>
+                    <a:graphicFrameLocks noChangeAspect="1"/>
+                  </wp:cNvGraphicFramePr>
+                  <a:graphic>
+                    <a:graphicData uri="http://schemas.openxmlformats.org/drawingml/2006/picture">
+                      <pic:pic>
+                        <pic:nvPicPr>
+                          <pic:cNvPr id="0" name="grid_at.png"/>
+                          <pic:cNvPicPr/>
+                        </pic:nvPicPr>
+                        <pic:blipFill>
+                          <a:blip r:embed="rId13"/>
+                          <a:stretch>
+                            <a:fillRect/>
+                          </a:stretch>
+                        </pic:blipFill>
+                        <pic:spPr>
+                          <a:xfrm>
+                            <a:off x="0" y="0"/>
+                            <a:ext cx="1920240" cy="1210586"/>
+                          </a:xfrm>
+                          <a:prstGeom prst="rect"/>
+                        </pic:spPr>
+                      </pic:pic>
+                    </a:graphicData>
+                  </a:graphic>
+                </wp:inline>
+              </w:drawing>
+            </w:r>
+          </w:p>
+        </w:tc>
+        <w:tc>
+          <w:tcPr>
+            <w:tcW w:type="dxa" w:w="3648"/>
+            <w:tcMar>
+              <w:top w:w="40" w:type="dxa"/>
+              <w:bottom w:w="40" w:type="dxa"/>
               <w:left w:w="60" w:type="dxa"/>
               <w:right w:w="60" w:type="dxa"/>
             </w:tcMar>
@@ -1997,246 +3128,15 @@
             <w:r>
               <w:rPr>
                 <w:rFonts w:ascii="Arial" w:hAnsi="Arial"/>
-                <w:b/>
-                <w:color w:val="0F7E9B"/>
-                <w:sz w:val="17"/>
-              </w:rPr>
-              <w:t>Slope Analysis</w:t>
-            </w:r>
-          </w:p>
-        </w:tc>
-      </w:tr>
-      <w:tr>
-        <w:tc>
-          <w:tcPr>
-            <w:tcW w:type="dxa" w:w="3600"/>
-            <w:tcMar>
-              <w:top w:w="40" w:type="dxa"/>
-              <w:bottom w:w="40" w:type="dxa"/>
-              <w:left w:w="40" w:type="dxa"/>
-              <w:right w:w="40" w:type="dxa"/>
-            </w:tcMar>
-          </w:tcPr>
-          <w:p>
-            <w:r>
-              <w:rPr>
                 <w:sz w:val="15"/>
               </w:rPr>
-              <w:t>Position (x vs t)</w:t>
+              <w:t>Acceleration is uniform:</w:t>
               <w:br/>
+              <w:t>• Magnitude: a = g·sin(θ)</w:t>
               <w:br/>
-              <w:t xml:space="preserve">+ | </w:t>
+              <w:t>• Sign: [  ] Positive  [  ] Negative</w:t>
               <w:br/>
-              <w:t xml:space="preserve">  | </w:t>
-              <w:br/>
-              <w:t>0 └─── t</w:t>
-            </w:r>
-          </w:p>
-        </w:tc>
-        <w:tc>
-          <w:tcPr>
-            <w:tcW w:type="dxa" w:w="3600"/>
-            <w:tcMar>
-              <w:top w:w="40" w:type="dxa"/>
-              <w:bottom w:w="40" w:type="dxa"/>
-              <w:left w:w="40" w:type="dxa"/>
-              <w:right w:w="40" w:type="dxa"/>
-            </w:tcMar>
-          </w:tcPr>
-          <w:p>
-            <w:r>
-              <w:rPr>
-                <w:sz w:val="15"/>
-              </w:rPr>
-              <w:t>Position (x vs t)</w:t>
-              <w:br/>
-              <w:br/>
-              <w:t xml:space="preserve">+ | </w:t>
-              <w:br/>
-              <w:t xml:space="preserve">  | </w:t>
-              <w:br/>
-              <w:t>0 └─── t</w:t>
-            </w:r>
-          </w:p>
-        </w:tc>
-        <w:tc>
-          <w:tcPr>
-            <w:tcW w:type="dxa" w:w="3600"/>
-            <w:tcMar>
-              <w:top w:w="40" w:type="dxa"/>
-              <w:bottom w:w="40" w:type="dxa"/>
-              <w:left w:w="40" w:type="dxa"/>
-              <w:right w:w="40" w:type="dxa"/>
-            </w:tcMar>
-          </w:tcPr>
-          <w:p>
-            <w:r>
-              <w:rPr>
-                <w:sz w:val="16"/>
-              </w:rPr>
-              <w:t>g. The slope of position-time is:</w:t>
-              <w:br/>
-              <w:t>( constant / increasing / decreasing )</w:t>
-              <w:br/>
-              <w:t>and ( positive / negative )</w:t>
-              <w:br/>
-              <w:t>and represents ___________________.</w:t>
-            </w:r>
-          </w:p>
-        </w:tc>
-      </w:tr>
-      <w:tr>
-        <w:tc>
-          <w:tcPr>
-            <w:tcW w:type="dxa" w:w="3600"/>
-            <w:tcMar>
-              <w:top w:w="40" w:type="dxa"/>
-              <w:bottom w:w="40" w:type="dxa"/>
-              <w:left w:w="40" w:type="dxa"/>
-              <w:right w:w="40" w:type="dxa"/>
-            </w:tcMar>
-          </w:tcPr>
-          <w:p>
-            <w:r>
-              <w:rPr>
-                <w:sz w:val="15"/>
-              </w:rPr>
-              <w:t>Velocity (v vs t)</w:t>
-              <w:br/>
-              <w:br/>
-              <w:t xml:space="preserve">+ | </w:t>
-              <w:br/>
-              <w:t>0 ┼─── t</w:t>
-              <w:br/>
-              <w:t>- |</w:t>
-            </w:r>
-          </w:p>
-        </w:tc>
-        <w:tc>
-          <w:tcPr>
-            <w:tcW w:type="dxa" w:w="3600"/>
-            <w:tcMar>
-              <w:top w:w="40" w:type="dxa"/>
-              <w:bottom w:w="40" w:type="dxa"/>
-              <w:left w:w="40" w:type="dxa"/>
-              <w:right w:w="40" w:type="dxa"/>
-            </w:tcMar>
-          </w:tcPr>
-          <w:p>
-            <w:r>
-              <w:rPr>
-                <w:sz w:val="15"/>
-              </w:rPr>
-              <w:t>Velocity (v vs t)</w:t>
-              <w:br/>
-              <w:br/>
-              <w:t xml:space="preserve">+ | </w:t>
-              <w:br/>
-              <w:t>0 ┼─── t</w:t>
-              <w:br/>
-              <w:t>- |</w:t>
-            </w:r>
-          </w:p>
-        </w:tc>
-        <w:tc>
-          <w:tcPr>
-            <w:tcW w:type="dxa" w:w="3600"/>
-            <w:tcMar>
-              <w:top w:w="40" w:type="dxa"/>
-              <w:bottom w:w="40" w:type="dxa"/>
-              <w:left w:w="40" w:type="dxa"/>
-              <w:right w:w="40" w:type="dxa"/>
-            </w:tcMar>
-          </w:tcPr>
-          <w:p>
-            <w:r>
-              <w:rPr>
-                <w:sz w:val="16"/>
-              </w:rPr>
-              <w:t>h. The slope of velocity-time is:</w:t>
-              <w:br/>
-              <w:t>( constant / increasing / decreasing )</w:t>
-              <w:br/>
-              <w:t>and ( positive / negative )</w:t>
-              <w:br/>
-              <w:t>and represents ___________________.</w:t>
-            </w:r>
-          </w:p>
-        </w:tc>
-      </w:tr>
-      <w:tr>
-        <w:tc>
-          <w:tcPr>
-            <w:tcW w:type="dxa" w:w="3600"/>
-            <w:tcMar>
-              <w:top w:w="40" w:type="dxa"/>
-              <w:bottom w:w="40" w:type="dxa"/>
-              <w:left w:w="40" w:type="dxa"/>
-              <w:right w:w="40" w:type="dxa"/>
-            </w:tcMar>
-          </w:tcPr>
-          <w:p>
-            <w:r>
-              <w:rPr>
-                <w:sz w:val="15"/>
-              </w:rPr>
-              <w:t>Acceleration (a vs t)</w:t>
-              <w:br/>
-              <w:br/>
-              <w:t xml:space="preserve">+ | </w:t>
-              <w:br/>
-              <w:t>0 ┼─── t</w:t>
-              <w:br/>
-              <w:t>- |</w:t>
-            </w:r>
-          </w:p>
-        </w:tc>
-        <w:tc>
-          <w:tcPr>
-            <w:tcW w:type="dxa" w:w="3600"/>
-            <w:tcMar>
-              <w:top w:w="40" w:type="dxa"/>
-              <w:bottom w:w="40" w:type="dxa"/>
-              <w:left w:w="40" w:type="dxa"/>
-              <w:right w:w="40" w:type="dxa"/>
-            </w:tcMar>
-          </w:tcPr>
-          <w:p>
-            <w:r>
-              <w:rPr>
-                <w:sz w:val="15"/>
-              </w:rPr>
-              <w:t>Acceleration (a vs t)</w:t>
-              <w:br/>
-              <w:br/>
-              <w:t xml:space="preserve">+ | </w:t>
-              <w:br/>
-              <w:t>0 ┼─── t</w:t>
-              <w:br/>
-              <w:t>- |</w:t>
-            </w:r>
-          </w:p>
-        </w:tc>
-        <w:tc>
-          <w:tcPr>
-            <w:tcW w:type="dxa" w:w="3600"/>
-            <w:tcMar>
-              <w:top w:w="40" w:type="dxa"/>
-              <w:bottom w:w="40" w:type="dxa"/>
-              <w:left w:w="40" w:type="dxa"/>
-              <w:right w:w="40" w:type="dxa"/>
-            </w:tcMar>
-          </w:tcPr>
-          <w:p>
-            <w:r>
-              <w:rPr>
-                <w:sz w:val="16"/>
-              </w:rPr>
-              <w:t>Acceleration is constant:</w:t>
-              <w:br/>
-              <w:t>a = g·sin(θ)</w:t>
-              <w:br/>
-              <w:t>Direction: [  ] Positive  [  ] Negative</w:t>
+              <w:t>• Direction: Always points down ramp.</w:t>
             </w:r>
           </w:p>
         </w:tc>
@@ -2255,18 +3155,18 @@
         <w:tblLook w:firstColumn="1" w:firstRow="1" w:lastColumn="0" w:lastRow="0" w:noHBand="0" w:noVBand="1" w:val="04A0"/>
       </w:tblPr>
       <w:tblGrid>
-        <w:gridCol w:w="10080"/>
+        <w:gridCol w:w="10368"/>
       </w:tblGrid>
       <w:tr>
         <w:tc>
           <w:tcPr>
-            <w:tcW w:type="dxa" w:w="10800"/>
+            <w:tcW w:type="dxa" w:w="10944"/>
             <w:shd w:val="clear" w:color="auto" w:fill="0F7E9B"/>
             <w:tcMar>
-              <w:top w:w="100" w:type="dxa"/>
-              <w:bottom w:w="100" w:type="dxa"/>
-              <w:left w:w="140" w:type="dxa"/>
-              <w:right w:w="140" w:type="dxa"/>
+              <w:top w:w="80" w:type="dxa"/>
+              <w:bottom w:w="80" w:type="dxa"/>
+              <w:left w:w="120" w:type="dxa"/>
+              <w:right w:w="120" w:type="dxa"/>
             </w:tcMar>
           </w:tcPr>
           <w:p>
@@ -2278,9 +3178,9 @@
                 <w:rFonts w:ascii="Arial" w:hAnsi="Arial"/>
                 <w:b/>
                 <w:color w:val="FFFFFF"/>
-                <w:sz w:val="23"/>
+                <w:sz w:val="22"/>
               </w:rPr>
-              <w:t>5. Up and down the ramp (The Turnaround)</w:t>
+              <w:t>Scenario 5: Up and Down the Ramp (The Turnaround)</w:t>
             </w:r>
           </w:p>
         </w:tc>
@@ -2288,14 +3188,55 @@
     </w:tbl>
     <w:p>
       <w:pPr>
-        <w:spacing w:before="120" w:after="80"/>
+        <w:spacing w:before="100" w:after="60"/>
       </w:pPr>
       <w:r>
         <w:rPr>
           <w:rFonts w:ascii="Arial" w:hAnsi="Arial"/>
+          <w:b/>
           <w:sz w:val="19"/>
         </w:rPr>
-        <w:t>a. Observe the motion of the cart after an initial push up the ramp. The cart moves away (+), stops momentarily at the apex, turns around, and rolls back down towards the detector.</w:t>
+        <w:t>a. Observe the cart pushed up the ramp: moving away (+v), slowing to a momentary stop at apex (v=0), reversing direction, and rolling back down (-v).</w:t>
+      </w:r>
+    </w:p>
+    <w:p>
+      <w:pPr>
+        <w:spacing w:after="80" w:before="0"/>
+        <w:jc w:val="center"/>
+      </w:pPr>
+      <w:r>
+        <w:drawing>
+          <wp:inline xmlns:a="http://schemas.openxmlformats.org/drawingml/2006/main" xmlns:pic="http://schemas.openxmlformats.org/drawingml/2006/picture">
+            <wp:extent cx="5669280" cy="1395515"/>
+            <wp:docPr id="33" name="Picture 33"/>
+            <wp:cNvGraphicFramePr>
+              <a:graphicFrameLocks noChangeAspect="1"/>
+            </wp:cNvGraphicFramePr>
+            <a:graphic>
+              <a:graphicData uri="http://schemas.openxmlformats.org/drawingml/2006/picture">
+                <pic:pic>
+                  <pic:nvPicPr>
+                    <pic:cNvPr id="0" name="ramp_scen_5.png"/>
+                    <pic:cNvPicPr/>
+                  </pic:nvPicPr>
+                  <pic:blipFill>
+                    <a:blip r:embed="rId17"/>
+                    <a:stretch>
+                      <a:fillRect/>
+                    </a:stretch>
+                  </pic:blipFill>
+                  <pic:spPr>
+                    <a:xfrm>
+                      <a:off x="0" y="0"/>
+                      <a:ext cx="5669280" cy="1395515"/>
+                    </a:xfrm>
+                    <a:prstGeom prst="rect"/>
+                  </pic:spPr>
+                </pic:pic>
+              </a:graphicData>
+            </a:graphic>
+          </wp:inline>
+        </w:drawing>
       </w:r>
     </w:p>
     <w:tbl>
@@ -2305,27 +3246,27 @@
         <w:tblLayout w:type="fixed"/>
         <w:tblLook w:firstColumn="1" w:firstRow="1" w:lastColumn="0" w:lastRow="0" w:noHBand="0" w:noVBand="1" w:val="04A0"/>
         <w:tblBorders>
-          <w:top w:val="single" w:sz="6" w:space="0" w:color="CBD5E1"/>
-          <w:bottom w:val="single" w:sz="6" w:space="0" w:color="CBD5E1"/>
-          <w:left w:val="single" w:sz="6" w:space="0" w:color="CBD5E1"/>
-          <w:right w:val="single" w:sz="6" w:space="0" w:color="CBD5E1"/>
-          <w:insideH w:val="single" w:sz="6" w:space="0" w:color="CBD5E1"/>
-          <w:insideV w:val="single" w:sz="6" w:space="0" w:color="CBD5E1"/>
+          <w:top w:val="single" w:sz="4" w:space="0" w:color="CBD5E1"/>
+          <w:bottom w:val="single" w:sz="4" w:space="0" w:color="CBD5E1"/>
+          <w:left w:val="single" w:sz="4" w:space="0" w:color="CBD5E1"/>
+          <w:right w:val="single" w:sz="4" w:space="0" w:color="CBD5E1"/>
+          <w:insideH w:val="single" w:sz="4" w:space="0" w:color="CBD5E1"/>
+          <w:insideV w:val="single" w:sz="4" w:space="0" w:color="CBD5E1"/>
         </w:tblBorders>
       </w:tblPr>
       <w:tblGrid>
-        <w:gridCol w:w="10080"/>
+        <w:gridCol w:w="10368"/>
       </w:tblGrid>
       <w:tr>
         <w:tc>
           <w:tcPr>
-            <w:tcW w:type="dxa" w:w="10800"/>
+            <w:tcW w:type="dxa" w:w="10944"/>
             <w:shd w:val="clear" w:color="auto" w:fill="E6F4F8"/>
             <w:tcMar>
-              <w:top w:w="60" w:type="dxa"/>
-              <w:bottom w:w="60" w:type="dxa"/>
-              <w:left w:w="100" w:type="dxa"/>
-              <w:right w:w="100" w:type="dxa"/>
+              <w:top w:w="40" w:type="dxa"/>
+              <w:bottom w:w="40" w:type="dxa"/>
+              <w:left w:w="80" w:type="dxa"/>
+              <w:right w:w="80" w:type="dxa"/>
             </w:tcMar>
           </w:tcPr>
           <w:p>
@@ -2337,9 +3278,9 @@
                 <w:rFonts w:ascii="Arial" w:hAnsi="Arial"/>
                 <w:b/>
                 <w:color w:val="0F7E9B"/>
-                <w:sz w:val="18"/>
+                <w:sz w:val="17"/>
               </w:rPr>
-              <w:t>b. Draw a motion map. Include velocity and acceleration vectors.</w:t>
+              <w:t>b. Motion Map: Draw strobe position dots (•), velocity vectors (→), and acceleration vectors (→).</w:t>
             </w:r>
           </w:p>
         </w:tc>
@@ -2347,13 +3288,13 @@
       <w:tr>
         <w:tc>
           <w:tcPr>
-            <w:tcW w:type="dxa" w:w="10800"/>
+            <w:tcW w:type="dxa" w:w="10944"/>
             <w:shd w:val="clear" w:color="auto" w:fill="FFFFFF"/>
             <w:tcMar>
-              <w:top w:w="140" w:type="dxa"/>
-              <w:bottom w:w="140" w:type="dxa"/>
-              <w:left w:w="100" w:type="dxa"/>
-              <w:right w:w="100" w:type="dxa"/>
+              <w:top w:w="40" w:type="dxa"/>
+              <w:bottom w:w="40" w:type="dxa"/>
+              <w:left w:w="40" w:type="dxa"/>
+              <w:right w:w="40" w:type="dxa"/>
             </w:tcMar>
           </w:tcPr>
           <w:p>
@@ -2362,12 +3303,38 @@
               <w:jc w:val="center"/>
             </w:pPr>
             <w:r>
-              <w:rPr>
-                <w:rFonts w:ascii="Courier New" w:hAnsi="Courier New"/>
-                <w:color w:val="64748B"/>
-                <w:sz w:val="18"/>
-              </w:rPr>
-              <w:t>0 position ───────────────────────────────────────────────────────────── +</w:t>
+              <w:drawing>
+                <wp:inline xmlns:a="http://schemas.openxmlformats.org/drawingml/2006/main" xmlns:pic="http://schemas.openxmlformats.org/drawingml/2006/picture">
+                  <wp:extent cx="6035040" cy="1331259"/>
+                  <wp:docPr id="34" name="Picture 34"/>
+                  <wp:cNvGraphicFramePr>
+                    <a:graphicFrameLocks noChangeAspect="1"/>
+                  </wp:cNvGraphicFramePr>
+                  <a:graphic>
+                    <a:graphicData uri="http://schemas.openxmlformats.org/drawingml/2006/picture">
+                      <pic:pic>
+                        <pic:nvPicPr>
+                          <pic:cNvPr id="0" name="mm_scen_5.png"/>
+                          <pic:cNvPicPr/>
+                        </pic:nvPicPr>
+                        <pic:blipFill>
+                          <a:blip r:embed="rId18"/>
+                          <a:stretch>
+                            <a:fillRect/>
+                          </a:stretch>
+                        </pic:blipFill>
+                        <pic:spPr>
+                          <a:xfrm>
+                            <a:off x="0" y="0"/>
+                            <a:ext cx="6035040" cy="1331259"/>
+                          </a:xfrm>
+                          <a:prstGeom prst="rect"/>
+                        </pic:spPr>
+                      </pic:pic>
+                    </a:graphicData>
+                  </a:graphic>
+                </wp:inline>
+              </w:drawing>
             </w:r>
           </w:p>
         </w:tc>
@@ -2394,16 +3361,16 @@
         </w:tblBorders>
       </w:tblPr>
       <w:tblGrid>
-        <w:gridCol w:w="4968"/>
-        <w:gridCol w:w="4968"/>
+        <w:gridCol w:w="5112"/>
+        <w:gridCol w:w="5112"/>
       </w:tblGrid>
       <w:tr>
         <w:tc>
           <w:tcPr>
-            <w:tcW w:type="dxa" w:w="5400"/>
+            <w:tcW w:type="dxa" w:w="5472"/>
             <w:tcMar>
-              <w:top w:w="60" w:type="dxa"/>
-              <w:bottom w:w="60" w:type="dxa"/>
+              <w:top w:w="50" w:type="dxa"/>
+              <w:bottom w:w="50" w:type="dxa"/>
               <w:left w:w="80" w:type="dxa"/>
               <w:right w:w="80" w:type="dxa"/>
             </w:tcMar>
@@ -2416,20 +3383,20 @@
               <w:rPr>
                 <w:rFonts w:ascii="Arial" w:hAnsi="Arial"/>
                 <w:b/>
-                <w:sz w:val="18"/>
+                <w:sz w:val="17"/>
               </w:rPr>
-              <w:t>c. Does the direction of velocity change?</w:t>
+              <w:t>c. Does velocity direction change?</w:t>
               <w:br/>
-              <w:t>[   ] Yes   [   ] No</w:t>
+              <w:t>[   ] Yes (changes + to -)    [   ] No</w:t>
             </w:r>
           </w:p>
         </w:tc>
         <w:tc>
           <w:tcPr>
-            <w:tcW w:type="dxa" w:w="5400"/>
+            <w:tcW w:type="dxa" w:w="5472"/>
             <w:tcMar>
-              <w:top w:w="60" w:type="dxa"/>
-              <w:bottom w:w="60" w:type="dxa"/>
+              <w:top w:w="50" w:type="dxa"/>
+              <w:bottom w:w="50" w:type="dxa"/>
               <w:left w:w="80" w:type="dxa"/>
               <w:right w:w="80" w:type="dxa"/>
             </w:tcMar>
@@ -2442,11 +3409,11 @@
               <w:rPr>
                 <w:rFonts w:ascii="Arial" w:hAnsi="Arial"/>
                 <w:b/>
-                <w:sz w:val="18"/>
+                <w:sz w:val="17"/>
               </w:rPr>
-              <w:t>d. Does the direction of acceleration change?</w:t>
+              <w:t>d. Does acceleration direction change?</w:t>
               <w:br/>
-              <w:t>[   ] Yes   [   ] No</w:t>
+              <w:t>[   ] Yes (reverses)    [   ] No (constant -)</w:t>
             </w:r>
           </w:p>
         </w:tc>
@@ -2473,18 +3440,197 @@
         </w:tblBorders>
       </w:tblPr>
       <w:tblGrid>
-        <w:gridCol w:w="3168"/>
-        <w:gridCol w:w="3168"/>
+        <w:gridCol w:w="3312"/>
+        <w:gridCol w:w="3312"/>
         <w:gridCol w:w="3744"/>
       </w:tblGrid>
       <w:tr>
         <w:tc>
           <w:tcPr>
-            <w:tcW w:type="dxa" w:w="3600"/>
+            <w:tcW w:type="dxa" w:w="3648"/>
             <w:shd w:val="clear" w:color="auto" w:fill="E6F4F8"/>
             <w:tcMar>
-              <w:top w:w="60" w:type="dxa"/>
-              <w:bottom w:w="60" w:type="dxa"/>
+              <w:top w:w="40" w:type="dxa"/>
+              <w:bottom w:w="40" w:type="dxa"/>
+              <w:left w:w="50" w:type="dxa"/>
+              <w:right w:w="50" w:type="dxa"/>
+            </w:tcMar>
+          </w:tcPr>
+          <w:p>
+            <w:pPr>
+              <w:spacing w:after="0"/>
+            </w:pPr>
+            <w:r>
+              <w:rPr>
+                <w:rFonts w:ascii="Arial" w:hAnsi="Arial"/>
+                <w:b/>
+                <w:color w:val="0F7E9B"/>
+                <w:sz w:val="16"/>
+              </w:rPr>
+              <w:t>e. Predict Graphs (Sketch)</w:t>
+            </w:r>
+          </w:p>
+        </w:tc>
+        <w:tc>
+          <w:tcPr>
+            <w:tcW w:type="dxa" w:w="3648"/>
+            <w:shd w:val="clear" w:color="auto" w:fill="E6F4F8"/>
+            <w:tcMar>
+              <w:top w:w="40" w:type="dxa"/>
+              <w:bottom w:w="40" w:type="dxa"/>
+              <w:left w:w="50" w:type="dxa"/>
+              <w:right w:w="50" w:type="dxa"/>
+            </w:tcMar>
+          </w:tcPr>
+          <w:p>
+            <w:pPr>
+              <w:spacing w:after="0"/>
+            </w:pPr>
+            <w:r>
+              <w:rPr>
+                <w:rFonts w:ascii="Arial" w:hAnsi="Arial"/>
+                <w:b/>
+                <w:color w:val="0F7E9B"/>
+                <w:sz w:val="16"/>
+              </w:rPr>
+              <w:t>f. Record Detector Graphs</w:t>
+            </w:r>
+          </w:p>
+        </w:tc>
+        <w:tc>
+          <w:tcPr>
+            <w:tcW w:type="dxa" w:w="3648"/>
+            <w:shd w:val="clear" w:color="auto" w:fill="E6F4F8"/>
+            <w:tcMar>
+              <w:top w:w="40" w:type="dxa"/>
+              <w:bottom w:w="40" w:type="dxa"/>
+              <w:left w:w="50" w:type="dxa"/>
+              <w:right w:w="50" w:type="dxa"/>
+            </w:tcMar>
+          </w:tcPr>
+          <w:p>
+            <w:pPr>
+              <w:spacing w:after="0"/>
+            </w:pPr>
+            <w:r>
+              <w:rPr>
+                <w:rFonts w:ascii="Arial" w:hAnsi="Arial"/>
+                <w:b/>
+                <w:color w:val="0F7E9B"/>
+                <w:sz w:val="16"/>
+              </w:rPr>
+              <w:t>g &amp; h. Slope Interpretation</w:t>
+            </w:r>
+          </w:p>
+        </w:tc>
+      </w:tr>
+      <w:tr>
+        <w:tc>
+          <w:tcPr>
+            <w:tcW w:type="dxa" w:w="3648"/>
+            <w:tcMar>
+              <w:top w:w="20" w:type="dxa"/>
+              <w:bottom w:w="20" w:type="dxa"/>
+              <w:left w:w="20" w:type="dxa"/>
+              <w:right w:w="20" w:type="dxa"/>
+            </w:tcMar>
+          </w:tcPr>
+          <w:p>
+            <w:pPr>
+              <w:jc w:val="center"/>
+            </w:pPr>
+            <w:r>
+              <w:drawing>
+                <wp:inline xmlns:a="http://schemas.openxmlformats.org/drawingml/2006/main" xmlns:pic="http://schemas.openxmlformats.org/drawingml/2006/picture">
+                  <wp:extent cx="1920240" cy="1210586"/>
+                  <wp:docPr id="35" name="Picture 35"/>
+                  <wp:cNvGraphicFramePr>
+                    <a:graphicFrameLocks noChangeAspect="1"/>
+                  </wp:cNvGraphicFramePr>
+                  <a:graphic>
+                    <a:graphicData uri="http://schemas.openxmlformats.org/drawingml/2006/picture">
+                      <pic:pic>
+                        <pic:nvPicPr>
+                          <pic:cNvPr id="0" name="grid_xt.png"/>
+                          <pic:cNvPicPr/>
+                        </pic:nvPicPr>
+                        <pic:blipFill>
+                          <a:blip r:embed="rId11"/>
+                          <a:stretch>
+                            <a:fillRect/>
+                          </a:stretch>
+                        </pic:blipFill>
+                        <pic:spPr>
+                          <a:xfrm>
+                            <a:off x="0" y="0"/>
+                            <a:ext cx="1920240" cy="1210586"/>
+                          </a:xfrm>
+                          <a:prstGeom prst="rect"/>
+                        </pic:spPr>
+                      </pic:pic>
+                    </a:graphicData>
+                  </a:graphic>
+                </wp:inline>
+              </w:drawing>
+            </w:r>
+          </w:p>
+        </w:tc>
+        <w:tc>
+          <w:tcPr>
+            <w:tcW w:type="dxa" w:w="3648"/>
+            <w:tcMar>
+              <w:top w:w="20" w:type="dxa"/>
+              <w:bottom w:w="20" w:type="dxa"/>
+              <w:left w:w="20" w:type="dxa"/>
+              <w:right w:w="20" w:type="dxa"/>
+            </w:tcMar>
+          </w:tcPr>
+          <w:p>
+            <w:pPr>
+              <w:jc w:val="center"/>
+            </w:pPr>
+            <w:r>
+              <w:drawing>
+                <wp:inline xmlns:a="http://schemas.openxmlformats.org/drawingml/2006/main" xmlns:pic="http://schemas.openxmlformats.org/drawingml/2006/picture">
+                  <wp:extent cx="1920240" cy="1210586"/>
+                  <wp:docPr id="36" name="Picture 36"/>
+                  <wp:cNvGraphicFramePr>
+                    <a:graphicFrameLocks noChangeAspect="1"/>
+                  </wp:cNvGraphicFramePr>
+                  <a:graphic>
+                    <a:graphicData uri="http://schemas.openxmlformats.org/drawingml/2006/picture">
+                      <pic:pic>
+                        <pic:nvPicPr>
+                          <pic:cNvPr id="0" name="grid_xt.png"/>
+                          <pic:cNvPicPr/>
+                        </pic:nvPicPr>
+                        <pic:blipFill>
+                          <a:blip r:embed="rId11"/>
+                          <a:stretch>
+                            <a:fillRect/>
+                          </a:stretch>
+                        </pic:blipFill>
+                        <pic:spPr>
+                          <a:xfrm>
+                            <a:off x="0" y="0"/>
+                            <a:ext cx="1920240" cy="1210586"/>
+                          </a:xfrm>
+                          <a:prstGeom prst="rect"/>
+                        </pic:spPr>
+                      </pic:pic>
+                    </a:graphicData>
+                  </a:graphic>
+                </wp:inline>
+              </w:drawing>
+            </w:r>
+          </w:p>
+        </w:tc>
+        <w:tc>
+          <w:tcPr>
+            <w:tcW w:type="dxa" w:w="3648"/>
+            <w:tcMar>
+              <w:top w:w="40" w:type="dxa"/>
+              <w:bottom w:w="40" w:type="dxa"/>
               <w:left w:w="60" w:type="dxa"/>
               <w:right w:w="60" w:type="dxa"/>
             </w:tcMar>
@@ -2496,21 +3642,126 @@
             <w:r>
               <w:rPr>
                 <w:rFonts w:ascii="Arial" w:hAnsi="Arial"/>
-                <w:b/>
-                <w:color w:val="0F7E9B"/>
-                <w:sz w:val="17"/>
+                <w:sz w:val="15"/>
               </w:rPr>
-              <w:t>e. Predict Graphs</w:t>
+              <w:t>g. The slope of position-time is:</w:t>
+              <w:br/>
+              <w:t>[  ] constant  [  ] increasing  [  ] decreasing</w:t>
+              <w:br/>
+              <w:t>and [  ] positive  [  ] negative</w:t>
+              <w:br/>
+              <w:t>and represents: __________________</w:t>
+            </w:r>
+          </w:p>
+        </w:tc>
+      </w:tr>
+      <w:tr>
+        <w:tc>
+          <w:tcPr>
+            <w:tcW w:type="dxa" w:w="3648"/>
+            <w:tcMar>
+              <w:top w:w="20" w:type="dxa"/>
+              <w:bottom w:w="20" w:type="dxa"/>
+              <w:left w:w="20" w:type="dxa"/>
+              <w:right w:w="20" w:type="dxa"/>
+            </w:tcMar>
+          </w:tcPr>
+          <w:p>
+            <w:pPr>
+              <w:jc w:val="center"/>
+            </w:pPr>
+            <w:r>
+              <w:drawing>
+                <wp:inline xmlns:a="http://schemas.openxmlformats.org/drawingml/2006/main" xmlns:pic="http://schemas.openxmlformats.org/drawingml/2006/picture">
+                  <wp:extent cx="1920240" cy="1210586"/>
+                  <wp:docPr id="37" name="Picture 37"/>
+                  <wp:cNvGraphicFramePr>
+                    <a:graphicFrameLocks noChangeAspect="1"/>
+                  </wp:cNvGraphicFramePr>
+                  <a:graphic>
+                    <a:graphicData uri="http://schemas.openxmlformats.org/drawingml/2006/picture">
+                      <pic:pic>
+                        <pic:nvPicPr>
+                          <pic:cNvPr id="0" name="grid_vt.png"/>
+                          <pic:cNvPicPr/>
+                        </pic:nvPicPr>
+                        <pic:blipFill>
+                          <a:blip r:embed="rId12"/>
+                          <a:stretch>
+                            <a:fillRect/>
+                          </a:stretch>
+                        </pic:blipFill>
+                        <pic:spPr>
+                          <a:xfrm>
+                            <a:off x="0" y="0"/>
+                            <a:ext cx="1920240" cy="1210586"/>
+                          </a:xfrm>
+                          <a:prstGeom prst="rect"/>
+                        </pic:spPr>
+                      </pic:pic>
+                    </a:graphicData>
+                  </a:graphic>
+                </wp:inline>
+              </w:drawing>
             </w:r>
           </w:p>
         </w:tc>
         <w:tc>
           <w:tcPr>
-            <w:tcW w:type="dxa" w:w="3600"/>
-            <w:shd w:val="clear" w:color="auto" w:fill="E6F4F8"/>
+            <w:tcW w:type="dxa" w:w="3648"/>
             <w:tcMar>
-              <w:top w:w="60" w:type="dxa"/>
-              <w:bottom w:w="60" w:type="dxa"/>
+              <w:top w:w="20" w:type="dxa"/>
+              <w:bottom w:w="20" w:type="dxa"/>
+              <w:left w:w="20" w:type="dxa"/>
+              <w:right w:w="20" w:type="dxa"/>
+            </w:tcMar>
+          </w:tcPr>
+          <w:p>
+            <w:pPr>
+              <w:jc w:val="center"/>
+            </w:pPr>
+            <w:r>
+              <w:drawing>
+                <wp:inline xmlns:a="http://schemas.openxmlformats.org/drawingml/2006/main" xmlns:pic="http://schemas.openxmlformats.org/drawingml/2006/picture">
+                  <wp:extent cx="1920240" cy="1210586"/>
+                  <wp:docPr id="38" name="Picture 38"/>
+                  <wp:cNvGraphicFramePr>
+                    <a:graphicFrameLocks noChangeAspect="1"/>
+                  </wp:cNvGraphicFramePr>
+                  <a:graphic>
+                    <a:graphicData uri="http://schemas.openxmlformats.org/drawingml/2006/picture">
+                      <pic:pic>
+                        <pic:nvPicPr>
+                          <pic:cNvPr id="0" name="grid_vt.png"/>
+                          <pic:cNvPicPr/>
+                        </pic:nvPicPr>
+                        <pic:blipFill>
+                          <a:blip r:embed="rId12"/>
+                          <a:stretch>
+                            <a:fillRect/>
+                          </a:stretch>
+                        </pic:blipFill>
+                        <pic:spPr>
+                          <a:xfrm>
+                            <a:off x="0" y="0"/>
+                            <a:ext cx="1920240" cy="1210586"/>
+                          </a:xfrm>
+                          <a:prstGeom prst="rect"/>
+                        </pic:spPr>
+                      </pic:pic>
+                    </a:graphicData>
+                  </a:graphic>
+                </wp:inline>
+              </w:drawing>
+            </w:r>
+          </w:p>
+        </w:tc>
+        <w:tc>
+          <w:tcPr>
+            <w:tcW w:type="dxa" w:w="3648"/>
+            <w:tcMar>
+              <w:top w:w="40" w:type="dxa"/>
+              <w:bottom w:w="40" w:type="dxa"/>
               <w:left w:w="60" w:type="dxa"/>
               <w:right w:w="60" w:type="dxa"/>
             </w:tcMar>
@@ -2522,21 +3773,126 @@
             <w:r>
               <w:rPr>
                 <w:rFonts w:ascii="Arial" w:hAnsi="Arial"/>
-                <w:b/>
-                <w:color w:val="0F7E9B"/>
-                <w:sz w:val="17"/>
+                <w:sz w:val="15"/>
               </w:rPr>
-              <w:t>f. Recorded Motion Detector</w:t>
+              <w:t>h. The slope of velocity-time is:</w:t>
+              <w:br/>
+              <w:t>[  ] constant  [  ] increasing  [  ] decreasing</w:t>
+              <w:br/>
+              <w:t>and [  ] positive  [  ] negative</w:t>
+              <w:br/>
+              <w:t>and represents: __________________</w:t>
+            </w:r>
+          </w:p>
+        </w:tc>
+      </w:tr>
+      <w:tr>
+        <w:tc>
+          <w:tcPr>
+            <w:tcW w:type="dxa" w:w="3648"/>
+            <w:tcMar>
+              <w:top w:w="20" w:type="dxa"/>
+              <w:bottom w:w="20" w:type="dxa"/>
+              <w:left w:w="20" w:type="dxa"/>
+              <w:right w:w="20" w:type="dxa"/>
+            </w:tcMar>
+          </w:tcPr>
+          <w:p>
+            <w:pPr>
+              <w:jc w:val="center"/>
+            </w:pPr>
+            <w:r>
+              <w:drawing>
+                <wp:inline xmlns:a="http://schemas.openxmlformats.org/drawingml/2006/main" xmlns:pic="http://schemas.openxmlformats.org/drawingml/2006/picture">
+                  <wp:extent cx="1920240" cy="1210586"/>
+                  <wp:docPr id="39" name="Picture 39"/>
+                  <wp:cNvGraphicFramePr>
+                    <a:graphicFrameLocks noChangeAspect="1"/>
+                  </wp:cNvGraphicFramePr>
+                  <a:graphic>
+                    <a:graphicData uri="http://schemas.openxmlformats.org/drawingml/2006/picture">
+                      <pic:pic>
+                        <pic:nvPicPr>
+                          <pic:cNvPr id="0" name="grid_at.png"/>
+                          <pic:cNvPicPr/>
+                        </pic:nvPicPr>
+                        <pic:blipFill>
+                          <a:blip r:embed="rId13"/>
+                          <a:stretch>
+                            <a:fillRect/>
+                          </a:stretch>
+                        </pic:blipFill>
+                        <pic:spPr>
+                          <a:xfrm>
+                            <a:off x="0" y="0"/>
+                            <a:ext cx="1920240" cy="1210586"/>
+                          </a:xfrm>
+                          <a:prstGeom prst="rect"/>
+                        </pic:spPr>
+                      </pic:pic>
+                    </a:graphicData>
+                  </a:graphic>
+                </wp:inline>
+              </w:drawing>
             </w:r>
           </w:p>
         </w:tc>
         <w:tc>
           <w:tcPr>
-            <w:tcW w:type="dxa" w:w="3600"/>
-            <w:shd w:val="clear" w:color="auto" w:fill="E6F4F8"/>
+            <w:tcW w:type="dxa" w:w="3648"/>
             <w:tcMar>
-              <w:top w:w="60" w:type="dxa"/>
-              <w:bottom w:w="60" w:type="dxa"/>
+              <w:top w:w="20" w:type="dxa"/>
+              <w:bottom w:w="20" w:type="dxa"/>
+              <w:left w:w="20" w:type="dxa"/>
+              <w:right w:w="20" w:type="dxa"/>
+            </w:tcMar>
+          </w:tcPr>
+          <w:p>
+            <w:pPr>
+              <w:jc w:val="center"/>
+            </w:pPr>
+            <w:r>
+              <w:drawing>
+                <wp:inline xmlns:a="http://schemas.openxmlformats.org/drawingml/2006/main" xmlns:pic="http://schemas.openxmlformats.org/drawingml/2006/picture">
+                  <wp:extent cx="1920240" cy="1210586"/>
+                  <wp:docPr id="40" name="Picture 40"/>
+                  <wp:cNvGraphicFramePr>
+                    <a:graphicFrameLocks noChangeAspect="1"/>
+                  </wp:cNvGraphicFramePr>
+                  <a:graphic>
+                    <a:graphicData uri="http://schemas.openxmlformats.org/drawingml/2006/picture">
+                      <pic:pic>
+                        <pic:nvPicPr>
+                          <pic:cNvPr id="0" name="grid_at.png"/>
+                          <pic:cNvPicPr/>
+                        </pic:nvPicPr>
+                        <pic:blipFill>
+                          <a:blip r:embed="rId13"/>
+                          <a:stretch>
+                            <a:fillRect/>
+                          </a:stretch>
+                        </pic:blipFill>
+                        <pic:spPr>
+                          <a:xfrm>
+                            <a:off x="0" y="0"/>
+                            <a:ext cx="1920240" cy="1210586"/>
+                          </a:xfrm>
+                          <a:prstGeom prst="rect"/>
+                        </pic:spPr>
+                      </pic:pic>
+                    </a:graphicData>
+                  </a:graphic>
+                </wp:inline>
+              </w:drawing>
+            </w:r>
+          </w:p>
+        </w:tc>
+        <w:tc>
+          <w:tcPr>
+            <w:tcW w:type="dxa" w:w="3648"/>
+            <w:tcMar>
+              <w:top w:w="40" w:type="dxa"/>
+              <w:bottom w:w="40" w:type="dxa"/>
               <w:left w:w="60" w:type="dxa"/>
               <w:right w:w="60" w:type="dxa"/>
             </w:tcMar>
@@ -2548,246 +3904,15 @@
             <w:r>
               <w:rPr>
                 <w:rFonts w:ascii="Arial" w:hAnsi="Arial"/>
-                <w:b/>
-                <w:color w:val="0F7E9B"/>
-                <w:sz w:val="17"/>
-              </w:rPr>
-              <w:t>Slope Analysis</w:t>
-            </w:r>
-          </w:p>
-        </w:tc>
-      </w:tr>
-      <w:tr>
-        <w:tc>
-          <w:tcPr>
-            <w:tcW w:type="dxa" w:w="3600"/>
-            <w:tcMar>
-              <w:top w:w="40" w:type="dxa"/>
-              <w:bottom w:w="40" w:type="dxa"/>
-              <w:left w:w="40" w:type="dxa"/>
-              <w:right w:w="40" w:type="dxa"/>
-            </w:tcMar>
-          </w:tcPr>
-          <w:p>
-            <w:r>
-              <w:rPr>
                 <w:sz w:val="15"/>
               </w:rPr>
-              <w:t>Position (x vs t)</w:t>
+              <w:t>Acceleration is uniform:</w:t>
               <w:br/>
+              <w:t>• Magnitude: a = g·sin(θ)</w:t>
               <w:br/>
-              <w:t xml:space="preserve">+ | </w:t>
+              <w:t>• Sign: [  ] Positive  [  ] Negative</w:t>
               <w:br/>
-              <w:t xml:space="preserve">  | </w:t>
-              <w:br/>
-              <w:t>0 └─── t</w:t>
-            </w:r>
-          </w:p>
-        </w:tc>
-        <w:tc>
-          <w:tcPr>
-            <w:tcW w:type="dxa" w:w="3600"/>
-            <w:tcMar>
-              <w:top w:w="40" w:type="dxa"/>
-              <w:bottom w:w="40" w:type="dxa"/>
-              <w:left w:w="40" w:type="dxa"/>
-              <w:right w:w="40" w:type="dxa"/>
-            </w:tcMar>
-          </w:tcPr>
-          <w:p>
-            <w:r>
-              <w:rPr>
-                <w:sz w:val="15"/>
-              </w:rPr>
-              <w:t>Position (x vs t)</w:t>
-              <w:br/>
-              <w:br/>
-              <w:t xml:space="preserve">+ | </w:t>
-              <w:br/>
-              <w:t xml:space="preserve">  | </w:t>
-              <w:br/>
-              <w:t>0 └─── t</w:t>
-            </w:r>
-          </w:p>
-        </w:tc>
-        <w:tc>
-          <w:tcPr>
-            <w:tcW w:type="dxa" w:w="3600"/>
-            <w:tcMar>
-              <w:top w:w="40" w:type="dxa"/>
-              <w:bottom w:w="40" w:type="dxa"/>
-              <w:left w:w="40" w:type="dxa"/>
-              <w:right w:w="40" w:type="dxa"/>
-            </w:tcMar>
-          </w:tcPr>
-          <w:p>
-            <w:r>
-              <w:rPr>
-                <w:sz w:val="16"/>
-              </w:rPr>
-              <w:t>g. The slope of position-time is:</w:t>
-              <w:br/>
-              <w:t>( constant / increasing / decreasing )</w:t>
-              <w:br/>
-              <w:t>and ( positive / negative )</w:t>
-              <w:br/>
-              <w:t>and represents ___________________.</w:t>
-            </w:r>
-          </w:p>
-        </w:tc>
-      </w:tr>
-      <w:tr>
-        <w:tc>
-          <w:tcPr>
-            <w:tcW w:type="dxa" w:w="3600"/>
-            <w:tcMar>
-              <w:top w:w="40" w:type="dxa"/>
-              <w:bottom w:w="40" w:type="dxa"/>
-              <w:left w:w="40" w:type="dxa"/>
-              <w:right w:w="40" w:type="dxa"/>
-            </w:tcMar>
-          </w:tcPr>
-          <w:p>
-            <w:r>
-              <w:rPr>
-                <w:sz w:val="15"/>
-              </w:rPr>
-              <w:t>Velocity (v vs t)</w:t>
-              <w:br/>
-              <w:br/>
-              <w:t xml:space="preserve">+ | </w:t>
-              <w:br/>
-              <w:t>0 ┼─── t</w:t>
-              <w:br/>
-              <w:t>- |</w:t>
-            </w:r>
-          </w:p>
-        </w:tc>
-        <w:tc>
-          <w:tcPr>
-            <w:tcW w:type="dxa" w:w="3600"/>
-            <w:tcMar>
-              <w:top w:w="40" w:type="dxa"/>
-              <w:bottom w:w="40" w:type="dxa"/>
-              <w:left w:w="40" w:type="dxa"/>
-              <w:right w:w="40" w:type="dxa"/>
-            </w:tcMar>
-          </w:tcPr>
-          <w:p>
-            <w:r>
-              <w:rPr>
-                <w:sz w:val="15"/>
-              </w:rPr>
-              <w:t>Velocity (v vs t)</w:t>
-              <w:br/>
-              <w:br/>
-              <w:t xml:space="preserve">+ | </w:t>
-              <w:br/>
-              <w:t>0 ┼─── t</w:t>
-              <w:br/>
-              <w:t>- |</w:t>
-            </w:r>
-          </w:p>
-        </w:tc>
-        <w:tc>
-          <w:tcPr>
-            <w:tcW w:type="dxa" w:w="3600"/>
-            <w:tcMar>
-              <w:top w:w="40" w:type="dxa"/>
-              <w:bottom w:w="40" w:type="dxa"/>
-              <w:left w:w="40" w:type="dxa"/>
-              <w:right w:w="40" w:type="dxa"/>
-            </w:tcMar>
-          </w:tcPr>
-          <w:p>
-            <w:r>
-              <w:rPr>
-                <w:sz w:val="16"/>
-              </w:rPr>
-              <w:t>h. The slope of velocity-time is:</w:t>
-              <w:br/>
-              <w:t>( constant / increasing / decreasing )</w:t>
-              <w:br/>
-              <w:t>and ( positive / negative )</w:t>
-              <w:br/>
-              <w:t>and represents ___________________.</w:t>
-            </w:r>
-          </w:p>
-        </w:tc>
-      </w:tr>
-      <w:tr>
-        <w:tc>
-          <w:tcPr>
-            <w:tcW w:type="dxa" w:w="3600"/>
-            <w:tcMar>
-              <w:top w:w="40" w:type="dxa"/>
-              <w:bottom w:w="40" w:type="dxa"/>
-              <w:left w:w="40" w:type="dxa"/>
-              <w:right w:w="40" w:type="dxa"/>
-            </w:tcMar>
-          </w:tcPr>
-          <w:p>
-            <w:r>
-              <w:rPr>
-                <w:sz w:val="15"/>
-              </w:rPr>
-              <w:t>Acceleration (a vs t)</w:t>
-              <w:br/>
-              <w:br/>
-              <w:t xml:space="preserve">+ | </w:t>
-              <w:br/>
-              <w:t>0 ┼─── t</w:t>
-              <w:br/>
-              <w:t>- |</w:t>
-            </w:r>
-          </w:p>
-        </w:tc>
-        <w:tc>
-          <w:tcPr>
-            <w:tcW w:type="dxa" w:w="3600"/>
-            <w:tcMar>
-              <w:top w:w="40" w:type="dxa"/>
-              <w:bottom w:w="40" w:type="dxa"/>
-              <w:left w:w="40" w:type="dxa"/>
-              <w:right w:w="40" w:type="dxa"/>
-            </w:tcMar>
-          </w:tcPr>
-          <w:p>
-            <w:r>
-              <w:rPr>
-                <w:sz w:val="15"/>
-              </w:rPr>
-              <w:t>Acceleration (a vs t)</w:t>
-              <w:br/>
-              <w:br/>
-              <w:t xml:space="preserve">+ | </w:t>
-              <w:br/>
-              <w:t>0 ┼─── t</w:t>
-              <w:br/>
-              <w:t>- |</w:t>
-            </w:r>
-          </w:p>
-        </w:tc>
-        <w:tc>
-          <w:tcPr>
-            <w:tcW w:type="dxa" w:w="3600"/>
-            <w:tcMar>
-              <w:top w:w="40" w:type="dxa"/>
-              <w:bottom w:w="40" w:type="dxa"/>
-              <w:left w:w="40" w:type="dxa"/>
-              <w:right w:w="40" w:type="dxa"/>
-            </w:tcMar>
-          </w:tcPr>
-          <w:p>
-            <w:r>
-              <w:rPr>
-                <w:sz w:val="16"/>
-              </w:rPr>
-              <w:t>Acceleration is constant:</w:t>
-              <w:br/>
-              <w:t>a = g·sin(θ)</w:t>
-              <w:br/>
-              <w:t>Direction: [  ] Positive  [  ] Negative</w:t>
+              <w:t>• Direction: Always points down ramp.</w:t>
             </w:r>
           </w:p>
         </w:tc>
@@ -2795,7 +3920,7 @@
     </w:tbl>
     <w:sectPr>
       <w:pgSz w:w="12240" w:h="15840"/>
-      <w:pgMar w:top="720" w:right="720" w:bottom="720" w:left="720" w:header="720" w:footer="720" w:gutter="0"/>
+      <w:pgMar w:top="576" w:right="648" w:bottom="576" w:left="648" w:header="720" w:footer="720" w:gutter="0"/>
       <w:cols w:space="720"/>
       <w:docGrid w:linePitch="360"/>
     </w:sectPr>
